--- a/2026年度教育网络安全专项研究课题/校园安全智能体快慢路径风险门控研究（申请书）.docx
+++ b/2026年度教育网络安全专项研究课题/校园安全智能体快慢路径风险门控研究（申请书）.docx
@@ -5718,7 +5718,7 @@
                 <w:sz w:val="28"/>
                 <w:szCs w:val="28"/>
               </w:rPr>
-              <w:t>大语言模型正被用于安全告警研判、证据检索和响应建议。国内研究已梳理提示注入的攻击方式和防御方法</w:t>
+              <w:t>大语言模型正被用于安全告警研判、证据检索和响应建议。国内研究梳理了提示注入攻防方法</w:t>
             </w:r>
             <w:r>
               <w:rPr>
@@ -5733,7 +5733,7 @@
                 <w:sz w:val="28"/>
                 <w:szCs w:val="28"/>
               </w:rPr>
-              <w:t>，并总结大模型在威胁情报、威胁检测和威胁响应中的应用及可靠性、隐私和资源成本问题</w:t>
+              <w:t>及大模型在网络威胁分析中的应用、可靠性和资源成本问题</w:t>
             </w:r>
             <w:r>
               <w:rPr>
@@ -5748,7 +5748,7 @@
                 <w:sz w:val="28"/>
                 <w:szCs w:val="28"/>
               </w:rPr>
-              <w:t>。AgentDojo分别评价智能体的正常任务完成能力和受攻击时的安全性，说明仅考察问答准确率不足以反映工具调用风险</w:t>
+              <w:t>。AgentDojo分别评价正常任务能力和受攻击时的安全性</w:t>
             </w:r>
             <w:r>
               <w:rPr>
@@ -5763,7 +5763,7 @@
                 <w:sz w:val="28"/>
                 <w:szCs w:val="28"/>
               </w:rPr>
-              <w:t>。IRCopilot等工作进一步研究了大模型在事件调查和响应中的作用</w:t>
+              <w:t>；IRCopilot研究模型辅助事件调查与响应</w:t>
             </w:r>
             <w:r>
               <w:rPr>
@@ -5778,7 +5778,7 @@
                 <w:sz w:val="28"/>
                 <w:szCs w:val="28"/>
               </w:rPr>
-              <w:t>；NIST SP 800-61 Rev.3则将事件响应纳入持续的网络安全风险管理</w:t>
+              <w:t>；NIST将事件响应纳入持续风险管理</w:t>
             </w:r>
             <w:r>
               <w:rPr>
@@ -5793,7 +5793,7 @@
                 <w:sz w:val="28"/>
                 <w:szCs w:val="28"/>
               </w:rPr>
-              <w:t>。</w:t>
+              <w:t>。这些工作为安全运营智能研判与响应提供了基础。</w:t>
             </w:r>
           </w:p>
           <w:p>
@@ -5809,7 +5809,7 @@
                 <w:sz w:val="28"/>
                 <w:szCs w:val="28"/>
               </w:rPr>
-              <w:t>AI驱动攻击正在向低成本、自动化、隐蔽化和规模化发展。校园安全运营智能体依赖端点日志、网络告警和外部情报，但其中的URL、User-Agent、DNS、文件名和进程参数等字段可能受攻击者控制。攻击者可在日志中嵌入指令，诱导模型忽略攻击证据或产生不当响应，还可使用生成式AI改写并优化注入内容</w:t>
+              <w:t>校园安全运营面临算力、模型调用和人工复核资源有限的问题，全部事件重复验证成本较高，仅作快速研判又可能遗漏复杂或高后果风险。端网遥测中的URL、文件名和进程参数等内容还可能被攻击者操纵。日志提示注入研究揭示了污染记录干扰模型分析的风险</w:t>
             </w:r>
             <w:r>
               <w:rPr>
@@ -5824,7 +5824,7 @@
                 <w:sz w:val="28"/>
                 <w:szCs w:val="28"/>
               </w:rPr>
-              <w:t>。现有研究已提出检索重排、任务一致性检查、控制与数据流隔离和运行时反事实验证等方法</w:t>
+              <w:t>；检索重排、任务一致性、控制与数据流隔离及运行时反事实验证已有探索</w:t>
             </w:r>
             <w:r>
               <w:rPr>
@@ -5839,7 +5839,7 @@
                 <w:sz w:val="28"/>
                 <w:szCs w:val="28"/>
               </w:rPr>
-              <w:t>，但多数在邮件、网页或文件场景中验证，对端网遥测受污染后如何影响校园安全研判与响应，以及如何在资源有限条件下选择快慢路径，仍缺少针对性实验。</w:t>
+              <w:t>。本课题在这些方法基础上，研究如何根据任务授权与资产后果选择额外验证范围。</w:t>
             </w:r>
           </w:p>
           <w:p>
@@ -5855,7 +5855,7 @@
                 <w:sz w:val="28"/>
                 <w:szCs w:val="28"/>
               </w:rPr>
-              <w:t>本课题对应指南方向三参考课题2，以隔离环境自产端网遥测和离线事件包为基础，研究校园安全智能体的快慢路径风险门控。授权感知用于判断不可信内容是否试图推动超出任务、剧本和角色权限的动作；高风险事件才进入慢路径复核。研究同时评价对抗效果、正常任务效果和资源投入，并形成适合高校有限算力和人员条件的使用建议。</w:t>
+              <w:t>本课题紧扣指南方向三参考课题2“资源受限条件下安全运营快慢双路径智能研判与响应机制研究”，以校园端网事件为对象，检验在相同执行安全约束下，授权与资产后果驱动的门控能否以更少的慢路径调用，获得接近全量验证的安全性和任务效果。日志提示注入作为代表性对抗条件，研究结果用于提出验证资源配置与受控响应建议。</w:t>
             </w:r>
           </w:p>
           <w:p>
@@ -5891,7 +5891,23 @@
                 <w:sz w:val="28"/>
                 <w:szCs w:val="28"/>
               </w:rPr>
-              <w:t>第一，构建小规模端网事件与威胁模型。围绕异常登录、可疑进程与外联、DNS异常、Web攻击或误报排查设计4个事件模板，通过授权条件或资产等级形成8个核心任务实例，即4组配对任务。每个任务分别设置无注入和攻击版本，其中至少1个案例在隔离环境中产生相互对应的端点与网络记录。日志提示注入作为AI驱动的遥测污染和决策操纵场景，核心攻击包括直接注入和与事件语义匹配的伪装注入</w:t>
+              <w:t>第一，构建校园端网事件与响应任务。围绕异常登录、可疑进程与外联、DNS异常、Web攻击或误报排查设置4个事件模板、8个核心任务实例，即4组配对任务。配对保持证据基本一致，每次只改变授权条件或资产等级，覆盖两类变化。至少1个案例使用隔离环境自产、相互对应的端点与网络记录。任务包含正常版本及直接注入、场景化伪装注入测试；人工编写攻击不等同于已验证AI自动攻击能力。</w:t>
+            </w:r>
+          </w:p>
+          <w:p>
+            <w:pPr>
+              <w:ind w:firstLineChars="200" w:firstLine="560"/>
+              <w:rPr>
+                <w:sz w:val="28"/>
+                <w:szCs w:val="28"/>
+              </w:rPr>
+            </w:pPr>
+            <w:r>
+              <w:rPr>
+                <w:sz w:val="28"/>
+                <w:szCs w:val="28"/>
+              </w:rPr>
+              <w:t>第二，建立固定的快慢双路径研判与响应流程。快路径以一次常规研判形成事件结论、证据引用和候选动作；慢路径复用已有净化重推理思路</w:t>
             </w:r>
             <w:r>
               <w:rPr>
@@ -5899,14 +5915,29 @@
                 <w:szCs w:val="28"/>
                 <w:vertAlign w:val="superscript"/>
               </w:rPr>
-              <w:t>[4]</w:t>
-            </w:r>
-            <w:r>
-              <w:rPr>
-                <w:sz w:val="28"/>
-                <w:szCs w:val="28"/>
-              </w:rPr>
-              <w:t>。</w:t>
+              <w:t>[8]</w:t>
+            </w:r>
+            <w:r>
+              <w:rPr>
+                <w:sz w:val="28"/>
+                <w:szCs w:val="28"/>
+              </w:rPr>
+              <w:t>，补充独立端网证据核验和响应剧本检查，修正结论及候选动作。各组采用相同的内容预处理和最终执行检查，统一校验动作、对象、参数、授权前置条件及证据要求。遥测只能提供待核验证据，不能授予权限</w:t>
+            </w:r>
+            <w:r>
+              <w:rPr>
+                <w:sz w:val="28"/>
+                <w:szCs w:val="28"/>
+                <w:vertAlign w:val="superscript"/>
+              </w:rPr>
+              <w:t>[6-7]</w:t>
+            </w:r>
+            <w:r>
+              <w:rPr>
+                <w:sz w:val="28"/>
+                <w:szCs w:val="28"/>
+              </w:rPr>
+              <w:t>。高影响动作只在沙箱模拟，条件不足时转人工复核。</w:t>
             </w:r>
           </w:p>
           <w:p>
@@ -5922,22 +5953,7 @@
                 <w:sz w:val="28"/>
                 <w:szCs w:val="28"/>
               </w:rPr>
-              <w:t>第二，研究授权感知快路径。用“动作—对象—参数—前置条件”描述可信授权，将分析任务、批准剧本、角色权限、资产等级和沙箱状态作为控制依据。端网遥测只能提供待核验的证据，不能自行满足授权前置条件或增加操作权限</w:t>
-            </w:r>
-            <w:r>
-              <w:rPr>
-                <w:sz w:val="28"/>
-                <w:szCs w:val="28"/>
-                <w:vertAlign w:val="superscript"/>
-              </w:rPr>
-              <w:t>[6-7]</w:t>
-            </w:r>
-            <w:r>
-              <w:rPr>
-                <w:sz w:val="28"/>
-                <w:szCs w:val="28"/>
-              </w:rPr>
-              <w:t>。快路径结合注入风险、授权差距和资产后果进行分级：低风险内容经基础校验后进入模型；中风险内容去除可疑指令并保留事实字段；高风险内容不让可疑指令进入主模型，并转入慢路径。</w:t>
+              <w:t>第三，研究资源受限条件下的路径门控。依据可信任务、批准剧本、角色权限和资产清单，计算候选动作的授权差距与误操作后果，结合注入风险决定是否追加慢路径。开发阶段在限定的慢路径触发比例和词元预算下选择阈值；预算不足且仍需核验时转人工复核，不降低执行约束。快路径与慢路径作为固定组件，研究重点是验证资源分配及其对研判和响应的影响。</w:t>
             </w:r>
           </w:p>
           <w:p>
@@ -5953,38 +5969,7 @@
                 <w:sz w:val="28"/>
                 <w:szCs w:val="28"/>
               </w:rPr>
-              <w:t>第三，研究高风险事件的慢路径验证。慢路径屏蔽可疑自由文本，保留校验和安全序列化后的事实重新推理，比较处理前后的研判或动作变化，并检查独立证据、响应剧本、动作权限和工具参数</w:t>
-            </w:r>
-            <w:r>
-              <w:rPr>
-                <w:sz w:val="28"/>
-                <w:szCs w:val="28"/>
-                <w:vertAlign w:val="superscript"/>
-              </w:rPr>
-              <w:t>[7-8]</w:t>
-            </w:r>
-            <w:r>
-              <w:rPr>
-                <w:sz w:val="28"/>
-                <w:szCs w:val="28"/>
-              </w:rPr>
-              <w:t>。封禁、隔离和停用账号等高影响操作只在沙箱中模拟；证据不足或授权不明确时输出人工复核建议。</w:t>
-            </w:r>
-          </w:p>
-          <w:p>
-            <w:pPr>
-              <w:ind w:firstLineChars="200" w:firstLine="560"/>
-              <w:rPr>
-                <w:sz w:val="28"/>
-                <w:szCs w:val="28"/>
-              </w:rPr>
-            </w:pPr>
-            <w:r>
-              <w:rPr>
-                <w:sz w:val="28"/>
-                <w:szCs w:val="28"/>
-              </w:rPr>
-              <w:t>第四，评价快慢路径的适用性和资源投入。固定快路径和慢路径实现，比较无慢路径、全量慢路径和仅高风险事件进入慢路径三种方案，分析风险门控在安全收益、任务效果、模型调用和响应时延之间的取舍，据此提出慢路径触发条件、最小权限配置和分阶段使用建议。</w:t>
+              <w:t>第四，评价门控效果与适用条件。比较无慢路径、全量慢路径和所提门控，并以相同调用预算下的简单门控及因素消融检验授权、资产后果的增益。综合安全性、合法任务完成、时延、词元和人工复核需求，分析不同资源条件下适宜的验证范围。</w:t>
             </w:r>
           </w:p>
           <w:p>
@@ -6020,22 +6005,7 @@
                 <w:sz w:val="28"/>
                 <w:szCs w:val="28"/>
               </w:rPr>
-              <w:t>一是把校园安全任务授权和资产后果用于快慢路径分流。现有任务一致性方法主要判断行为是否服务于用户任务</w:t>
-            </w:r>
-            <w:r>
-              <w:rPr>
-                <w:sz w:val="28"/>
-                <w:szCs w:val="28"/>
-                <w:vertAlign w:val="superscript"/>
-              </w:rPr>
-              <w:t>[6]</w:t>
-            </w:r>
-            <w:r>
-              <w:rPr>
-                <w:sz w:val="28"/>
-                <w:szCs w:val="28"/>
-              </w:rPr>
-              <w:t>。本课题进一步将拟执行行为与批准剧本、角色权限和授权前置条件逐项比较，并结合资产重要性和误操作后果确定风险等级，使同一证据在只读研判和受控响应任务中得到不同处理。</w:t>
+              <w:t>一是面向校园安全运营提出授权与资产后果驱动的选择性验证方法。将拟执行动作与任务授权的差距、目标资产的重要性及误操作后果用于快慢路径分流，研究有限验证资源应优先用于哪些研判与响应任务。通过配对任务和因素消融检验其相对仅按注入风险分流的增益。</w:t>
             </w:r>
           </w:p>
           <w:p>
@@ -6051,23 +6021,7 @@
                 <w:sz w:val="28"/>
                 <w:szCs w:val="28"/>
               </w:rPr>
-              <w:t>二是在抑制指令作用的同时保留安全证据。对可疑记录不作整条删除，而是校验、限长、转义并安全序列化时间、事件类型、来源、目标和威胁指标等字段，后续仍按不可信证据核验。实验同时检查控制文本是否进入模型和关键证据是否保留，避免以大量丢失日志换取表面安全。</w:t>
-            </w:r>
-          </w:p>
-          <w:p>
-            <w:pPr>
-              <w:ind w:firstLineChars="200" w:firstLine="560"/>
-              <w:rPr>
-                <w:sz w:val="28"/>
-                <w:szCs w:val="28"/>
-              </w:rPr>
-            </w:pPr>
-            <w:r>
-              <w:rPr>
-                <w:sz w:val="28"/>
-                <w:szCs w:val="28"/>
-              </w:rPr>
-              <w:t>三是用选择性慢路径评价资源受限条件下的防护效果。课题不对全部事件重复推理，而是依据快路径风险等级分配验证成本，通过统一实验比较三种路径方案，给出安全效果、正常任务效果和资源投入的量化结果，为高校选择部署范围和人工复核边界提供依据。</w:t>
+              <w:t>二是在统一执行安全约束下刻画快慢路径的安全、任务效果与资源权衡。预先规定相对全量验证可接受的性能差距，比较不同预算下的验证开销与结果，形成校园场景的适用条件和复核边界。净化重推理、证据保留和权限检查作为实现基础，不单独宣称为原创方法。</w:t>
             </w:r>
           </w:p>
           <w:p>
@@ -6103,7 +6057,7 @@
                 <w:sz w:val="28"/>
                 <w:szCs w:val="28"/>
               </w:rPr>
-              <w:t>实验由申请人独立完成。核心范围限定为4个事件模板、8个核心任务实例（4组配对任务）、1个主模型、1个受控端网案例和3—4个沙箱工具。每个任务包含无注入和攻击两个版本；配对任务保持证据基本一致，只改变可信授权或资产等级。实验不研究多智能体、全局攻击图、多阶段APT、生产环境自动处置和完整安全运营平台。</w:t>
+              <w:t>研究由申请人独立完成，限定1个主模型、1种快路径、1种慢路径、1个受控端网案例和3—4个沙箱工具。4个模板、8个任务用于核心验证；开发样本与冻结测试样本按事件家族分开，同一事件、配对版本及注入改写不跨集合。该规模用于初步验证，重复运行不替代事件多样性，论文结论限于实际测试范围。</w:t>
             </w:r>
           </w:p>
           <w:p>
@@ -6119,7 +6073,7 @@
                 <w:sz w:val="28"/>
                 <w:szCs w:val="28"/>
               </w:rPr>
-              <w:t>开发集只用于选择快路径方法和风险阈值，测试集确定后不再调参，同一事件及其改写样本不得跨集合。快路径先比较无防护、固定风险方法和授权感知方法，选择表现最好的轻量方案。最终使用同一个快路径和同一种慢路径比较无慢路径、全量慢路径和风险门控三组。直接注入和场景化伪装注入用于核心实验，大模型改写样本只作少量稳定性检查。</w:t>
+              <w:t>主要比较无慢路径、全量慢路径和所提门控；补充仅按注入风险、仅按资产后果及注入风险加授权差距的门控对照，并在相近慢路径调用比例下比较。所有方案使用同一模型、快慢路径、预处理、沙箱及最终权限和证据检查器。开发集确定阈值、预算和可接受差距后冻结，测试集不调参。</w:t>
             </w:r>
           </w:p>
           <w:p>
@@ -6135,7 +6089,7 @@
                 <w:sz w:val="28"/>
                 <w:szCs w:val="28"/>
               </w:rPr>
-              <w:t>主要条件重复5—10次，最终三组比较约需240—480个运行回合。根据任务结果和沙箱状态自动判定攻击成功率、越权动作率、高影响错误动作率、无注入任务成功率、攻击下合法任务成功率、关键证据召回率和控制文本进入上下文的比例；同时记录慢路径触发率、模型调用次数、词元用量和95%分位响应时延，并报告置信区间</w:t>
+              <w:t>按8个任务、无注入与一种攻击版本、3个主方案、重复5—10次计算，核心比较为240—480回合，测试按冻结集实际任务数核算；另一类攻击、消融和开发运行另计。统计攻击成功率、越权动作尝试率、实际越权执行率、高影响错误动作率、正常及攻击下合法任务成功率；记录证据召回、慢路径触发率、全部模型调用与词元、P50/P95时延和人工复核数量。报告相对全量验证的差值及置信区间，按事件家族汇总，不能以差异不显著证明效果接近</w:t>
             </w:r>
             <w:r>
               <w:rPr>
@@ -6186,7 +6140,7 @@
                 <w:sz w:val="28"/>
                 <w:szCs w:val="28"/>
               </w:rPr>
-              <w:t>立项后至2026年10月，完成文献梳理、威胁模型、信任边界和实验方案。2026年11月，完成首批2个事件模板、4个任务实例、授权标签和最小攻击链，开展快路径基线实验。2026年12月，总结阶段性结果并提交中期进展报告。</w:t>
+              <w:t>立项后至2026年10月，完成文献梳理、端网案例方案、授权与执行边界及评价设计。11月以2个模板、4个任务验证正常研判、注入影响和沙箱检查器，建立固定快路径。12月提交中期进展报告。</w:t>
             </w:r>
           </w:p>
           <w:p>
@@ -6202,7 +6156,7 @@
                 <w:sz w:val="28"/>
                 <w:szCs w:val="28"/>
               </w:rPr>
-              <w:t>2027年1—2月，完成4个事件模板和8个核心任务实例，确定轻量快路径；3月完成风险门控和慢路径；4月完成受控端网案例和三种方案的主要对比；5月完成重复实验、稳定性检查和统计分析；6月完成论文、研究报告、最佳实践案例、实验验证程序和测试说明；7月提交结项材料并参加评审答辩。若授权感知方法未优于简单基线，则保留该结果，并采用表现最好的轻量方法继续完成慢路径研究。</w:t>
+              <w:t>2027年1—2月完成4个模板、8个核心任务和一种慢路径，确认额外验证的收益；3月实现门控，确定预算、阈值及可接受差距；4月完成受控端网案例与主要对比；5月完成消融、重复实验和统计；6月完成论文、研究报告及最佳实践案例；7月提交结项材料并参加评审答辩。若慢路径无额外收益或门控未优于简单方法，如实报告适用限制，不以增建平台替代实验。</w:t>
             </w:r>
           </w:p>
           <w:p>
@@ -6238,7 +6192,7 @@
                 <w:sz w:val="28"/>
                 <w:szCs w:val="28"/>
               </w:rPr>
-              <w:t>1. 研究报告1份：《校园安全智能体快慢路径风险门控研究报告》；</w:t>
+              <w:t>1. 研究报告1份：《校园安全智能体快慢路径风险门控研究报告》，给出不同资源条件下的研判与响应配置建议；</w:t>
             </w:r>
           </w:p>
           <w:p>
@@ -6254,7 +6208,7 @@
                 <w:sz w:val="28"/>
                 <w:szCs w:val="28"/>
               </w:rPr>
-              <w:t>2. 公开发表或录用相关论文至少1篇；</w:t>
+              <w:t>2. 公开发表或录用相关论文至少1篇，以授权与资产后果驱动的选择性验证及资源权衡实验为主；</w:t>
             </w:r>
           </w:p>
           <w:p>
@@ -6270,7 +6224,7 @@
                 <w:sz w:val="28"/>
                 <w:szCs w:val="28"/>
               </w:rPr>
-              <w:t>3. 最佳实践案例1个，展示隔离环境中端网遥测、智能研判和受控响应过程；</w:t>
+              <w:t>3. 最佳实践案例1个，展示隔离环境端网遥测、快慢路径研判、受控响应与人工复核边界；</w:t>
             </w:r>
           </w:p>
           <w:p>
@@ -6286,7 +6240,7 @@
                 <w:sz w:val="28"/>
                 <w:szCs w:val="28"/>
               </w:rPr>
-              <w:t>4. 事件模板、注入样本、授权标签、实验验证程序和测试说明。实验验证程序仅支持离线事件导入、风险判断、慢路径验证、沙箱响应和结果统计，不建设独立软件产品。</w:t>
+              <w:t>4. 事件与攻击样本、授权标签、检查器、实验验证程序和测试说明，仅支持离线导入、路径选择、验证、沙箱响应及统计。</w:t>
             </w:r>
           </w:p>
           <w:p>
@@ -6502,7 +6456,7 @@
                 <w:sz w:val="28"/>
                 <w:szCs w:val="28"/>
               </w:rPr>
-              <w:t>申请前期已建立提示注入、检索增强生成安全、智能体工具调用、运行时防御和网络威胁分析专题文献库，并完成代表性研究梳理；已形成授权感知快路径先导研究和快慢路径风险门控母课题方案；已搭建AgentDojo复现实验环境，具备构建任务、攻击、防御和结果检查程序的基础。目前相关工作仍处于实验研究阶段，尚未接入校园网生产系统。</w:t>
+              <w:t>申请前期已建立提示注入、智能体安全和网络威胁分析专题文献库，完成代表性研究梳理，形成快慢路径风险门控方案，并搭建AgentDojo复现实验环境。已有事件格式和检查器设计可供复用，后续重点完成路径门控实验。目前尚未接入校园网生产系统。</w:t>
             </w:r>
           </w:p>
           <w:p>
@@ -6518,7 +6472,7 @@
                 <w:sz w:val="28"/>
                 <w:szCs w:val="28"/>
               </w:rPr>
-              <w:t>研究由申请人独立实施，采用离线事件包、自动化检查器和分阶段实验控制工作量。课题拟申请使用深圳大学信息中心现有安全设备和隔离环境，具体以单位审批和实际条件为准。研究优先使用公开数据、合成数据和隔离环境自产数据；如需使用校内数据，将履行审批、最小化采集、去标识化、访问控制和留痕审计要求。高影响操作只在沙箱中模拟，不连接生产控制接口。</w:t>
+              <w:t>研究由申请人独立实施，采用离线事件包和自动化检查器控制工作量。拟申请使用深圳大学信息中心现有安全设备及隔离环境，以单位审批为准。优先使用公开、合成及隔离环境自产数据；校内数据须审批，并落实最小化采集、去标识化、访问控制和审计。高影响响应仅在沙箱模拟，不连接生产控制接口，不建设完整安全运营平台。</w:t>
             </w:r>
           </w:p>
         </w:tc>
@@ -7804,6 +7758,7 @@
           <w:rFonts w:eastAsia="黑体"/>
           <w:sz w:val="30"/>
         </w:rPr>
+        <w:pageBreakBefore w:val="1"/>
       </w:pPr>
       <w:r>
         <w:rPr>

--- a/2026年度教育网络安全专项研究课题/校园安全智能体快慢路径风险门控研究（申请书）.docx
+++ b/2026年度教育网络安全专项研究课题/校园安全智能体快慢路径风险门控研究（申请书）.docx
@@ -444,7 +444,7 @@
                 <w:rFonts w:ascii="仿宋" w:hAnsi="仿宋" w:hint="eastAsia"/>
                 <w:bCs/>
               </w:rPr>
-              <w:t>校园安全智能体快慢路径风险门控研究</w:t>
+              <w:t>校园安全智能体快慢路径风险门</w:t>
             </w:r>
             <w:proofErr w:type="gramStart"/>
             <w:r>
@@ -452,6 +452,7 @@
                 <w:rFonts w:ascii="仿宋" w:hAnsi="仿宋" w:hint="eastAsia"/>
                 <w:bCs/>
               </w:rPr>
+              <w:t>控研究</w:t>
             </w:r>
             <w:proofErr w:type="gramEnd"/>
           </w:p>
@@ -1204,7 +1205,7 @@
                 <w:rFonts w:ascii="仿宋" w:hAnsi="仿宋" w:hint="eastAsia"/>
                 <w:bCs/>
               </w:rPr>
-              <w:t>校园安全智能体快慢路径风险门控研究</w:t>
+              <w:t>校园安全智能体快慢路径风险门</w:t>
             </w:r>
             <w:proofErr w:type="gramStart"/>
             <w:r>
@@ -1212,6 +1213,7 @@
                 <w:rFonts w:ascii="仿宋" w:hAnsi="仿宋" w:hint="eastAsia"/>
                 <w:bCs/>
               </w:rPr>
+              <w:t>控研究</w:t>
             </w:r>
             <w:proofErr w:type="gramEnd"/>
           </w:p>
@@ -1316,7 +1318,6 @@
                 <w:szCs w:val="28"/>
               </w:rPr>
             </w:pPr>
-            <w:proofErr w:type="gramStart"/>
             <w:r>
               <w:rPr>
                 <w:rFonts w:ascii="Times New Roman Regular" w:hAnsi="Times New Roman Regular" w:cs="Times New Roman Regular" w:hint="eastAsia"/>
@@ -1326,7 +1327,6 @@
               </w:rPr>
               <w:t>江魁</w:t>
             </w:r>
-            <w:proofErr w:type="gramEnd"/>
           </w:p>
         </w:tc>
         <w:tc>
@@ -2019,7 +2019,6 @@
                 <w:szCs w:val="28"/>
               </w:rPr>
             </w:pPr>
-            <w:proofErr w:type="gramStart"/>
             <w:r>
               <w:rPr>
                 <w:rFonts w:ascii="Times New Roman Regular" w:hAnsi="Times New Roman Regular" w:cs="Times New Roman Regular" w:hint="eastAsia"/>
@@ -2029,7 +2028,6 @@
               </w:rPr>
               <w:t>江魁</w:t>
             </w:r>
-            <w:proofErr w:type="gramEnd"/>
           </w:p>
         </w:tc>
         <w:tc>
@@ -3680,57 +3678,109 @@
                 <w:sz w:val="28"/>
                 <w:szCs w:val="28"/>
               </w:rPr>
-              <w:t>A.研究报告  B.论文  C.软件  D.标准  E.最佳实践案例</w:t>
-            </w:r>
-            <w:r>
-              <w:rPr>
-                <w:rFonts w:ascii="Times New Roman Regular" w:hAnsi="Times New Roman Regular" w:cs="Times New Roman Regular"/>
-                <w:position w:val="6"/>
-                <w:sz w:val="28"/>
-                <w:szCs w:val="28"/>
-              </w:rPr>
-            </w:r>
-            <w:r>
-              <w:rPr>
-                <w:rFonts w:ascii="Times New Roman Regular" w:hAnsi="Times New Roman Regular" w:cs="Times New Roman Regular"/>
-                <w:position w:val="6"/>
-                <w:sz w:val="28"/>
-                <w:szCs w:val="28"/>
-              </w:rPr>
-            </w:r>
-            <w:r>
-              <w:rPr>
-                <w:rFonts w:ascii="Times New Roman Regular" w:hAnsi="Times New Roman Regular" w:cs="Times New Roman Regular"/>
-                <w:position w:val="6"/>
-                <w:sz w:val="28"/>
-                <w:szCs w:val="28"/>
-              </w:rPr>
-            </w:r>
-            <w:r>
-              <w:rPr>
-                <w:rFonts w:ascii="Times New Roman Regular" w:hAnsi="Times New Roman Regular" w:cs="Times New Roman Regular"/>
-                <w:position w:val="6"/>
-                <w:sz w:val="28"/>
-                <w:szCs w:val="28"/>
-              </w:rPr>
-            </w:r>
+              <w:t>A.</w:t>
+            </w:r>
+            <w:r>
+              <w:rPr>
+                <w:rFonts w:ascii="Times New Roman Regular" w:hAnsi="Times New Roman Regular" w:cs="Times New Roman Regular"/>
+                <w:position w:val="6"/>
+                <w:sz w:val="28"/>
+                <w:szCs w:val="28"/>
+              </w:rPr>
+              <w:t>研究报告</w:t>
+            </w:r>
+            <w:r>
+              <w:rPr>
+                <w:rFonts w:ascii="Times New Roman Regular" w:hAnsi="Times New Roman Regular" w:cs="Times New Roman Regular"/>
+                <w:position w:val="6"/>
+                <w:sz w:val="28"/>
+                <w:szCs w:val="28"/>
+              </w:rPr>
+              <w:t xml:space="preserve">  B.</w:t>
+            </w:r>
+            <w:r>
+              <w:rPr>
+                <w:rFonts w:ascii="Times New Roman Regular" w:hAnsi="Times New Roman Regular" w:cs="Times New Roman Regular"/>
+                <w:position w:val="6"/>
+                <w:sz w:val="28"/>
+                <w:szCs w:val="28"/>
+              </w:rPr>
+              <w:t>论文</w:t>
+            </w:r>
+            <w:r>
+              <w:rPr>
+                <w:rFonts w:ascii="Times New Roman Regular" w:hAnsi="Times New Roman Regular" w:cs="Times New Roman Regular"/>
+                <w:position w:val="6"/>
+                <w:sz w:val="28"/>
+                <w:szCs w:val="28"/>
+              </w:rPr>
+              <w:t xml:space="preserve">  C.</w:t>
+            </w:r>
+            <w:r>
+              <w:rPr>
+                <w:rFonts w:ascii="Times New Roman Regular" w:hAnsi="Times New Roman Regular" w:cs="Times New Roman Regular"/>
+                <w:position w:val="6"/>
+                <w:sz w:val="28"/>
+                <w:szCs w:val="28"/>
+              </w:rPr>
+              <w:t>软件</w:t>
+            </w:r>
+            <w:r>
+              <w:rPr>
+                <w:rFonts w:ascii="Times New Roman Regular" w:hAnsi="Times New Roman Regular" w:cs="Times New Roman Regular"/>
+                <w:position w:val="6"/>
+                <w:sz w:val="28"/>
+                <w:szCs w:val="28"/>
+              </w:rPr>
+              <w:t xml:space="preserve">  D.</w:t>
+            </w:r>
+            <w:r>
+              <w:rPr>
+                <w:rFonts w:ascii="Times New Roman Regular" w:hAnsi="Times New Roman Regular" w:cs="Times New Roman Regular"/>
+                <w:position w:val="6"/>
+                <w:sz w:val="28"/>
+                <w:szCs w:val="28"/>
+              </w:rPr>
+              <w:t>标准</w:t>
+            </w:r>
+            <w:r>
+              <w:rPr>
+                <w:rFonts w:ascii="Times New Roman Regular" w:hAnsi="Times New Roman Regular" w:cs="Times New Roman Regular"/>
+                <w:position w:val="6"/>
+                <w:sz w:val="28"/>
+                <w:szCs w:val="28"/>
+              </w:rPr>
+              <w:t xml:space="preserve">  E.</w:t>
+            </w:r>
+            <w:r>
+              <w:rPr>
+                <w:rFonts w:ascii="Times New Roman Regular" w:hAnsi="Times New Roman Regular" w:cs="Times New Roman Regular"/>
+                <w:position w:val="6"/>
+                <w:sz w:val="28"/>
+                <w:szCs w:val="28"/>
+              </w:rPr>
+              <w:t>最佳实践案例</w:t>
+            </w:r>
+          </w:p>
+          <w:p>
+            <w:pPr>
+              <w:snapToGrid w:val="0"/>
+              <w:spacing w:line="400" w:lineRule="exact"/>
+              <w:rPr>
+                <w:rFonts w:ascii="Times New Roman Regular" w:hAnsi="Times New Roman Regular" w:cs="Times New Roman Regular"/>
+                <w:position w:val="6"/>
+                <w:sz w:val="28"/>
+                <w:szCs w:val="28"/>
+              </w:rPr>
+            </w:pPr>
             <w:r>
               <w:rPr>
                 <w:rFonts w:ascii="Times New Roman Regular" w:hAnsi="Times New Roman Regular" w:cs="Times New Roman Regular" w:hint="eastAsia"/>
                 <w:position w:val="6"/>
                 <w:sz w:val="28"/>
                 <w:szCs w:val="28"/>
-                <w:lang w:eastAsia="zh-Hans"/>
-              </w:rPr>
-            </w:r>
-            <w:r>
-              <w:rPr>
-                <w:rFonts w:ascii="Times New Roman Regular" w:hAnsi="Times New Roman Regular" w:cs="Times New Roman Regular"/>
-                <w:position w:val="6"/>
-                <w:sz w:val="28"/>
-                <w:szCs w:val="28"/>
-                <w:lang w:eastAsia="zh-Hans"/>
-              </w:rPr>
+              </w:rPr>
+              <w:t>F.</w:t>
             </w:r>
             <w:r>
               <w:rPr>
@@ -3738,17 +3788,8 @@
                 <w:position w:val="6"/>
                 <w:sz w:val="28"/>
                 <w:szCs w:val="28"/>
-                <w:lang w:eastAsia="zh-Hans"/>
-              </w:rPr>
-            </w:r>
-            <w:r>
-              <w:rPr>
-                <w:rFonts w:ascii="Times New Roman Regular" w:hAnsi="Times New Roman Regular" w:cs="Times New Roman Regular"/>
-                <w:position w:val="6"/>
-                <w:sz w:val="28"/>
-                <w:szCs w:val="28"/>
-                <w:lang w:eastAsia="zh-Hans"/>
-              </w:rPr>
+              </w:rPr>
+              <w:t>其它（事件数据与实验验证程序）</w:t>
             </w:r>
             <w:r>
               <w:rPr>
@@ -3756,17 +3797,8 @@
                 <w:position w:val="6"/>
                 <w:sz w:val="28"/>
                 <w:szCs w:val="28"/>
-                <w:lang w:eastAsia="zh-Hans"/>
-              </w:rPr>
-            </w:r>
-            <w:r>
-              <w:rPr>
-                <w:rFonts w:ascii="Times New Roman Regular" w:hAnsi="Times New Roman Regular" w:cs="Times New Roman Regular"/>
-                <w:position w:val="6"/>
-                <w:sz w:val="28"/>
-                <w:szCs w:val="28"/>
-                <w:lang w:eastAsia="zh-Hans"/>
-              </w:rPr>
+              </w:rPr>
+              <w:t xml:space="preserve">  </w:t>
             </w:r>
             <w:r>
               <w:rPr>
@@ -3774,8 +3806,8 @@
                 <w:position w:val="6"/>
                 <w:sz w:val="28"/>
                 <w:szCs w:val="28"/>
-                <w:lang w:eastAsia="zh-Hans"/>
-              </w:rPr>
+              </w:rPr>
+              <w:t>选项：</w:t>
             </w:r>
             <w:r>
               <w:rPr>
@@ -3784,6 +3816,7 @@
                 <w:sz w:val="28"/>
                 <w:szCs w:val="28"/>
               </w:rPr>
+              <w:t>A</w:t>
             </w:r>
             <w:r>
               <w:rPr>
@@ -3791,8 +3824,8 @@
                 <w:position w:val="6"/>
                 <w:sz w:val="28"/>
                 <w:szCs w:val="28"/>
-                <w:lang w:eastAsia="zh-Hans"/>
-              </w:rPr>
+              </w:rPr>
+              <w:t>、</w:t>
             </w:r>
             <w:r>
               <w:rPr>
@@ -3801,19 +3834,8 @@
                 <w:sz w:val="28"/>
                 <w:szCs w:val="28"/>
               </w:rPr>
-            </w:r>
-          </w:p>
-          <w:p>
-            <w:pPr>
-              <w:snapToGrid w:val="0"/>
-              <w:spacing w:line="400" w:lineRule="exact"/>
-              <w:rPr>
-                <w:rFonts w:ascii="Times New Roman Regular" w:hAnsi="Times New Roman Regular" w:cs="Times New Roman Regular"/>
-                <w:position w:val="6"/>
-                <w:sz w:val="28"/>
-                <w:szCs w:val="28"/>
-              </w:rPr>
-            </w:pPr>
+              <w:t>B</w:t>
+            </w:r>
             <w:r>
               <w:rPr>
                 <w:rFonts w:ascii="Times New Roman Regular" w:hAnsi="Times New Roman Regular" w:cs="Times New Roman Regular" w:hint="eastAsia"/>
@@ -3821,41 +3843,7 @@
                 <w:sz w:val="28"/>
                 <w:szCs w:val="28"/>
               </w:rPr>
-              <w:t>F.其它（事件数据与实验验证程序）  选项：A、B、E、F</w:t>
-            </w:r>
-            <w:r>
-              <w:rPr>
-                <w:rFonts w:ascii="Times New Roman Regular" w:hAnsi="Times New Roman Regular" w:cs="Times New Roman Regular"/>
-                <w:position w:val="6"/>
-                <w:sz w:val="28"/>
-                <w:szCs w:val="28"/>
-              </w:rPr>
-            </w:r>
-            <w:r>
-              <w:rPr>
-                <w:rFonts w:ascii="Times New Roman Regular" w:hAnsi="Times New Roman Regular" w:cs="Times New Roman Regular"/>
-                <w:position w:val="6"/>
-                <w:sz w:val="28"/>
-                <w:szCs w:val="28"/>
-              </w:rPr>
-            </w:r>
-            <w:r>
-              <w:rPr>
-                <w:rFonts w:ascii="Times New Roman Regular" w:hAnsi="Times New Roman Regular" w:cs="Times New Roman Regular"/>
-                <w:position w:val="6"/>
-                <w:sz w:val="28"/>
-                <w:szCs w:val="28"/>
-                <w:u w:val="single"/>
-              </w:rPr>
-            </w:r>
-            <w:r>
-              <w:rPr>
-                <w:rFonts w:ascii="Times New Roman Regular" w:hAnsi="Times New Roman Regular" w:cs="Times New Roman Regular"/>
-                <w:position w:val="6"/>
-                <w:sz w:val="28"/>
-                <w:szCs w:val="28"/>
-                <w:u w:val="single"/>
-              </w:rPr>
+              <w:t>、</w:t>
             </w:r>
             <w:r>
               <w:rPr>
@@ -3863,8 +3851,8 @@
                 <w:position w:val="6"/>
                 <w:sz w:val="28"/>
                 <w:szCs w:val="28"/>
-                <w:u w:val="single"/>
-              </w:rPr>
+              </w:rPr>
+              <w:t>E</w:t>
             </w:r>
             <w:r>
               <w:rPr>
@@ -3872,8 +3860,8 @@
                 <w:position w:val="6"/>
                 <w:sz w:val="28"/>
                 <w:szCs w:val="28"/>
-                <w:u w:val="single"/>
-              </w:rPr>
+              </w:rPr>
+              <w:t>、</w:t>
             </w:r>
             <w:r>
               <w:rPr>
@@ -3881,44 +3869,8 @@
                 <w:position w:val="6"/>
                 <w:sz w:val="28"/>
                 <w:szCs w:val="28"/>
-                <w:u w:val="single"/>
-              </w:rPr>
-            </w:r>
-            <w:r>
-              <w:rPr>
-                <w:rFonts w:ascii="Times New Roman Regular" w:hAnsi="Times New Roman Regular" w:cs="Times New Roman Regular" w:hint="eastAsia"/>
-                <w:position w:val="6"/>
-                <w:sz w:val="28"/>
-                <w:szCs w:val="28"/>
-                <w:u w:val="single"/>
-              </w:rPr>
-            </w:r>
-            <w:r>
-              <w:rPr>
-                <w:rFonts w:ascii="Times New Roman Regular" w:hAnsi="Times New Roman Regular" w:cs="Times New Roman Regular" w:hint="eastAsia"/>
-                <w:position w:val="6"/>
-                <w:sz w:val="28"/>
-                <w:szCs w:val="28"/>
-                <w:u w:val="single"/>
-              </w:rPr>
-            </w:r>
-            <w:r>
-              <w:rPr>
-                <w:rFonts w:ascii="Times New Roman Regular" w:hAnsi="Times New Roman Regular" w:cs="Times New Roman Regular"/>
-                <w:position w:val="6"/>
-                <w:sz w:val="28"/>
-                <w:szCs w:val="28"/>
-                <w:u w:val="single"/>
-              </w:rPr>
-            </w:r>
-            <w:r>
-              <w:rPr>
-                <w:rFonts w:ascii="Times New Roman Regular" w:hAnsi="Times New Roman Regular" w:cs="Times New Roman Regular"/>
-                <w:position w:val="6"/>
-                <w:sz w:val="28"/>
-                <w:szCs w:val="28"/>
-                <w:u w:val="single"/>
-              </w:rPr>
+              </w:rPr>
+              <w:t>F</w:t>
             </w:r>
           </w:p>
         </w:tc>
@@ -5748,7 +5700,21 @@
                 <w:sz w:val="28"/>
                 <w:szCs w:val="28"/>
               </w:rPr>
-              <w:t>。AgentDojo分别评价正常任务能力和受攻击时的安全性</w:t>
+              <w:t>。</w:t>
+            </w:r>
+            <w:r>
+              <w:rPr>
+                <w:sz w:val="28"/>
+                <w:szCs w:val="28"/>
+              </w:rPr>
+              <w:t>AgentDojo</w:t>
+            </w:r>
+            <w:r>
+              <w:rPr>
+                <w:sz w:val="28"/>
+                <w:szCs w:val="28"/>
+              </w:rPr>
+              <w:t>分别评价正常任务能力和受攻击时的安全性</w:t>
             </w:r>
             <w:r>
               <w:rPr>
@@ -5763,7 +5729,21 @@
                 <w:sz w:val="28"/>
                 <w:szCs w:val="28"/>
               </w:rPr>
-              <w:t>；IRCopilot研究模型辅助事件调查与响应</w:t>
+              <w:t>；</w:t>
+            </w:r>
+            <w:r>
+              <w:rPr>
+                <w:sz w:val="28"/>
+                <w:szCs w:val="28"/>
+              </w:rPr>
+              <w:t>IRCopilot</w:t>
+            </w:r>
+            <w:r>
+              <w:rPr>
+                <w:sz w:val="28"/>
+                <w:szCs w:val="28"/>
+              </w:rPr>
+              <w:t>研究模型辅助事件调查与响应</w:t>
             </w:r>
             <w:r>
               <w:rPr>
@@ -5778,7 +5758,21 @@
                 <w:sz w:val="28"/>
                 <w:szCs w:val="28"/>
               </w:rPr>
-              <w:t>；NIST将事件响应纳入持续风险管理</w:t>
+              <w:t>；</w:t>
+            </w:r>
+            <w:r>
+              <w:rPr>
+                <w:sz w:val="28"/>
+                <w:szCs w:val="28"/>
+              </w:rPr>
+              <w:t>NIST</w:t>
+            </w:r>
+            <w:r>
+              <w:rPr>
+                <w:sz w:val="28"/>
+                <w:szCs w:val="28"/>
+              </w:rPr>
+              <w:t>将事件响应纳入持续风险管理</w:t>
             </w:r>
             <w:r>
               <w:rPr>
@@ -5809,7 +5803,21 @@
                 <w:sz w:val="28"/>
                 <w:szCs w:val="28"/>
               </w:rPr>
-              <w:t>校园安全运营面临算力、模型调用和人工复核资源有限的问题，全部事件重复验证成本较高，仅作快速研判又可能遗漏复杂或高后果风险。端网遥测中的URL、文件名和进程参数等内容还可能被攻击者操纵。日志提示注入研究揭示了污染记录干扰模型分析的风险</w:t>
+              <w:t>校园安全运营面临算力、模型调用和人工复核资源有限的问题，全部事件重复验证成本较高，仅作快速研判又可能遗漏复杂或高后果风险。端网遥测中的</w:t>
+            </w:r>
+            <w:r>
+              <w:rPr>
+                <w:sz w:val="28"/>
+                <w:szCs w:val="28"/>
+              </w:rPr>
+              <w:t>URL</w:t>
+            </w:r>
+            <w:r>
+              <w:rPr>
+                <w:sz w:val="28"/>
+                <w:szCs w:val="28"/>
+              </w:rPr>
+              <w:t>、文件名和进程参数等内容还可能被攻击者操纵。日志提示注入研究揭示了污染记录干扰模型分析的风险</w:t>
             </w:r>
             <w:r>
               <w:rPr>
@@ -5855,7 +5863,44 @@
                 <w:sz w:val="28"/>
                 <w:szCs w:val="28"/>
               </w:rPr>
-              <w:t>本课题紧扣指南方向三参考课题2“资源受限条件下安全运营快慢双路径智能研判与响应机制研究”，以校园端网事件为对象，检验在相同执行安全约束下，授权与资产后果驱动的门控能否以更少的慢路径调用，获得接近全量验证的安全性和任务效果。日志提示注入作为代表性对抗条件，研究结果用于提出验证资源配置与受控响应建议。</w:t>
+              <w:t>本课题紧扣指南方向三参考课题</w:t>
+            </w:r>
+            <w:r>
+              <w:rPr>
+                <w:sz w:val="28"/>
+                <w:szCs w:val="28"/>
+              </w:rPr>
+              <w:t>2</w:t>
+            </w:r>
+            <w:r>
+              <w:rPr>
+                <w:rFonts w:hint="eastAsia"/>
+                <w:sz w:val="28"/>
+                <w:szCs w:val="28"/>
+              </w:rPr>
+              <w:t>“</w:t>
+            </w:r>
+            <w:r>
+              <w:rPr>
+                <w:sz w:val="28"/>
+                <w:szCs w:val="28"/>
+              </w:rPr>
+              <w:t>资源受限条件下安全运营快慢双路径智能研判与响应机制研究</w:t>
+            </w:r>
+            <w:r>
+              <w:rPr>
+                <w:rFonts w:hint="eastAsia"/>
+                <w:sz w:val="28"/>
+                <w:szCs w:val="28"/>
+              </w:rPr>
+              <w:t>”</w:t>
+            </w:r>
+            <w:r>
+              <w:rPr>
+                <w:sz w:val="28"/>
+                <w:szCs w:val="28"/>
+              </w:rPr>
+              <w:t>，以校园端网事件为对象，检验在相同执行安全约束下，授权与资产后果驱动的门控能否以更少的慢路径调用，获得接近全量验证的安全性和任务效果。日志提示注入作为代表性对抗条件，研究结果用于提出验证资源配置与受控响应建议。</w:t>
             </w:r>
           </w:p>
           <w:p>
@@ -5891,7 +5936,113 @@
                 <w:sz w:val="28"/>
                 <w:szCs w:val="28"/>
               </w:rPr>
-              <w:t>第一，构建校园端网事件与响应任务。围绕异常登录、可疑进程与外联、DNS异常、Web攻击或误报排查设置4个事件模板、8个核心任务实例，即4组配对任务。配对保持证据基本一致，每次只改变授权条件或资产等级，覆盖两类变化。至少1个案例使用隔离环境自产、相互对应的端点与网络记录。任务包含正常版本及直接注入、场景化伪装注入测试；人工编写攻击不等同于已验证AI自动攻击能力。</w:t>
+              <w:t>第一，构建校园端网事件与响应任务。围绕异常登录、可疑进程与外联、</w:t>
+            </w:r>
+            <w:r>
+              <w:rPr>
+                <w:sz w:val="28"/>
+                <w:szCs w:val="28"/>
+              </w:rPr>
+              <w:t>DNS</w:t>
+            </w:r>
+            <w:r>
+              <w:rPr>
+                <w:sz w:val="28"/>
+                <w:szCs w:val="28"/>
+              </w:rPr>
+              <w:t>异常、</w:t>
+            </w:r>
+            <w:r>
+              <w:rPr>
+                <w:sz w:val="28"/>
+                <w:szCs w:val="28"/>
+              </w:rPr>
+              <w:t>Web</w:t>
+            </w:r>
+            <w:r>
+              <w:rPr>
+                <w:sz w:val="28"/>
+                <w:szCs w:val="28"/>
+              </w:rPr>
+              <w:t>攻击或误报排查设置</w:t>
+            </w:r>
+            <w:r>
+              <w:rPr>
+                <w:sz w:val="28"/>
+                <w:szCs w:val="28"/>
+              </w:rPr>
+              <w:t>4</w:t>
+            </w:r>
+            <w:r>
+              <w:rPr>
+                <w:sz w:val="28"/>
+                <w:szCs w:val="28"/>
+              </w:rPr>
+              <w:t>个事件模板、</w:t>
+            </w:r>
+            <w:r>
+              <w:rPr>
+                <w:sz w:val="28"/>
+                <w:szCs w:val="28"/>
+              </w:rPr>
+              <w:t>8</w:t>
+            </w:r>
+            <w:r>
+              <w:rPr>
+                <w:sz w:val="28"/>
+                <w:szCs w:val="28"/>
+              </w:rPr>
+              <w:t>个核心任务实例，即</w:t>
+            </w:r>
+            <w:r>
+              <w:rPr>
+                <w:sz w:val="28"/>
+                <w:szCs w:val="28"/>
+              </w:rPr>
+              <w:t>4</w:t>
+            </w:r>
+            <w:r>
+              <w:rPr>
+                <w:sz w:val="28"/>
+                <w:szCs w:val="28"/>
+              </w:rPr>
+              <w:t>组配对任务。配对保持证据基本一致，每次只改变授权条件或资</w:t>
+            </w:r>
+            <w:r>
+              <w:rPr>
+                <w:sz w:val="28"/>
+                <w:szCs w:val="28"/>
+              </w:rPr>
+              <w:lastRenderedPageBreak/>
+              <w:t>产等级，覆盖两类变化。至少</w:t>
+            </w:r>
+            <w:r>
+              <w:rPr>
+                <w:sz w:val="28"/>
+                <w:szCs w:val="28"/>
+              </w:rPr>
+              <w:t>1</w:t>
+            </w:r>
+            <w:r>
+              <w:rPr>
+                <w:sz w:val="28"/>
+                <w:szCs w:val="28"/>
+              </w:rPr>
+              <w:t>个案例使用隔离环境自产、相互对应的端点与网络记录。任务包含正常版本及直接注入、场景化伪装注入测试；人工编写攻击不等同于已验证</w:t>
+            </w:r>
+            <w:r>
+              <w:rPr>
+                <w:sz w:val="28"/>
+                <w:szCs w:val="28"/>
+              </w:rPr>
+              <w:t>AI</w:t>
+            </w:r>
+            <w:r>
+              <w:rPr>
+                <w:sz w:val="28"/>
+                <w:szCs w:val="28"/>
+              </w:rPr>
+              <w:t>自动攻击能力。</w:t>
             </w:r>
           </w:p>
           <w:p>
@@ -6005,7 +6156,15 @@
                 <w:sz w:val="28"/>
                 <w:szCs w:val="28"/>
               </w:rPr>
-              <w:t>一是面向校园安全运营提出授权与资产后果驱动的选择性验证方法。将拟执行动作与任务授权的差距、目标资产的重要性及误操作后果用于快慢路径分流，研究有限验证资源应优先用于哪些研判与响应任务。通过配对任务和因素消融检验其相对仅按注入风险分流的增益。</w:t>
+              <w:t>一是面向校园安全运营提出授权与资产后果驱动的选择性验证方法。将拟执行动作与任务授权的差距、目标资产的重要性及误操作后果用于快</w:t>
+            </w:r>
+            <w:r>
+              <w:rPr>
+                <w:sz w:val="28"/>
+                <w:szCs w:val="28"/>
+              </w:rPr>
+              <w:lastRenderedPageBreak/>
+              <w:t>慢路径分流，研究有限验证资源应优先用于哪些研判与响应任务。通过配对任务和因素消融检验其相对仅按注入风险分流的增益。</w:t>
             </w:r>
           </w:p>
           <w:p>
@@ -6057,7 +6216,105 @@
                 <w:sz w:val="28"/>
                 <w:szCs w:val="28"/>
               </w:rPr>
-              <w:t>研究由申请人独立完成，限定1个主模型、1种快路径、1种慢路径、1个受控端网案例和3—4个沙箱工具。4个模板、8个任务用于核心验证；开发样本与冻结测试样本按事件家族分开，同一事件、配对版本及注入改写不跨集合。该规模用于初步验证，重复运行不替代事件多样性，论文结论限于实际测试范围。</w:t>
+              <w:t>研究由申请人独立完成，限定</w:t>
+            </w:r>
+            <w:r>
+              <w:rPr>
+                <w:sz w:val="28"/>
+                <w:szCs w:val="28"/>
+              </w:rPr>
+              <w:t>1</w:t>
+            </w:r>
+            <w:r>
+              <w:rPr>
+                <w:sz w:val="28"/>
+                <w:szCs w:val="28"/>
+              </w:rPr>
+              <w:t>个主模型、</w:t>
+            </w:r>
+            <w:r>
+              <w:rPr>
+                <w:sz w:val="28"/>
+                <w:szCs w:val="28"/>
+              </w:rPr>
+              <w:t>1</w:t>
+            </w:r>
+            <w:r>
+              <w:rPr>
+                <w:sz w:val="28"/>
+                <w:szCs w:val="28"/>
+              </w:rPr>
+              <w:t>种快路径、</w:t>
+            </w:r>
+            <w:r>
+              <w:rPr>
+                <w:sz w:val="28"/>
+                <w:szCs w:val="28"/>
+              </w:rPr>
+              <w:t>1</w:t>
+            </w:r>
+            <w:r>
+              <w:rPr>
+                <w:sz w:val="28"/>
+                <w:szCs w:val="28"/>
+              </w:rPr>
+              <w:t>种慢路径、</w:t>
+            </w:r>
+            <w:r>
+              <w:rPr>
+                <w:sz w:val="28"/>
+                <w:szCs w:val="28"/>
+              </w:rPr>
+              <w:t>1</w:t>
+            </w:r>
+            <w:r>
+              <w:rPr>
+                <w:sz w:val="28"/>
+                <w:szCs w:val="28"/>
+              </w:rPr>
+              <w:t>个受控端网案例和</w:t>
+            </w:r>
+            <w:r>
+              <w:rPr>
+                <w:sz w:val="28"/>
+                <w:szCs w:val="28"/>
+              </w:rPr>
+              <w:t>3—4</w:t>
+            </w:r>
+            <w:r>
+              <w:rPr>
+                <w:sz w:val="28"/>
+                <w:szCs w:val="28"/>
+              </w:rPr>
+              <w:t>个沙箱工具。</w:t>
+            </w:r>
+            <w:r>
+              <w:rPr>
+                <w:sz w:val="28"/>
+                <w:szCs w:val="28"/>
+              </w:rPr>
+              <w:t>4</w:t>
+            </w:r>
+            <w:r>
+              <w:rPr>
+                <w:sz w:val="28"/>
+                <w:szCs w:val="28"/>
+              </w:rPr>
+              <w:t>个模板、</w:t>
+            </w:r>
+            <w:r>
+              <w:rPr>
+                <w:sz w:val="28"/>
+                <w:szCs w:val="28"/>
+              </w:rPr>
+              <w:t>8</w:t>
+            </w:r>
+            <w:r>
+              <w:rPr>
+                <w:sz w:val="28"/>
+                <w:szCs w:val="28"/>
+              </w:rPr>
+              <w:t>个任务用于核心验证；开发样本与冻结测试样本按事件家族分开，同一事件、配对版本及注入改写不跨集合。该规模用于初步验证，重复运行不替代事件多样性，论文结论限于实际测试范围。</w:t>
             </w:r>
           </w:p>
           <w:p>
@@ -6089,7 +6346,85 @@
                 <w:sz w:val="28"/>
                 <w:szCs w:val="28"/>
               </w:rPr>
-              <w:t>按8个任务、无注入与一种攻击版本、3个主方案、重复5—10次计算，核心比较为240—480回合，测试按冻结集实际任务数核算；另一类攻击、消融和开发运行另计。统计攻击成功率、越权动作尝试率、实际越权执行率、高影响错误动作率、正常及攻击下合法任务成功率；记录证据召回、慢路径触发率、全部模型调用与词元、P50/P95时延和人工复核数量。报告相对全量验证的差值及置信区间，按事件家族汇总，不能以差异不显著证明效果接近</w:t>
+              <w:t>按</w:t>
+            </w:r>
+            <w:r>
+              <w:rPr>
+                <w:sz w:val="28"/>
+                <w:szCs w:val="28"/>
+              </w:rPr>
+              <w:t>8</w:t>
+            </w:r>
+            <w:r>
+              <w:rPr>
+                <w:sz w:val="28"/>
+                <w:szCs w:val="28"/>
+              </w:rPr>
+              <w:t>个任务、无注入与一种攻击版本、</w:t>
+            </w:r>
+            <w:r>
+              <w:rPr>
+                <w:sz w:val="28"/>
+                <w:szCs w:val="28"/>
+              </w:rPr>
+              <w:t>3</w:t>
+            </w:r>
+            <w:r>
+              <w:rPr>
+                <w:sz w:val="28"/>
+                <w:szCs w:val="28"/>
+              </w:rPr>
+              <w:t>个主方案、重复</w:t>
+            </w:r>
+            <w:r>
+              <w:rPr>
+                <w:sz w:val="28"/>
+                <w:szCs w:val="28"/>
+              </w:rPr>
+              <w:t>5—10</w:t>
+            </w:r>
+            <w:r>
+              <w:rPr>
+                <w:sz w:val="28"/>
+                <w:szCs w:val="28"/>
+              </w:rPr>
+              <w:t>次计算，核心比较为</w:t>
+            </w:r>
+            <w:r>
+              <w:rPr>
+                <w:sz w:val="28"/>
+                <w:szCs w:val="28"/>
+              </w:rPr>
+              <w:t>240—480</w:t>
+            </w:r>
+            <w:r>
+              <w:rPr>
+                <w:sz w:val="28"/>
+                <w:szCs w:val="28"/>
+              </w:rPr>
+              <w:t>回合，测试按冻结集实际任务数核算；另一类攻击、消融和开发运行另计。统计攻击成功率、越权动作尝试率、实际越权执行率、高影响错误动作率、正常及攻击下合法任务成功率；记录证据召回、慢路径触发率、全部模型调用与词元、</w:t>
+            </w:r>
+            <w:r>
+              <w:rPr>
+                <w:sz w:val="28"/>
+                <w:szCs w:val="28"/>
+              </w:rPr>
+              <w:t>P50/P95</w:t>
+            </w:r>
+            <w:r>
+              <w:rPr>
+                <w:sz w:val="28"/>
+                <w:szCs w:val="28"/>
+              </w:rPr>
+              <w:t>时延和人工复核数量。报告相对全量验证的差值及置信区间，按事件家族汇总，不能以差异不显</w:t>
+            </w:r>
+            <w:r>
+              <w:rPr>
+                <w:sz w:val="28"/>
+                <w:szCs w:val="28"/>
+              </w:rPr>
+              <w:lastRenderedPageBreak/>
+              <w:t>著证明效果接近</w:t>
             </w:r>
             <w:r>
               <w:rPr>
@@ -6140,7 +6475,91 @@
                 <w:sz w:val="28"/>
                 <w:szCs w:val="28"/>
               </w:rPr>
-              <w:t>立项后至2026年10月，完成文献梳理、端网案例方案、授权与执行边界及评价设计。11月以2个模板、4个任务验证正常研判、注入影响和沙箱检查器，建立固定快路径。12月提交中期进展报告。</w:t>
+              <w:t>立项后至</w:t>
+            </w:r>
+            <w:r>
+              <w:rPr>
+                <w:sz w:val="28"/>
+                <w:szCs w:val="28"/>
+              </w:rPr>
+              <w:t>2026</w:t>
+            </w:r>
+            <w:r>
+              <w:rPr>
+                <w:sz w:val="28"/>
+                <w:szCs w:val="28"/>
+              </w:rPr>
+              <w:t>年</w:t>
+            </w:r>
+            <w:r>
+              <w:rPr>
+                <w:sz w:val="28"/>
+                <w:szCs w:val="28"/>
+              </w:rPr>
+              <w:t>10</w:t>
+            </w:r>
+            <w:r>
+              <w:rPr>
+                <w:sz w:val="28"/>
+                <w:szCs w:val="28"/>
+              </w:rPr>
+              <w:t>月，完成文献梳理、端网案例方案、授权与执行边界及评价设计。</w:t>
+            </w:r>
+            <w:r>
+              <w:rPr>
+                <w:sz w:val="28"/>
+                <w:szCs w:val="28"/>
+              </w:rPr>
+              <w:t>11</w:t>
+            </w:r>
+            <w:r>
+              <w:rPr>
+                <w:sz w:val="28"/>
+                <w:szCs w:val="28"/>
+              </w:rPr>
+              <w:t>月以</w:t>
+            </w:r>
+            <w:r>
+              <w:rPr>
+                <w:sz w:val="28"/>
+                <w:szCs w:val="28"/>
+              </w:rPr>
+              <w:t>2</w:t>
+            </w:r>
+            <w:r>
+              <w:rPr>
+                <w:sz w:val="28"/>
+                <w:szCs w:val="28"/>
+              </w:rPr>
+              <w:t>个模板、</w:t>
+            </w:r>
+            <w:r>
+              <w:rPr>
+                <w:sz w:val="28"/>
+                <w:szCs w:val="28"/>
+              </w:rPr>
+              <w:t>4</w:t>
+            </w:r>
+            <w:r>
+              <w:rPr>
+                <w:sz w:val="28"/>
+                <w:szCs w:val="28"/>
+              </w:rPr>
+              <w:t>个任务验证正常研判、注入影响和沙箱检查器，建立固定快路径。</w:t>
+            </w:r>
+            <w:r>
+              <w:rPr>
+                <w:sz w:val="28"/>
+                <w:szCs w:val="28"/>
+              </w:rPr>
+              <w:t>12</w:t>
+            </w:r>
+            <w:r>
+              <w:rPr>
+                <w:sz w:val="28"/>
+                <w:szCs w:val="28"/>
+              </w:rPr>
+              <w:t>月提交中期进展报告。</w:t>
             </w:r>
           </w:p>
           <w:p>
@@ -6156,7 +6575,126 @@
                 <w:sz w:val="28"/>
                 <w:szCs w:val="28"/>
               </w:rPr>
-              <w:t>2027年1—2月完成4个模板、8个核心任务和一种慢路径，确认额外验证的收益；3月实现门控，确定预算、阈值及可接受差距；4月完成受控端网案例与主要对比；5月完成消融、重复实验和统计；6月完成论文、研究报告及最佳实践案例；7月提交结项材料并参加评审答辩。若慢路径无额外收益或门控未优于简单方法，如实报告适用限制，不以增建平台替代实验。</w:t>
+              <w:t>2027</w:t>
+            </w:r>
+            <w:r>
+              <w:rPr>
+                <w:sz w:val="28"/>
+                <w:szCs w:val="28"/>
+              </w:rPr>
+              <w:t>年</w:t>
+            </w:r>
+            <w:r>
+              <w:rPr>
+                <w:sz w:val="28"/>
+                <w:szCs w:val="28"/>
+              </w:rPr>
+              <w:t>1—2</w:t>
+            </w:r>
+            <w:r>
+              <w:rPr>
+                <w:sz w:val="28"/>
+                <w:szCs w:val="28"/>
+              </w:rPr>
+              <w:t>月完成</w:t>
+            </w:r>
+            <w:r>
+              <w:rPr>
+                <w:sz w:val="28"/>
+                <w:szCs w:val="28"/>
+              </w:rPr>
+              <w:t>4</w:t>
+            </w:r>
+            <w:r>
+              <w:rPr>
+                <w:sz w:val="28"/>
+                <w:szCs w:val="28"/>
+              </w:rPr>
+              <w:t>个模板、</w:t>
+            </w:r>
+            <w:r>
+              <w:rPr>
+                <w:sz w:val="28"/>
+                <w:szCs w:val="28"/>
+              </w:rPr>
+              <w:t>8</w:t>
+            </w:r>
+            <w:r>
+              <w:rPr>
+                <w:sz w:val="28"/>
+                <w:szCs w:val="28"/>
+              </w:rPr>
+              <w:t>个核心任务和一种慢路径，确认额外验证的收益；</w:t>
+            </w:r>
+            <w:r>
+              <w:rPr>
+                <w:sz w:val="28"/>
+                <w:szCs w:val="28"/>
+              </w:rPr>
+              <w:t>3</w:t>
+            </w:r>
+            <w:r>
+              <w:rPr>
+                <w:sz w:val="28"/>
+                <w:szCs w:val="28"/>
+              </w:rPr>
+              <w:t>月实现门控，确定预算、阈值及可接受差距；</w:t>
+            </w:r>
+            <w:r>
+              <w:rPr>
+                <w:sz w:val="28"/>
+                <w:szCs w:val="28"/>
+              </w:rPr>
+              <w:t>4</w:t>
+            </w:r>
+            <w:r>
+              <w:rPr>
+                <w:sz w:val="28"/>
+                <w:szCs w:val="28"/>
+              </w:rPr>
+              <w:t>月完成受控端网案例与主要对比；</w:t>
+            </w:r>
+            <w:r>
+              <w:rPr>
+                <w:sz w:val="28"/>
+                <w:szCs w:val="28"/>
+              </w:rPr>
+              <w:t>5</w:t>
+            </w:r>
+            <w:r>
+              <w:rPr>
+                <w:sz w:val="28"/>
+                <w:szCs w:val="28"/>
+              </w:rPr>
+              <w:t>月完成消融、重复实验和统计；</w:t>
+            </w:r>
+            <w:r>
+              <w:rPr>
+                <w:sz w:val="28"/>
+                <w:szCs w:val="28"/>
+              </w:rPr>
+              <w:t>6</w:t>
+            </w:r>
+            <w:r>
+              <w:rPr>
+                <w:sz w:val="28"/>
+                <w:szCs w:val="28"/>
+              </w:rPr>
+              <w:t>月完成论文、研究报告及最佳实践案例；</w:t>
+            </w:r>
+            <w:r>
+              <w:rPr>
+                <w:sz w:val="28"/>
+                <w:szCs w:val="28"/>
+              </w:rPr>
+              <w:t>7</w:t>
+            </w:r>
+            <w:r>
+              <w:rPr>
+                <w:sz w:val="28"/>
+                <w:szCs w:val="28"/>
+              </w:rPr>
+              <w:t>月提交结项材料并参加评审答辩。若慢路径无额外收益或门控未优于简单方法，如实报告适用限制，不以增建平台替代实验。</w:t>
             </w:r>
           </w:p>
           <w:p>
@@ -6192,7 +6730,28 @@
                 <w:sz w:val="28"/>
                 <w:szCs w:val="28"/>
               </w:rPr>
-              <w:t>1. 研究报告1份：《校园安全智能体快慢路径风险门控研究报告》，给出不同资源条件下的研判与响应配置建议；</w:t>
+              <w:t xml:space="preserve">1. </w:t>
+            </w:r>
+            <w:r>
+              <w:rPr>
+                <w:sz w:val="28"/>
+                <w:szCs w:val="28"/>
+              </w:rPr>
+              <w:t>研究报告</w:t>
+            </w:r>
+            <w:r>
+              <w:rPr>
+                <w:sz w:val="28"/>
+                <w:szCs w:val="28"/>
+              </w:rPr>
+              <w:t>1</w:t>
+            </w:r>
+            <w:r>
+              <w:rPr>
+                <w:sz w:val="28"/>
+                <w:szCs w:val="28"/>
+              </w:rPr>
+              <w:t>份：《校园安全智能体快慢路径风险门控研究报告》，给出不同资源条件下的研判与响应配置建议；</w:t>
             </w:r>
           </w:p>
           <w:p>
@@ -6208,7 +6767,28 @@
                 <w:sz w:val="28"/>
                 <w:szCs w:val="28"/>
               </w:rPr>
-              <w:t>2. 公开发表或录用相关论文至少1篇，以授权与资产后果驱动的选择性验证及资源权衡实验为主；</w:t>
+              <w:t xml:space="preserve">2. </w:t>
+            </w:r>
+            <w:r>
+              <w:rPr>
+                <w:sz w:val="28"/>
+                <w:szCs w:val="28"/>
+              </w:rPr>
+              <w:t>公开发表或录用相关论文至少</w:t>
+            </w:r>
+            <w:r>
+              <w:rPr>
+                <w:sz w:val="28"/>
+                <w:szCs w:val="28"/>
+              </w:rPr>
+              <w:t>1</w:t>
+            </w:r>
+            <w:r>
+              <w:rPr>
+                <w:sz w:val="28"/>
+                <w:szCs w:val="28"/>
+              </w:rPr>
+              <w:t>篇，以授权与资产后果驱动的选择性验证及资源权衡实验为主；</w:t>
             </w:r>
           </w:p>
           <w:p>
@@ -6224,7 +6804,28 @@
                 <w:sz w:val="28"/>
                 <w:szCs w:val="28"/>
               </w:rPr>
-              <w:t>3. 最佳实践案例1个，展示隔离环境端网遥测、快慢路径研判、受控响应与人工复核边界；</w:t>
+              <w:t xml:space="preserve">3. </w:t>
+            </w:r>
+            <w:r>
+              <w:rPr>
+                <w:sz w:val="28"/>
+                <w:szCs w:val="28"/>
+              </w:rPr>
+              <w:t>最佳实践案例</w:t>
+            </w:r>
+            <w:r>
+              <w:rPr>
+                <w:sz w:val="28"/>
+                <w:szCs w:val="28"/>
+              </w:rPr>
+              <w:t>1</w:t>
+            </w:r>
+            <w:r>
+              <w:rPr>
+                <w:sz w:val="28"/>
+                <w:szCs w:val="28"/>
+              </w:rPr>
+              <w:t>个，展示隔离环境端网遥测、快慢路径研判、受控响应与人工复核边界；</w:t>
             </w:r>
           </w:p>
           <w:p>
@@ -6240,7 +6841,14 @@
                 <w:sz w:val="28"/>
                 <w:szCs w:val="28"/>
               </w:rPr>
-              <w:t>4. 事件与攻击样本、授权标签、检查器、实验验证程序和测试说明，仅支持离线导入、路径选择、验证、沙箱响应及统计。</w:t>
+              <w:t xml:space="preserve">4. </w:t>
+            </w:r>
+            <w:r>
+              <w:rPr>
+                <w:sz w:val="28"/>
+                <w:szCs w:val="28"/>
+              </w:rPr>
+              <w:t>事件与攻击样本、授权标签、检查器、实验验证程序和测试说明，仅支持离线导入、路径选择、验证、沙箱响应及统计。</w:t>
             </w:r>
           </w:p>
           <w:p>
@@ -6276,150 +6884,343 @@
                 <w:sz w:val="24"/>
                 <w:szCs w:val="24"/>
               </w:rPr>
-              <w:t>[1] 袁明, 邹其霖, 袁文骐, 等. 大语言模型提示词注入攻击与防御综述[J]. 信息网络安全, 2026, 26(3): 341-354.</w:t>
-            </w:r>
-          </w:p>
-          <w:p>
-            <w:pPr>
-              <w:rPr>
-                <w:sz w:val="24"/>
-                <w:szCs w:val="24"/>
-              </w:rPr>
-            </w:pPr>
+              <w:t xml:space="preserve">[1] </w:t>
+            </w:r>
             <w:r>
               <w:rPr>
                 <w:rFonts w:hint="eastAsia"/>
                 <w:sz w:val="24"/>
                 <w:szCs w:val="24"/>
               </w:rPr>
-              <w:t>[2] 任恒毅, 孙治, 廖珊, 等. 大语言模型在网络威胁分析领域应用的综述[J/OL]. 计算机应用, 2026. DOI: 10.11772/j.issn.1001-9081.2026010138.</w:t>
-            </w:r>
-          </w:p>
-          <w:p>
-            <w:pPr>
-              <w:rPr>
-                <w:sz w:val="24"/>
-                <w:szCs w:val="24"/>
-              </w:rPr>
-            </w:pPr>
+              <w:t>袁明</w:t>
+            </w:r>
             <w:r>
               <w:rPr>
                 <w:rFonts w:hint="eastAsia"/>
                 <w:sz w:val="24"/>
                 <w:szCs w:val="24"/>
               </w:rPr>
-              <w:t>[3] DEBENEDETTI E, ZHANG J, BALUNOVIC M, et al. AgentDojo: A Dynamic Environment to Evaluate Prompt Injection Attacks and Defenses for LLM Agents[C]//Advances in Neural Information Processing Systems. 2024.</w:t>
-            </w:r>
-          </w:p>
-          <w:p>
-            <w:pPr>
-              <w:rPr>
-                <w:sz w:val="24"/>
-                <w:szCs w:val="24"/>
-              </w:rPr>
-            </w:pPr>
+              <w:t xml:space="preserve">, </w:t>
+            </w:r>
             <w:r>
               <w:rPr>
                 <w:rFonts w:hint="eastAsia"/>
                 <w:sz w:val="24"/>
                 <w:szCs w:val="24"/>
               </w:rPr>
-              <w:t>[4] LANDAUER M, SKOPIK F, WURZENBERGER M, et al. Just Testing, Move Along: Evasion of LLM-based System Log Interpretation by Prompt Injection[EB/OL]. arXiv:2607.24174, 2026.</w:t>
-            </w:r>
-          </w:p>
-          <w:p>
-            <w:pPr>
-              <w:rPr>
-                <w:sz w:val="24"/>
-                <w:szCs w:val="24"/>
-              </w:rPr>
-            </w:pPr>
+              <w:t>邹其霖</w:t>
+            </w:r>
             <w:r>
               <w:rPr>
                 <w:rFonts w:hint="eastAsia"/>
                 <w:sz w:val="24"/>
                 <w:szCs w:val="24"/>
               </w:rPr>
-              <w:t>[5] ZHENG J, GEMA A P, HONG G, et al. GRADA: Graph-based Reranking against Adversarial Documents Attack[C]//Proceedings of EMNLP. 2025: 22244-22266.</w:t>
-            </w:r>
-          </w:p>
-          <w:p>
-            <w:pPr>
-              <w:rPr>
-                <w:sz w:val="24"/>
-                <w:szCs w:val="24"/>
-              </w:rPr>
-            </w:pPr>
+              <w:t xml:space="preserve">, </w:t>
+            </w:r>
             <w:r>
               <w:rPr>
                 <w:rFonts w:hint="eastAsia"/>
                 <w:sz w:val="24"/>
                 <w:szCs w:val="24"/>
               </w:rPr>
-              <w:t>[6] JIA F, WU T, QIN X, et al. The Task Shield: Enforcing Task Alignment to Defend Against Indirect Prompt Injection in LLM Agents[EB/OL]. arXiv:2412.16682, 2024.</w:t>
-            </w:r>
-          </w:p>
-          <w:p>
-            <w:pPr>
-              <w:rPr>
-                <w:sz w:val="24"/>
-                <w:szCs w:val="24"/>
-              </w:rPr>
-            </w:pPr>
+              <w:t>袁文骐</w:t>
+            </w:r>
             <w:r>
               <w:rPr>
                 <w:rFonts w:hint="eastAsia"/>
                 <w:sz w:val="24"/>
                 <w:szCs w:val="24"/>
               </w:rPr>
-              <w:t>[7] DEBENEDETTI E, SHUMAILOV I, FAN T, et al. Defeating Prompt Injections by Design[EB/OL]. arXiv:2503.18813, 2025.</w:t>
-            </w:r>
-          </w:p>
-          <w:p>
-            <w:pPr>
-              <w:rPr>
-                <w:sz w:val="24"/>
-                <w:szCs w:val="24"/>
-              </w:rPr>
-            </w:pPr>
+              <w:t xml:space="preserve">, </w:t>
+            </w:r>
             <w:r>
               <w:rPr>
                 <w:rFonts w:hint="eastAsia"/>
                 <w:sz w:val="24"/>
                 <w:szCs w:val="24"/>
               </w:rPr>
-              <w:t>[8] HE Y, ZHU H, LI Y, et al. AttriGuard: Defeating Indirect Prompt Injection in LLM Agents via Causal Attribution of Tool Invocations[EB/OL]. arXiv:2603.10749, 2026.</w:t>
-            </w:r>
-          </w:p>
-          <w:p>
-            <w:pPr>
-              <w:rPr>
-                <w:sz w:val="24"/>
-                <w:szCs w:val="24"/>
-              </w:rPr>
-            </w:pPr>
+              <w:t>等</w:t>
+            </w:r>
             <w:r>
               <w:rPr>
                 <w:rFonts w:hint="eastAsia"/>
                 <w:sz w:val="24"/>
                 <w:szCs w:val="24"/>
               </w:rPr>
-              <w:t>[9] LIN X, ZHANG J, DENG G, et al. IRCopilot: Automated Incident Response with Large Language Models[EB/OL]. arXiv:2505.20945, 2025.</w:t>
-            </w:r>
-          </w:p>
-          <w:p>
-            <w:pPr>
-              <w:rPr>
-                <w:sz w:val="24"/>
-                <w:szCs w:val="24"/>
-              </w:rPr>
-            </w:pPr>
+              <w:t xml:space="preserve">. </w:t>
+            </w:r>
             <w:r>
               <w:rPr>
                 <w:rFonts w:hint="eastAsia"/>
                 <w:sz w:val="24"/>
                 <w:szCs w:val="24"/>
               </w:rPr>
+              <w:t>大语言模型提示词注入攻击与防御综述</w:t>
+            </w:r>
+            <w:r>
+              <w:rPr>
+                <w:rFonts w:hint="eastAsia"/>
+                <w:sz w:val="24"/>
+                <w:szCs w:val="24"/>
+              </w:rPr>
+              <w:t xml:space="preserve">[J]. </w:t>
+            </w:r>
+            <w:r>
+              <w:rPr>
+                <w:rFonts w:hint="eastAsia"/>
+                <w:sz w:val="24"/>
+                <w:szCs w:val="24"/>
+              </w:rPr>
+              <w:t>信息网络安全</w:t>
+            </w:r>
+            <w:r>
+              <w:rPr>
+                <w:rFonts w:hint="eastAsia"/>
+                <w:sz w:val="24"/>
+                <w:szCs w:val="24"/>
+              </w:rPr>
+              <w:t>, 2026, 26(3): 341-354.</w:t>
+            </w:r>
+          </w:p>
+          <w:p>
+            <w:pPr>
+              <w:rPr>
+                <w:sz w:val="24"/>
+                <w:szCs w:val="24"/>
+              </w:rPr>
+            </w:pPr>
+            <w:r>
+              <w:rPr>
+                <w:rFonts w:hint="eastAsia"/>
+                <w:sz w:val="24"/>
+                <w:szCs w:val="24"/>
+              </w:rPr>
+              <w:lastRenderedPageBreak/>
+              <w:t xml:space="preserve">[2] </w:t>
+            </w:r>
+            <w:r>
+              <w:rPr>
+                <w:rFonts w:hint="eastAsia"/>
+                <w:sz w:val="24"/>
+                <w:szCs w:val="24"/>
+              </w:rPr>
+              <w:t>任恒毅</w:t>
+            </w:r>
+            <w:r>
+              <w:rPr>
+                <w:rFonts w:hint="eastAsia"/>
+                <w:sz w:val="24"/>
+                <w:szCs w:val="24"/>
+              </w:rPr>
+              <w:t xml:space="preserve">, </w:t>
+            </w:r>
+            <w:r>
+              <w:rPr>
+                <w:rFonts w:hint="eastAsia"/>
+                <w:sz w:val="24"/>
+                <w:szCs w:val="24"/>
+              </w:rPr>
+              <w:t>孙治</w:t>
+            </w:r>
+            <w:r>
+              <w:rPr>
+                <w:rFonts w:hint="eastAsia"/>
+                <w:sz w:val="24"/>
+                <w:szCs w:val="24"/>
+              </w:rPr>
+              <w:t xml:space="preserve">, </w:t>
+            </w:r>
+            <w:r>
+              <w:rPr>
+                <w:rFonts w:hint="eastAsia"/>
+                <w:sz w:val="24"/>
+                <w:szCs w:val="24"/>
+              </w:rPr>
+              <w:t>廖珊</w:t>
+            </w:r>
+            <w:r>
+              <w:rPr>
+                <w:rFonts w:hint="eastAsia"/>
+                <w:sz w:val="24"/>
+                <w:szCs w:val="24"/>
+              </w:rPr>
+              <w:t xml:space="preserve">, </w:t>
+            </w:r>
+            <w:r>
+              <w:rPr>
+                <w:rFonts w:hint="eastAsia"/>
+                <w:sz w:val="24"/>
+                <w:szCs w:val="24"/>
+              </w:rPr>
+              <w:t>等</w:t>
+            </w:r>
+            <w:r>
+              <w:rPr>
+                <w:rFonts w:hint="eastAsia"/>
+                <w:sz w:val="24"/>
+                <w:szCs w:val="24"/>
+              </w:rPr>
+              <w:t xml:space="preserve">. </w:t>
+            </w:r>
+            <w:r>
+              <w:rPr>
+                <w:rFonts w:hint="eastAsia"/>
+                <w:sz w:val="24"/>
+                <w:szCs w:val="24"/>
+              </w:rPr>
+              <w:t>大语言模型在网络威胁分析领域应用的综述</w:t>
+            </w:r>
+            <w:r>
+              <w:rPr>
+                <w:rFonts w:hint="eastAsia"/>
+                <w:sz w:val="24"/>
+                <w:szCs w:val="24"/>
+              </w:rPr>
+              <w:t xml:space="preserve">[J/OL]. </w:t>
+            </w:r>
+            <w:r>
+              <w:rPr>
+                <w:rFonts w:hint="eastAsia"/>
+                <w:sz w:val="24"/>
+                <w:szCs w:val="24"/>
+              </w:rPr>
+              <w:t>计算机应用</w:t>
+            </w:r>
+            <w:r>
+              <w:rPr>
+                <w:rFonts w:hint="eastAsia"/>
+                <w:sz w:val="24"/>
+                <w:szCs w:val="24"/>
+              </w:rPr>
+              <w:t>, 2026. DOI: 10.11772/j.issn.1001-9081.2026010138.</w:t>
+            </w:r>
+          </w:p>
+          <w:p>
+            <w:pPr>
+              <w:rPr>
+                <w:sz w:val="24"/>
+                <w:szCs w:val="24"/>
+              </w:rPr>
+            </w:pPr>
+            <w:r>
+              <w:rPr>
+                <w:rFonts w:hint="eastAsia"/>
+                <w:sz w:val="24"/>
+                <w:szCs w:val="24"/>
+              </w:rPr>
+              <w:t>[3] DEBENEDETTI E, ZHANG J, BALUNOVIC M, et al. AgentDojo: A Dynamic Environment to Evaluate Prompt Injection Attacks and Defenses for LLM Agents[C]//Advances in Neural Information Processing Systems. 2024.</w:t>
+            </w:r>
+          </w:p>
+          <w:p>
+            <w:pPr>
+              <w:rPr>
+                <w:sz w:val="24"/>
+                <w:szCs w:val="24"/>
+              </w:rPr>
+            </w:pPr>
+            <w:r>
+              <w:rPr>
+                <w:rFonts w:hint="eastAsia"/>
+                <w:sz w:val="24"/>
+                <w:szCs w:val="24"/>
+              </w:rPr>
+              <w:t>[4] LANDAUER M, SKOPIK F, WURZENBERGER M, et al. Just Testing, Move Along: Evasion of LLM-based System Log Interpretation by Prompt Injection[EB/OL]. arXiv:2607.24174, 2026.</w:t>
+            </w:r>
+          </w:p>
+          <w:p>
+            <w:pPr>
+              <w:rPr>
+                <w:sz w:val="24"/>
+                <w:szCs w:val="24"/>
+              </w:rPr>
+            </w:pPr>
+            <w:r>
+              <w:rPr>
+                <w:rFonts w:hint="eastAsia"/>
+                <w:sz w:val="24"/>
+                <w:szCs w:val="24"/>
+              </w:rPr>
+              <w:t>[5] ZHENG J, GEMA A P, HONG G, et al. GRADA: Graph-based Reranking against Adversarial Documents Attack[C]//Proceedings of EMNLP. 2025: 22244-22266.</w:t>
+            </w:r>
+          </w:p>
+          <w:p>
+            <w:pPr>
+              <w:rPr>
+                <w:sz w:val="24"/>
+                <w:szCs w:val="24"/>
+              </w:rPr>
+            </w:pPr>
+            <w:r>
+              <w:rPr>
+                <w:rFonts w:hint="eastAsia"/>
+                <w:sz w:val="24"/>
+                <w:szCs w:val="24"/>
+              </w:rPr>
+              <w:t>[6] JIA F, WU T, QIN X, et al. The Task Shield: Enforcing Task Alignment to Defend Against Indirect Prompt Injection in LLM Agents[EB/OL]. arXiv:2412.16682, 2024.</w:t>
+            </w:r>
+          </w:p>
+          <w:p>
+            <w:pPr>
+              <w:rPr>
+                <w:sz w:val="24"/>
+                <w:szCs w:val="24"/>
+              </w:rPr>
+            </w:pPr>
+            <w:r>
+              <w:rPr>
+                <w:rFonts w:hint="eastAsia"/>
+                <w:sz w:val="24"/>
+                <w:szCs w:val="24"/>
+              </w:rPr>
+              <w:t>[7] DEBENEDETTI E, SHUMAILOV I, FAN T, et al. Defeating Prompt Injections by Design[EB/OL]. arXiv:2503.18813, 2025.</w:t>
+            </w:r>
+          </w:p>
+          <w:p>
+            <w:pPr>
+              <w:rPr>
+                <w:sz w:val="24"/>
+                <w:szCs w:val="24"/>
+              </w:rPr>
+            </w:pPr>
+            <w:r>
+              <w:rPr>
+                <w:rFonts w:hint="eastAsia"/>
+                <w:sz w:val="24"/>
+                <w:szCs w:val="24"/>
+              </w:rPr>
+              <w:t>[8] HE Y, ZHU H, LI Y, et al. AttriGuard: Defeating Indirect Prompt Injection in LLM Agents via Causal Attribution of Tool Invocations[EB/OL]. arXiv:2603.10749, 2026.</w:t>
+            </w:r>
+          </w:p>
+          <w:p>
+            <w:pPr>
+              <w:rPr>
+                <w:sz w:val="24"/>
+                <w:szCs w:val="24"/>
+              </w:rPr>
+            </w:pPr>
+            <w:r>
+              <w:rPr>
+                <w:rFonts w:hint="eastAsia"/>
+                <w:sz w:val="24"/>
+                <w:szCs w:val="24"/>
+              </w:rPr>
+              <w:t>[9] LIN X, ZHANG J, DENG G, et al. IRCopilot: Automated Incident Response with Large Language Models[EB/OL]. arXiv:2505.20945, 2025.</w:t>
+            </w:r>
+          </w:p>
+          <w:p>
+            <w:pPr>
+              <w:rPr>
+                <w:sz w:val="24"/>
+                <w:szCs w:val="24"/>
+              </w:rPr>
+            </w:pPr>
+            <w:r>
+              <w:rPr>
+                <w:rFonts w:hint="eastAsia"/>
+                <w:sz w:val="24"/>
+                <w:szCs w:val="24"/>
+              </w:rPr>
               <w:t>[10] NELSON A, REKHI S, SOUPPAYA M, et al. Incident Response Recommendations and Considerations for Cybersecurity Risk Management: A CSF 2.0 Community Profile[R]. NIST SP 800-61 Rev. 3, 2025.</w:t>
             </w:r>
           </w:p>
@@ -6456,7 +7257,21 @@
                 <w:sz w:val="28"/>
                 <w:szCs w:val="28"/>
               </w:rPr>
-              <w:t>申请前期已建立提示注入、智能体安全和网络威胁分析专题文献库，完成代表性研究梳理，形成快慢路径风险门控方案，并搭建AgentDojo复现实验环境。已有事件格式和检查器设计可供复用，后续重点完成路径门控实验。目前尚未接入校园网生产系统。</w:t>
+              <w:t>申请前期已建立提示注入、智能体安全和网络威胁分析专题文献库，完成代表性研究梳理，形成快慢路径风险门控方案，并搭建</w:t>
+            </w:r>
+            <w:r>
+              <w:rPr>
+                <w:sz w:val="28"/>
+                <w:szCs w:val="28"/>
+              </w:rPr>
+              <w:t>AgentDojo</w:t>
+            </w:r>
+            <w:r>
+              <w:rPr>
+                <w:sz w:val="28"/>
+                <w:szCs w:val="28"/>
+              </w:rPr>
+              <w:t>复现实验环境。已有事件格式和检查器设计可供复用，后续重点完成路径门控实验。目前尚未接入校园网生产系统。</w:t>
             </w:r>
           </w:p>
           <w:p>
@@ -7752,19 +8567,20 @@
     </w:p>
     <w:p>
       <w:pPr>
+        <w:pageBreakBefore/>
         <w:spacing w:line="400" w:lineRule="exact"/>
         <w:jc w:val="left"/>
         <w:rPr>
           <w:rFonts w:eastAsia="黑体"/>
           <w:sz w:val="30"/>
         </w:rPr>
-        <w:pageBreakBefore w:val="1"/>
       </w:pPr>
       <w:r>
         <w:rPr>
           <w:rFonts w:eastAsia="黑体" w:hint="eastAsia"/>
           <w:sz w:val="30"/>
         </w:rPr>
+        <w:lastRenderedPageBreak/>
         <w:t>七、课题负责人所在单位意见</w:t>
       </w:r>
     </w:p>
@@ -8187,7 +9003,7 @@
       <mc:AlternateContent>
         <mc:Choice Requires="wps">
           <w:drawing>
-            <wp:anchor distT="0" distB="0" distL="114300" distR="114300" simplePos="0" relativeHeight="251656704" behindDoc="0" locked="0" layoutInCell="1" allowOverlap="1" wp14:anchorId="57192314" wp14:editId="7A639CEA">
+            <wp:anchor distT="0" distB="0" distL="114300" distR="114300" simplePos="0" relativeHeight="251656704" behindDoc="0" locked="0" layoutInCell="1" allowOverlap="1" wp14:anchorId="0717FE90" wp14:editId="3E8D8EFD">
               <wp:simplePos x="0" y="0"/>
               <wp:positionH relativeFrom="margin">
                 <wp:align>center</wp:align>
@@ -8282,7 +9098,7 @@
         </mc:Choice>
         <mc:Fallback>
           <w:pict>
-            <v:shapetype w14:anchorId="57192314" id="_x0000_t202" coordsize="21600,21600" o:spt="202" path="m,l,21600r21600,l21600,xe">
+            <v:shapetype w14:anchorId="0717FE90" id="_x0000_t202" coordsize="21600,21600" o:spt="202" path="m,l,21600r21600,l21600,xe">
               <v:stroke joinstyle="miter"/>
               <v:path gradientshapeok="t" o:connecttype="rect"/>
             </v:shapetype>
@@ -8824,6 +9640,7 @@
   <w:style w:type="character" w:default="1" w:styleId="a0">
     <w:name w:val="Default Paragraph Font"/>
     <w:uiPriority w:val="1"/>
+    <w:semiHidden/>
     <w:unhideWhenUsed/>
   </w:style>
   <w:style w:type="table" w:default="1" w:styleId="a1">
@@ -9318,20 +10135,6 @@
 </file>
 
 <file path=customXml/item1.xml><?xml version="1.0" encoding="utf-8"?>
-<s:customData xmlns="http://www.wps.cn/officeDocument/2013/wpsCustomData" xmlns:s="http://www.wps.cn/officeDocument/2013/wpsCustomData">
-  <customSectProps>
-    <customSectPr/>
-    <customSectPr/>
-    <customSectPr/>
-    <customSectPr/>
-  </customSectProps>
-  <customShpExts>
-    <customShpInfo spid="_x0000_s1026" textRotate="1"/>
-  </customShpExts>
-</s:customData>
-</file>
-
-<file path=customXml/item2.xml><?xml version="1.0" encoding="utf-8"?>
 <contractReview xmlns="http://schemas.wps.cn/vas-ai-hub/contract-review">
   <reviewItems>
     <reviewItem>
@@ -9393,18 +10196,32 @@
 </contractReview>
 </file>
 
+<file path=customXml/item2.xml><?xml version="1.0" encoding="utf-8"?>
+<s:customData xmlns="http://www.wps.cn/officeDocument/2013/wpsCustomData" xmlns:s="http://www.wps.cn/officeDocument/2013/wpsCustomData">
+  <customSectProps>
+    <customSectPr/>
+    <customSectPr/>
+    <customSectPr/>
+    <customSectPr/>
+  </customSectProps>
+  <customShpExts>
+    <customShpInfo spid="_x0000_s1026" textRotate="1"/>
+  </customShpExts>
+</s:customData>
+</file>
+
 <file path=customXml/itemProps1.xml><?xml version="1.0" encoding="utf-8"?>
+<ds:datastoreItem xmlns:ds="http://schemas.openxmlformats.org/officeDocument/2006/customXml" ds:itemID="{D5444FCA-EBDB-48E5-9EE0-FB999E4F2074}">
+  <ds:schemaRefs>
+    <ds:schemaRef ds:uri="http://schemas.wps.cn/vas-ai-hub/contract-review"/>
+  </ds:schemaRefs>
+</ds:datastoreItem>
+</file>
+
+<file path=customXml/itemProps2.xml><?xml version="1.0" encoding="utf-8"?>
 <ds:datastoreItem xmlns:ds="http://schemas.openxmlformats.org/officeDocument/2006/customXml" ds:itemID="{B1977F7D-205B-4081-913C-38D41E755F92}">
   <ds:schemaRefs>
     <ds:schemaRef ds:uri="http://www.wps.cn/officeDocument/2013/wpsCustomData"/>
   </ds:schemaRefs>
 </ds:datastoreItem>
-</file>
-
-<file path=customXml/itemProps2.xml><?xml version="1.0" encoding="utf-8"?>
-<ds:datastoreItem xmlns:ds="http://schemas.openxmlformats.org/officeDocument/2006/customXml" ds:itemID="{D5444FCA-EBDB-48E5-9EE0-FB999E4F2074}">
-  <ds:schemaRefs>
-    <ds:schemaRef ds:uri="http://schemas.wps.cn/vas-ai-hub/contract-review"/>
-  </ds:schemaRefs>
-</ds:datastoreItem>
 </file>
--- a/2026年度教育网络安全专项研究课题/校园安全智能体快慢路径风险门控研究（申请书）.docx
+++ b/2026年度教育网络安全专项研究课题/校园安全智能体快慢路径风险门控研究（申请书）.docx
@@ -1318,6 +1318,7 @@
                 <w:szCs w:val="28"/>
               </w:rPr>
             </w:pPr>
+            <w:proofErr w:type="gramStart"/>
             <w:r>
               <w:rPr>
                 <w:rFonts w:ascii="Times New Roman Regular" w:hAnsi="Times New Roman Regular" w:cs="Times New Roman Regular" w:hint="eastAsia"/>
@@ -1327,6 +1328,7 @@
               </w:rPr>
               <w:t>江魁</w:t>
             </w:r>
+            <w:proofErr w:type="gramEnd"/>
           </w:p>
         </w:tc>
         <w:tc>
@@ -1523,9 +1525,17 @@
                 <w:position w:val="6"/>
                 <w:sz w:val="28"/>
                 <w:szCs w:val="28"/>
-                <w:u w:val="single"/>
-              </w:rPr>
-            </w:pPr>
+              </w:rPr>
+            </w:pPr>
+            <w:r>
+              <w:rPr>
+                <w:rFonts w:ascii="Times New Roman Regular" w:hAnsi="Times New Roman Regular" w:cs="Times New Roman Regular" w:hint="eastAsia"/>
+                <w:position w:val="6"/>
+                <w:sz w:val="28"/>
+                <w:szCs w:val="28"/>
+              </w:rPr>
+              <w:t>正高级工程师</w:t>
+            </w:r>
           </w:p>
         </w:tc>
         <w:tc>
@@ -1583,6 +1593,14 @@
                 <w:szCs w:val="28"/>
               </w:rPr>
             </w:pPr>
+            <w:r>
+              <w:rPr>
+                <w:rFonts w:hint="eastAsia"/>
+                <w:sz w:val="28"/>
+                <w:szCs w:val="28"/>
+              </w:rPr>
+              <w:t>jiangkui@szu.edu.cn</w:t>
+            </w:r>
           </w:p>
         </w:tc>
       </w:tr>
@@ -1789,6 +1807,15 @@
                 <w:szCs w:val="28"/>
               </w:rPr>
             </w:pPr>
+            <w:r>
+              <w:rPr>
+                <w:rFonts w:ascii="Times New Roman Regular" w:hAnsi="Times New Roman Regular" w:cs="Times New Roman Regular" w:hint="eastAsia"/>
+                <w:position w:val="6"/>
+                <w:sz w:val="28"/>
+                <w:szCs w:val="28"/>
+              </w:rPr>
+              <w:t>深圳大学信息中心</w:t>
+            </w:r>
           </w:p>
         </w:tc>
       </w:tr>
@@ -1866,6 +1893,15 @@
                 <w:u w:val="single"/>
               </w:rPr>
             </w:pPr>
+            <w:r>
+              <w:rPr>
+                <w:rFonts w:ascii="Times New Roman Regular" w:hAnsi="Times New Roman Regular" w:cs="Times New Roman Regular" w:hint="eastAsia"/>
+                <w:position w:val="6"/>
+                <w:sz w:val="28"/>
+                <w:szCs w:val="28"/>
+              </w:rPr>
+              <w:t>深圳大学信息中心</w:t>
+            </w:r>
           </w:p>
         </w:tc>
         <w:tc>
@@ -1914,9 +1950,17 @@
                 <w:position w:val="6"/>
                 <w:sz w:val="28"/>
                 <w:szCs w:val="28"/>
-                <w:u w:val="single"/>
-              </w:rPr>
-            </w:pPr>
+              </w:rPr>
+            </w:pPr>
+            <w:r>
+              <w:rPr>
+                <w:rFonts w:ascii="Times New Roman Regular" w:hAnsi="Times New Roman Regular" w:cs="Times New Roman Regular" w:hint="eastAsia"/>
+                <w:position w:val="6"/>
+                <w:sz w:val="28"/>
+                <w:szCs w:val="28"/>
+              </w:rPr>
+              <w:t>518060</w:t>
+            </w:r>
           </w:p>
         </w:tc>
       </w:tr>
@@ -2019,6 +2063,7 @@
                 <w:szCs w:val="28"/>
               </w:rPr>
             </w:pPr>
+            <w:proofErr w:type="gramStart"/>
             <w:r>
               <w:rPr>
                 <w:rFonts w:ascii="Times New Roman Regular" w:hAnsi="Times New Roman Regular" w:cs="Times New Roman Regular" w:hint="eastAsia"/>
@@ -2028,6 +2073,7 @@
               </w:rPr>
               <w:t>江魁</w:t>
             </w:r>
+            <w:proofErr w:type="gramEnd"/>
           </w:p>
         </w:tc>
         <w:tc>
@@ -2151,6 +2197,15 @@
                 <w:szCs w:val="28"/>
               </w:rPr>
             </w:pPr>
+            <w:r>
+              <w:rPr>
+                <w:rFonts w:ascii="Times New Roman Regular" w:hAnsi="Times New Roman Regular" w:cs="Times New Roman Regular" w:hint="eastAsia"/>
+                <w:position w:val="6"/>
+                <w:sz w:val="28"/>
+                <w:szCs w:val="28"/>
+              </w:rPr>
+              <w:t>正高级工程师</w:t>
+            </w:r>
           </w:p>
         </w:tc>
       </w:tr>
@@ -2354,6 +2409,14 @@
                 <w:szCs w:val="28"/>
               </w:rPr>
             </w:pPr>
+            <w:r>
+              <w:rPr>
+                <w:rFonts w:hint="eastAsia"/>
+                <w:sz w:val="28"/>
+                <w:szCs w:val="28"/>
+              </w:rPr>
+              <w:t>jiangkui@szu.edu.cn</w:t>
+            </w:r>
           </w:p>
         </w:tc>
         <w:tc>
@@ -2404,6 +2467,15 @@
                 <w:szCs w:val="28"/>
               </w:rPr>
             </w:pPr>
+            <w:r>
+              <w:rPr>
+                <w:rFonts w:ascii="Times New Roman Regular" w:hAnsi="Times New Roman Regular" w:cs="Times New Roman Regular" w:hint="eastAsia"/>
+                <w:position w:val="6"/>
+                <w:sz w:val="28"/>
+                <w:szCs w:val="28"/>
+              </w:rPr>
+              <w:t>深圳大学信息中心</w:t>
+            </w:r>
           </w:p>
         </w:tc>
       </w:tr>
@@ -2481,6 +2553,15 @@
                 <w:u w:val="single"/>
               </w:rPr>
             </w:pPr>
+            <w:r>
+              <w:rPr>
+                <w:rFonts w:ascii="Times New Roman Regular" w:hAnsi="Times New Roman Regular" w:cs="Times New Roman Regular" w:hint="eastAsia"/>
+                <w:position w:val="6"/>
+                <w:sz w:val="28"/>
+                <w:szCs w:val="28"/>
+              </w:rPr>
+              <w:t>深圳大学信息中心</w:t>
+            </w:r>
           </w:p>
         </w:tc>
         <w:tc>
@@ -2529,9 +2610,17 @@
                 <w:position w:val="6"/>
                 <w:sz w:val="28"/>
                 <w:szCs w:val="28"/>
-                <w:u w:val="single"/>
-              </w:rPr>
-            </w:pPr>
+              </w:rPr>
+            </w:pPr>
+            <w:r>
+              <w:rPr>
+                <w:rFonts w:ascii="Times New Roman Regular" w:hAnsi="Times New Roman Regular" w:cs="Times New Roman Regular" w:hint="eastAsia"/>
+                <w:position w:val="6"/>
+                <w:sz w:val="28"/>
+                <w:szCs w:val="28"/>
+              </w:rPr>
+              <w:t>518060</w:t>
+            </w:r>
           </w:p>
         </w:tc>
       </w:tr>
@@ -2844,6 +2933,15 @@
                 <w:szCs w:val="28"/>
               </w:rPr>
             </w:pPr>
+            <w:r>
+              <w:rPr>
+                <w:rFonts w:ascii="Times New Roman Regular" w:hAnsi="Times New Roman Regular" w:cs="Times New Roman Regular" w:hint="eastAsia"/>
+                <w:position w:val="6"/>
+                <w:sz w:val="28"/>
+                <w:szCs w:val="28"/>
+              </w:rPr>
+              <w:t>吴松岭</w:t>
+            </w:r>
           </w:p>
         </w:tc>
         <w:tc>
@@ -2862,6 +2960,15 @@
                 <w:szCs w:val="28"/>
               </w:rPr>
             </w:pPr>
+            <w:r>
+              <w:rPr>
+                <w:rFonts w:ascii="Times New Roman Regular" w:hAnsi="Times New Roman Regular" w:cs="Times New Roman Regular" w:hint="eastAsia"/>
+                <w:position w:val="6"/>
+                <w:sz w:val="28"/>
+                <w:szCs w:val="28"/>
+              </w:rPr>
+              <w:t>2002.04.11</w:t>
+            </w:r>
           </w:p>
         </w:tc>
         <w:tc>
@@ -2881,6 +2988,15 @@
                 <w:szCs w:val="28"/>
               </w:rPr>
             </w:pPr>
+            <w:r>
+              <w:rPr>
+                <w:rFonts w:ascii="Times New Roman Regular" w:hAnsi="Times New Roman Regular" w:cs="Times New Roman Regular" w:hint="eastAsia"/>
+                <w:position w:val="6"/>
+                <w:sz w:val="28"/>
+                <w:szCs w:val="28"/>
+              </w:rPr>
+              <w:t>研究生</w:t>
+            </w:r>
           </w:p>
         </w:tc>
         <w:tc>
@@ -2900,6 +3016,15 @@
                 <w:szCs w:val="28"/>
               </w:rPr>
             </w:pPr>
+            <w:r>
+              <w:rPr>
+                <w:rFonts w:ascii="Times New Roman Regular" w:hAnsi="Times New Roman Regular" w:cs="Times New Roman Regular" w:hint="eastAsia"/>
+                <w:position w:val="6"/>
+                <w:sz w:val="28"/>
+                <w:szCs w:val="28"/>
+              </w:rPr>
+              <w:t>深圳大学信息中心</w:t>
+            </w:r>
           </w:p>
         </w:tc>
         <w:tc>
@@ -2920,9 +3045,26 @@
                 <w:position w:val="6"/>
                 <w:sz w:val="28"/>
                 <w:szCs w:val="28"/>
-                <w:u w:val="single"/>
-              </w:rPr>
-            </w:pPr>
+              </w:rPr>
+            </w:pPr>
+            <w:r>
+              <w:rPr>
+                <w:rFonts w:ascii="Times New Roman Regular" w:hAnsi="Times New Roman Regular" w:cs="Times New Roman Regular" w:hint="eastAsia"/>
+                <w:position w:val="6"/>
+                <w:sz w:val="28"/>
+                <w:szCs w:val="28"/>
+              </w:rPr>
+              <w:t>实验架构设计</w:t>
+            </w:r>
+            <w:r>
+              <w:rPr>
+                <w:rFonts w:ascii="Times New Roman Regular" w:hAnsi="Times New Roman Regular" w:cs="Times New Roman Regular" w:hint="eastAsia"/>
+                <w:position w:val="6"/>
+                <w:sz w:val="28"/>
+                <w:szCs w:val="28"/>
+              </w:rPr>
+              <w:t>与</w:t>
+            </w:r>
           </w:p>
         </w:tc>
         <w:tc>
@@ -3000,6 +3142,15 @@
                 <w:szCs w:val="28"/>
               </w:rPr>
             </w:pPr>
+            <w:r>
+              <w:rPr>
+                <w:rFonts w:ascii="Times New Roman Regular" w:hAnsi="Times New Roman Regular" w:cs="Times New Roman Regular" w:hint="eastAsia"/>
+                <w:position w:val="6"/>
+                <w:sz w:val="28"/>
+                <w:szCs w:val="28"/>
+              </w:rPr>
+              <w:t>田来先</w:t>
+            </w:r>
           </w:p>
         </w:tc>
         <w:tc>
@@ -3016,9 +3167,53 @@
                 <w:position w:val="6"/>
                 <w:sz w:val="28"/>
                 <w:szCs w:val="28"/>
-                <w:u w:val="single"/>
-              </w:rPr>
-            </w:pPr>
+              </w:rPr>
+            </w:pPr>
+            <w:r>
+              <w:rPr>
+                <w:rFonts w:ascii="Times New Roman Regular" w:hAnsi="Times New Roman Regular" w:cs="Times New Roman Regular"/>
+                <w:position w:val="6"/>
+                <w:sz w:val="28"/>
+                <w:szCs w:val="28"/>
+              </w:rPr>
+              <w:t>2003</w:t>
+            </w:r>
+            <w:r>
+              <w:rPr>
+                <w:rFonts w:ascii="Times New Roman Regular" w:hAnsi="Times New Roman Regular" w:cs="Times New Roman Regular" w:hint="eastAsia"/>
+                <w:position w:val="6"/>
+                <w:sz w:val="28"/>
+                <w:szCs w:val="28"/>
+              </w:rPr>
+              <w:t>.</w:t>
+            </w:r>
+            <w:r>
+              <w:rPr>
+                <w:rFonts w:ascii="Times New Roman Regular" w:hAnsi="Times New Roman Regular" w:cs="Times New Roman Regular"/>
+                <w:position w:val="6"/>
+                <w:sz w:val="28"/>
+                <w:szCs w:val="28"/>
+              </w:rPr>
+              <w:t>03</w:t>
+            </w:r>
+            <w:r>
+              <w:rPr>
+                <w:rFonts w:ascii="Times New Roman Regular" w:hAnsi="Times New Roman Regular" w:cs="Times New Roman Regular" w:hint="eastAsia"/>
+                <w:position w:val="6"/>
+                <w:sz w:val="28"/>
+                <w:szCs w:val="28"/>
+              </w:rPr>
+              <w:t>.</w:t>
+            </w:r>
+            <w:r>
+              <w:rPr>
+                <w:rFonts w:ascii="Times New Roman Regular" w:hAnsi="Times New Roman Regular" w:cs="Times New Roman Regular"/>
+                <w:position w:val="6"/>
+                <w:sz w:val="28"/>
+                <w:szCs w:val="28"/>
+              </w:rPr>
+              <w:t>17</w:t>
+            </w:r>
           </w:p>
         </w:tc>
         <w:tc>
@@ -3036,9 +3231,17 @@
                 <w:position w:val="6"/>
                 <w:sz w:val="28"/>
                 <w:szCs w:val="28"/>
-                <w:u w:val="single"/>
-              </w:rPr>
-            </w:pPr>
+              </w:rPr>
+            </w:pPr>
+            <w:r>
+              <w:rPr>
+                <w:rFonts w:ascii="Times New Roman Regular" w:hAnsi="Times New Roman Regular" w:cs="Times New Roman Regular" w:hint="eastAsia"/>
+                <w:position w:val="6"/>
+                <w:sz w:val="28"/>
+                <w:szCs w:val="28"/>
+              </w:rPr>
+              <w:t>研究生</w:t>
+            </w:r>
           </w:p>
         </w:tc>
         <w:tc>
@@ -3056,9 +3259,17 @@
                 <w:position w:val="6"/>
                 <w:sz w:val="28"/>
                 <w:szCs w:val="28"/>
-                <w:u w:val="single"/>
-              </w:rPr>
-            </w:pPr>
+              </w:rPr>
+            </w:pPr>
+            <w:r>
+              <w:rPr>
+                <w:rFonts w:ascii="Times New Roman Regular" w:hAnsi="Times New Roman Regular" w:cs="Times New Roman Regular" w:hint="eastAsia"/>
+                <w:position w:val="6"/>
+                <w:sz w:val="28"/>
+                <w:szCs w:val="28"/>
+              </w:rPr>
+              <w:t>深圳大学信息中心</w:t>
+            </w:r>
           </w:p>
         </w:tc>
         <w:tc>
@@ -3079,9 +3290,17 @@
                 <w:position w:val="6"/>
                 <w:sz w:val="28"/>
                 <w:szCs w:val="28"/>
-                <w:u w:val="single"/>
-              </w:rPr>
-            </w:pPr>
+              </w:rPr>
+            </w:pPr>
+            <w:r>
+              <w:rPr>
+                <w:rFonts w:ascii="Times New Roman Regular" w:hAnsi="Times New Roman Regular" w:cs="Times New Roman Regular" w:hint="eastAsia"/>
+                <w:position w:val="6"/>
+                <w:sz w:val="28"/>
+                <w:szCs w:val="28"/>
+              </w:rPr>
+              <w:t>数据记录整理及分析</w:t>
+            </w:r>
           </w:p>
         </w:tc>
         <w:tc>
@@ -3789,7 +4008,7 @@
                 <w:sz w:val="28"/>
                 <w:szCs w:val="28"/>
               </w:rPr>
-              <w:t>其它（事件数据与实验验证程序）</w:t>
+              <w:t>其它</w:t>
             </w:r>
             <w:r>
               <w:rPr>
@@ -3806,8 +4025,9 @@
                 <w:position w:val="6"/>
                 <w:sz w:val="28"/>
                 <w:szCs w:val="28"/>
-              </w:rPr>
-              <w:t>选项：</w:t>
+                <w:u w:val="single"/>
+              </w:rPr>
+              <w:t>（</w:t>
             </w:r>
             <w:r>
               <w:rPr>
@@ -3815,6 +4035,7 @@
                 <w:position w:val="6"/>
                 <w:sz w:val="28"/>
                 <w:szCs w:val="28"/>
+                <w:u w:val="single"/>
               </w:rPr>
               <w:t>A</w:t>
             </w:r>
@@ -3824,6 +4045,7 @@
                 <w:position w:val="6"/>
                 <w:sz w:val="28"/>
                 <w:szCs w:val="28"/>
+                <w:u w:val="single"/>
               </w:rPr>
               <w:t>、</w:t>
             </w:r>
@@ -3833,6 +4055,7 @@
                 <w:position w:val="6"/>
                 <w:sz w:val="28"/>
                 <w:szCs w:val="28"/>
+                <w:u w:val="single"/>
               </w:rPr>
               <w:t>B</w:t>
             </w:r>
@@ -3842,6 +4065,7 @@
                 <w:position w:val="6"/>
                 <w:sz w:val="28"/>
                 <w:szCs w:val="28"/>
+                <w:u w:val="single"/>
               </w:rPr>
               <w:t>、</w:t>
             </w:r>
@@ -3851,6 +4075,7 @@
                 <w:position w:val="6"/>
                 <w:sz w:val="28"/>
                 <w:szCs w:val="28"/>
+                <w:u w:val="single"/>
               </w:rPr>
               <w:t>E</w:t>
             </w:r>
@@ -3860,6 +4085,7 @@
                 <w:position w:val="6"/>
                 <w:sz w:val="28"/>
                 <w:szCs w:val="28"/>
+                <w:u w:val="single"/>
               </w:rPr>
               <w:t>、</w:t>
             </w:r>
@@ -3869,8 +4095,19 @@
                 <w:position w:val="6"/>
                 <w:sz w:val="28"/>
                 <w:szCs w:val="28"/>
+                <w:u w:val="single"/>
               </w:rPr>
               <w:t>F</w:t>
+            </w:r>
+            <w:r>
+              <w:rPr>
+                <w:rFonts w:ascii="Times New Roman Regular" w:hAnsi="Times New Roman Regular" w:cs="Times New Roman Regular" w:hint="eastAsia"/>
+                <w:position w:val="6"/>
+                <w:sz w:val="28"/>
+                <w:szCs w:val="28"/>
+                <w:u w:val="single"/>
+              </w:rPr>
+              <w:t>）</w:t>
             </w:r>
           </w:p>
         </w:tc>
@@ -5642,8 +5879,8 @@
               <w:rPr>
                 <w:b/>
                 <w:bCs/>
-                <w:sz w:val="28"/>
-                <w:szCs w:val="28"/>
+                <w:sz w:val="30"/>
+                <w:szCs w:val="30"/>
               </w:rPr>
             </w:pPr>
             <w:r>
@@ -5651,487 +5888,42 @@
                 <w:rFonts w:hint="eastAsia"/>
                 <w:b/>
                 <w:bCs/>
-                <w:sz w:val="28"/>
-                <w:szCs w:val="28"/>
-              </w:rPr>
-              <w:t>一、国内外研究现状</w:t>
-            </w:r>
-          </w:p>
-          <w:p>
-            <w:pPr>
-              <w:ind w:firstLineChars="200" w:firstLine="560"/>
-              <w:rPr>
-                <w:sz w:val="28"/>
-                <w:szCs w:val="28"/>
-              </w:rPr>
-            </w:pPr>
-            <w:r>
-              <w:rPr>
-                <w:sz w:val="28"/>
-                <w:szCs w:val="28"/>
-              </w:rPr>
-              <w:t>大语言模型正被用于安全告警研判、证据检索和响应建议。国内研究梳理了提示注入攻防方法</w:t>
-            </w:r>
-            <w:r>
-              <w:rPr>
-                <w:sz w:val="28"/>
-                <w:szCs w:val="28"/>
-                <w:vertAlign w:val="superscript"/>
-              </w:rPr>
-              <w:t>[1]</w:t>
-            </w:r>
-            <w:r>
-              <w:rPr>
-                <w:sz w:val="28"/>
-                <w:szCs w:val="28"/>
-              </w:rPr>
-              <w:t>及大模型在网络威胁分析中的应用、可靠性和资源成本问题</w:t>
-            </w:r>
-            <w:r>
-              <w:rPr>
-                <w:sz w:val="28"/>
-                <w:szCs w:val="28"/>
-                <w:vertAlign w:val="superscript"/>
-              </w:rPr>
-              <w:t>[2]</w:t>
-            </w:r>
-            <w:r>
-              <w:rPr>
-                <w:sz w:val="28"/>
-                <w:szCs w:val="28"/>
-              </w:rPr>
-              <w:t>。</w:t>
-            </w:r>
-            <w:r>
-              <w:rPr>
-                <w:sz w:val="28"/>
-                <w:szCs w:val="28"/>
-              </w:rPr>
-              <w:t>AgentDojo</w:t>
-            </w:r>
-            <w:r>
-              <w:rPr>
-                <w:sz w:val="28"/>
-                <w:szCs w:val="28"/>
-              </w:rPr>
-              <w:t>分别评价正常任务能力和受攻击时的安全性</w:t>
-            </w:r>
-            <w:r>
-              <w:rPr>
-                <w:sz w:val="28"/>
-                <w:szCs w:val="28"/>
-                <w:vertAlign w:val="superscript"/>
-              </w:rPr>
-              <w:t>[3]</w:t>
-            </w:r>
-            <w:r>
-              <w:rPr>
-                <w:sz w:val="28"/>
-                <w:szCs w:val="28"/>
-              </w:rPr>
-              <w:t>；</w:t>
-            </w:r>
-            <w:r>
-              <w:rPr>
-                <w:sz w:val="28"/>
-                <w:szCs w:val="28"/>
-              </w:rPr>
-              <w:t>IRCopilot</w:t>
-            </w:r>
-            <w:r>
-              <w:rPr>
-                <w:sz w:val="28"/>
-                <w:szCs w:val="28"/>
-              </w:rPr>
-              <w:t>研究模型辅助事件调查与响应</w:t>
-            </w:r>
-            <w:r>
-              <w:rPr>
-                <w:sz w:val="28"/>
-                <w:szCs w:val="28"/>
-                <w:vertAlign w:val="superscript"/>
-              </w:rPr>
-              <w:t>[9]</w:t>
-            </w:r>
-            <w:r>
-              <w:rPr>
-                <w:sz w:val="28"/>
-                <w:szCs w:val="28"/>
-              </w:rPr>
-              <w:t>；</w:t>
-            </w:r>
-            <w:r>
-              <w:rPr>
-                <w:sz w:val="28"/>
-                <w:szCs w:val="28"/>
-              </w:rPr>
-              <w:t>NIST</w:t>
-            </w:r>
-            <w:r>
-              <w:rPr>
-                <w:sz w:val="28"/>
-                <w:szCs w:val="28"/>
-              </w:rPr>
-              <w:t>将事件响应纳入持续风险管理</w:t>
-            </w:r>
-            <w:r>
-              <w:rPr>
-                <w:sz w:val="28"/>
-                <w:szCs w:val="28"/>
-                <w:vertAlign w:val="superscript"/>
-              </w:rPr>
-              <w:t>[10]</w:t>
-            </w:r>
-            <w:r>
-              <w:rPr>
-                <w:sz w:val="28"/>
-                <w:szCs w:val="28"/>
-              </w:rPr>
-              <w:t>。这些工作为安全运营智能研判与响应提供了基础。</w:t>
-            </w:r>
-          </w:p>
-          <w:p>
-            <w:pPr>
-              <w:ind w:firstLineChars="200" w:firstLine="560"/>
-              <w:rPr>
-                <w:sz w:val="28"/>
-                <w:szCs w:val="28"/>
-              </w:rPr>
-            </w:pPr>
-            <w:r>
-              <w:rPr>
-                <w:sz w:val="28"/>
-                <w:szCs w:val="28"/>
-              </w:rPr>
-              <w:t>校园安全运营面临算力、模型调用和人工复核资源有限的问题，全部事件重复验证成本较高，仅作快速研判又可能遗漏复杂或高后果风险。端网遥测中的</w:t>
-            </w:r>
-            <w:r>
-              <w:rPr>
-                <w:sz w:val="28"/>
-                <w:szCs w:val="28"/>
-              </w:rPr>
-              <w:t>URL</w:t>
-            </w:r>
-            <w:r>
-              <w:rPr>
-                <w:sz w:val="28"/>
-                <w:szCs w:val="28"/>
-              </w:rPr>
-              <w:t>、文件名和进程参数等内容还可能被攻击者操纵。日志提示注入研究揭示了污染记录干扰模型分析的风险</w:t>
-            </w:r>
-            <w:r>
-              <w:rPr>
-                <w:sz w:val="28"/>
-                <w:szCs w:val="28"/>
-                <w:vertAlign w:val="superscript"/>
-              </w:rPr>
-              <w:t>[4]</w:t>
-            </w:r>
-            <w:r>
-              <w:rPr>
-                <w:sz w:val="28"/>
-                <w:szCs w:val="28"/>
-              </w:rPr>
-              <w:t>；检索重排、任务一致性、控制与数据流隔离及运行时反事实验证已有探索</w:t>
-            </w:r>
-            <w:r>
-              <w:rPr>
-                <w:sz w:val="28"/>
-                <w:szCs w:val="28"/>
-                <w:vertAlign w:val="superscript"/>
-              </w:rPr>
-              <w:t>[5-8]</w:t>
-            </w:r>
-            <w:r>
-              <w:rPr>
-                <w:sz w:val="28"/>
-                <w:szCs w:val="28"/>
-              </w:rPr>
-              <w:t>。本课题在这些方法基础上，研究如何根据任务授权与资产后果选择额外验证范围。</w:t>
-            </w:r>
-          </w:p>
-          <w:p>
-            <w:pPr>
-              <w:ind w:firstLineChars="200" w:firstLine="560"/>
-              <w:rPr>
-                <w:sz w:val="28"/>
-                <w:szCs w:val="28"/>
-              </w:rPr>
-            </w:pPr>
-            <w:r>
-              <w:rPr>
-                <w:sz w:val="28"/>
-                <w:szCs w:val="28"/>
-              </w:rPr>
-              <w:t>本课题紧扣指南方向三参考课题</w:t>
-            </w:r>
-            <w:r>
-              <w:rPr>
-                <w:sz w:val="28"/>
-                <w:szCs w:val="28"/>
-              </w:rPr>
-              <w:t>2</w:t>
-            </w:r>
-            <w:r>
-              <w:rPr>
-                <w:rFonts w:hint="eastAsia"/>
-                <w:sz w:val="28"/>
-                <w:szCs w:val="28"/>
-              </w:rPr>
-              <w:t>“</w:t>
-            </w:r>
-            <w:r>
-              <w:rPr>
-                <w:sz w:val="28"/>
-                <w:szCs w:val="28"/>
-              </w:rPr>
-              <w:t>资源受限条件下安全运营快慢双路径智能研判与响应机制研究</w:t>
-            </w:r>
-            <w:r>
-              <w:rPr>
-                <w:rFonts w:hint="eastAsia"/>
-                <w:sz w:val="28"/>
-                <w:szCs w:val="28"/>
-              </w:rPr>
-              <w:t>”</w:t>
-            </w:r>
-            <w:r>
-              <w:rPr>
-                <w:sz w:val="28"/>
-                <w:szCs w:val="28"/>
-              </w:rPr>
-              <w:t>，以校园端网事件为对象，检验在相同执行安全约束下，授权与资产后果驱动的门控能否以更少的慢路径调用，获得接近全量验证的安全性和任务效果。日志提示注入作为代表性对抗条件，研究结果用于提出验证资源配置与受控响应建议。</w:t>
-            </w:r>
-          </w:p>
-          <w:p>
-            <w:pPr>
-              <w:rPr>
+                <w:sz w:val="30"/>
+                <w:szCs w:val="30"/>
+              </w:rPr>
+              <w:t>1.</w:t>
+            </w:r>
+            <w:r>
+              <w:rPr>
+                <w:rFonts w:hint="eastAsia"/>
                 <w:b/>
                 <w:bCs/>
-                <w:sz w:val="28"/>
-                <w:szCs w:val="28"/>
-              </w:rPr>
-            </w:pPr>
-            <w:r>
-              <w:rPr>
-                <w:rFonts w:hint="eastAsia"/>
+                <w:sz w:val="30"/>
+                <w:szCs w:val="30"/>
+              </w:rPr>
+              <w:t>本课题国内外研究现状述评、选题意义及研究价值</w:t>
+            </w:r>
+          </w:p>
+          <w:p>
+            <w:pPr>
+              <w:ind w:firstLineChars="200" w:firstLine="562"/>
+              <w:rPr>
                 <w:b/>
                 <w:bCs/>
                 <w:sz w:val="28"/>
                 <w:szCs w:val="28"/>
               </w:rPr>
-              <w:t>二、研究内容</w:t>
-            </w:r>
-          </w:p>
-          <w:p>
-            <w:pPr>
-              <w:ind w:firstLineChars="200" w:firstLine="560"/>
-              <w:rPr>
-                <w:sz w:val="28"/>
-                <w:szCs w:val="28"/>
-              </w:rPr>
-            </w:pPr>
-            <w:r>
-              <w:rPr>
-                <w:sz w:val="28"/>
-                <w:szCs w:val="28"/>
-              </w:rPr>
-              <w:t>第一，构建校园端网事件与响应任务。围绕异常登录、可疑进程与外联、</w:t>
-            </w:r>
-            <w:r>
-              <w:rPr>
-                <w:sz w:val="28"/>
-                <w:szCs w:val="28"/>
-              </w:rPr>
-              <w:t>DNS</w:t>
-            </w:r>
-            <w:r>
-              <w:rPr>
-                <w:sz w:val="28"/>
-                <w:szCs w:val="28"/>
-              </w:rPr>
-              <w:t>异常、</w:t>
-            </w:r>
-            <w:r>
-              <w:rPr>
-                <w:sz w:val="28"/>
-                <w:szCs w:val="28"/>
-              </w:rPr>
-              <w:t>Web</w:t>
-            </w:r>
-            <w:r>
-              <w:rPr>
-                <w:sz w:val="28"/>
-                <w:szCs w:val="28"/>
-              </w:rPr>
-              <w:t>攻击或误报排查设置</w:t>
-            </w:r>
-            <w:r>
-              <w:rPr>
-                <w:sz w:val="28"/>
-                <w:szCs w:val="28"/>
-              </w:rPr>
-              <w:t>4</w:t>
-            </w:r>
-            <w:r>
-              <w:rPr>
-                <w:sz w:val="28"/>
-                <w:szCs w:val="28"/>
-              </w:rPr>
-              <w:t>个事件模板、</w:t>
-            </w:r>
-            <w:r>
-              <w:rPr>
-                <w:sz w:val="28"/>
-                <w:szCs w:val="28"/>
-              </w:rPr>
-              <w:t>8</w:t>
-            </w:r>
-            <w:r>
-              <w:rPr>
-                <w:sz w:val="28"/>
-                <w:szCs w:val="28"/>
-              </w:rPr>
-              <w:t>个核心任务实例，即</w:t>
-            </w:r>
-            <w:r>
-              <w:rPr>
-                <w:sz w:val="28"/>
-                <w:szCs w:val="28"/>
-              </w:rPr>
-              <w:t>4</w:t>
-            </w:r>
-            <w:r>
-              <w:rPr>
-                <w:sz w:val="28"/>
-                <w:szCs w:val="28"/>
-              </w:rPr>
-              <w:t>组配对任务。配对保持证据基本一致，每次只改变授权条件或资</w:t>
-            </w:r>
-            <w:r>
-              <w:rPr>
-                <w:sz w:val="28"/>
-                <w:szCs w:val="28"/>
-              </w:rPr>
-              <w:lastRenderedPageBreak/>
-              <w:t>产等级，覆盖两类变化。至少</w:t>
-            </w:r>
-            <w:r>
-              <w:rPr>
-                <w:sz w:val="28"/>
-                <w:szCs w:val="28"/>
-              </w:rPr>
-              <w:t>1</w:t>
-            </w:r>
-            <w:r>
-              <w:rPr>
-                <w:sz w:val="28"/>
-                <w:szCs w:val="28"/>
-              </w:rPr>
-              <w:t>个案例使用隔离环境自产、相互对应的端点与网络记录。任务包含正常版本及直接注入、场景化伪装注入测试；人工编写攻击不等同于已验证</w:t>
-            </w:r>
-            <w:r>
-              <w:rPr>
-                <w:sz w:val="28"/>
-                <w:szCs w:val="28"/>
-              </w:rPr>
-              <w:t>AI</w:t>
-            </w:r>
-            <w:r>
-              <w:rPr>
-                <w:sz w:val="28"/>
-                <w:szCs w:val="28"/>
-              </w:rPr>
-              <w:t>自动攻击能力。</w:t>
-            </w:r>
-          </w:p>
-          <w:p>
-            <w:pPr>
-              <w:ind w:firstLineChars="200" w:firstLine="560"/>
-              <w:rPr>
-                <w:sz w:val="28"/>
-                <w:szCs w:val="28"/>
-              </w:rPr>
-            </w:pPr>
-            <w:r>
-              <w:rPr>
-                <w:sz w:val="28"/>
-                <w:szCs w:val="28"/>
-              </w:rPr>
-              <w:t>第二，建立固定的快慢双路径研判与响应流程。快路径以一次常规研判形成事件结论、证据引用和候选动作；慢路径复用已有净化重推理思路</w:t>
-            </w:r>
-            <w:r>
-              <w:rPr>
-                <w:sz w:val="28"/>
-                <w:szCs w:val="28"/>
-                <w:vertAlign w:val="superscript"/>
-              </w:rPr>
-              <w:t>[8]</w:t>
-            </w:r>
-            <w:r>
-              <w:rPr>
-                <w:sz w:val="28"/>
-                <w:szCs w:val="28"/>
-              </w:rPr>
-              <w:t>，补充独立端网证据核验和响应剧本检查，修正结论及候选动作。各组采用相同的内容预处理和最终执行检查，统一校验动作、对象、参数、授权前置条件及证据要求。遥测只能提供待核验证据，不能授予权限</w:t>
-            </w:r>
-            <w:r>
-              <w:rPr>
-                <w:sz w:val="28"/>
-                <w:szCs w:val="28"/>
-                <w:vertAlign w:val="superscript"/>
-              </w:rPr>
-              <w:t>[6-7]</w:t>
-            </w:r>
-            <w:r>
-              <w:rPr>
-                <w:sz w:val="28"/>
-                <w:szCs w:val="28"/>
-              </w:rPr>
-              <w:t>。高影响动作只在沙箱模拟，条件不足时转人工复核。</w:t>
-            </w:r>
-          </w:p>
-          <w:p>
-            <w:pPr>
-              <w:ind w:firstLineChars="200" w:firstLine="560"/>
-              <w:rPr>
-                <w:sz w:val="28"/>
-                <w:szCs w:val="28"/>
-              </w:rPr>
-            </w:pPr>
-            <w:r>
-              <w:rPr>
-                <w:sz w:val="28"/>
-                <w:szCs w:val="28"/>
-              </w:rPr>
-              <w:t>第三，研究资源受限条件下的路径门控。依据可信任务、批准剧本、角色权限和资产清单，计算候选动作的授权差距与误操作后果，结合注入风险决定是否追加慢路径。开发阶段在限定的慢路径触发比例和词元预算下选择阈值；预算不足且仍需核验时转人工复核，不降低执行约束。快路径与慢路径作为固定组件，研究重点是验证资源分配及其对研判和响应的影响。</w:t>
-            </w:r>
-          </w:p>
-          <w:p>
-            <w:pPr>
-              <w:ind w:firstLineChars="200" w:firstLine="560"/>
-              <w:rPr>
-                <w:sz w:val="28"/>
-                <w:szCs w:val="28"/>
-              </w:rPr>
-            </w:pPr>
-            <w:r>
-              <w:rPr>
-                <w:sz w:val="28"/>
-                <w:szCs w:val="28"/>
-              </w:rPr>
-              <w:t>第四，评价门控效果与适用条件。比较无慢路径、全量慢路径和所提门控，并以相同调用预算下的简单门控及因素消融检验授权、资产后果的增益。综合安全性、合法任务完成、时延、词元和人工复核需求，分析不同资源条件下适宜的验证范围。</w:t>
-            </w:r>
-          </w:p>
-          <w:p>
-            <w:pPr>
-              <w:rPr>
+            </w:pPr>
+            <w:r>
+              <w:rPr>
+                <w:rFonts w:hint="eastAsia"/>
                 <w:b/>
                 <w:bCs/>
                 <w:sz w:val="28"/>
                 <w:szCs w:val="28"/>
               </w:rPr>
-            </w:pPr>
+              <w:t>（一）</w:t>
+            </w:r>
             <w:r>
               <w:rPr>
                 <w:rFonts w:hint="eastAsia"/>
@@ -6140,724 +5932,545 @@
                 <w:sz w:val="28"/>
                 <w:szCs w:val="28"/>
               </w:rPr>
-              <w:t>三、创新点</w:t>
-            </w:r>
-          </w:p>
-          <w:p>
-            <w:pPr>
+              <w:t>国内外研究现状</w:t>
+            </w:r>
+          </w:p>
+          <w:p>
+            <w:pPr>
+              <w:spacing w:line="560" w:lineRule="exact"/>
               <w:ind w:firstLineChars="200" w:firstLine="560"/>
-              <w:rPr>
-                <w:sz w:val="28"/>
-                <w:szCs w:val="28"/>
-              </w:rPr>
-            </w:pPr>
-            <w:r>
-              <w:rPr>
-                <w:sz w:val="28"/>
-                <w:szCs w:val="28"/>
-              </w:rPr>
-              <w:t>一是面向校园安全运营提出授权与资产后果驱动的选择性验证方法。将拟执行动作与任务授权的差距、目标资产的重要性及误操作后果用于快</w:t>
-            </w:r>
-            <w:r>
-              <w:rPr>
-                <w:sz w:val="28"/>
-                <w:szCs w:val="28"/>
-              </w:rPr>
-              <w:lastRenderedPageBreak/>
-              <w:t>慢路径分流，研究有限验证资源应优先用于哪些研判与响应任务。通过配对任务和因素消融检验其相对仅按注入风险分流的增益。</w:t>
-            </w:r>
-          </w:p>
-          <w:p>
-            <w:pPr>
+              <w:jc w:val="left"/>
+              <w:rPr>
+                <w:sz w:val="28"/>
+                <w:szCs w:val="28"/>
+              </w:rPr>
+            </w:pPr>
+            <w:r>
+              <w:rPr>
+                <w:rFonts w:hint="eastAsia"/>
+                <w:sz w:val="28"/>
+                <w:szCs w:val="28"/>
+              </w:rPr>
+              <w:t>大语言模型正用于安全告警</w:t>
+            </w:r>
+            <w:proofErr w:type="gramStart"/>
+            <w:r>
+              <w:rPr>
+                <w:rFonts w:hint="eastAsia"/>
+                <w:sz w:val="28"/>
+                <w:szCs w:val="28"/>
+              </w:rPr>
+              <w:t>研</w:t>
+            </w:r>
+            <w:proofErr w:type="gramEnd"/>
+            <w:r>
+              <w:rPr>
+                <w:rFonts w:hint="eastAsia"/>
+                <w:sz w:val="28"/>
+                <w:szCs w:val="28"/>
+              </w:rPr>
+              <w:t>判、证据检索和响应建议。国内研究梳理了提示注入攻防</w:t>
+            </w:r>
+            <w:r>
+              <w:rPr>
+                <w:rFonts w:hint="eastAsia"/>
+                <w:sz w:val="28"/>
+                <w:szCs w:val="28"/>
+                <w:vertAlign w:val="superscript"/>
+              </w:rPr>
+              <w:t>[1]</w:t>
+            </w:r>
+            <w:r>
+              <w:rPr>
+                <w:rFonts w:hint="eastAsia"/>
+                <w:sz w:val="28"/>
+                <w:szCs w:val="28"/>
+              </w:rPr>
+              <w:t>以及大模型用于网络威胁分析时的可靠性与资源成本</w:t>
+            </w:r>
+            <w:r>
+              <w:rPr>
+                <w:rFonts w:hint="eastAsia"/>
+                <w:sz w:val="28"/>
+                <w:szCs w:val="28"/>
+                <w:vertAlign w:val="superscript"/>
+              </w:rPr>
+              <w:t>[2]</w:t>
+            </w:r>
+            <w:r>
+              <w:rPr>
+                <w:rFonts w:hint="eastAsia"/>
+                <w:sz w:val="28"/>
+                <w:szCs w:val="28"/>
+              </w:rPr>
+              <w:t>。</w:t>
+            </w:r>
+            <w:proofErr w:type="spellStart"/>
+            <w:r>
+              <w:rPr>
+                <w:rFonts w:hint="eastAsia"/>
+                <w:sz w:val="28"/>
+                <w:szCs w:val="28"/>
+              </w:rPr>
+              <w:t>AgentDojo</w:t>
+            </w:r>
+            <w:proofErr w:type="spellEnd"/>
+            <w:r>
+              <w:rPr>
+                <w:rFonts w:hint="eastAsia"/>
+                <w:sz w:val="28"/>
+                <w:szCs w:val="28"/>
+              </w:rPr>
+              <w:t>分别评价智能</w:t>
+            </w:r>
+            <w:proofErr w:type="gramStart"/>
+            <w:r>
+              <w:rPr>
+                <w:rFonts w:hint="eastAsia"/>
+                <w:sz w:val="28"/>
+                <w:szCs w:val="28"/>
+              </w:rPr>
+              <w:t>体正常</w:t>
+            </w:r>
+            <w:proofErr w:type="gramEnd"/>
+            <w:r>
+              <w:rPr>
+                <w:rFonts w:hint="eastAsia"/>
+                <w:sz w:val="28"/>
+                <w:szCs w:val="28"/>
+              </w:rPr>
+              <w:t>任务能力和受攻击时的安全性</w:t>
+            </w:r>
+            <w:r>
+              <w:rPr>
+                <w:rFonts w:hint="eastAsia"/>
+                <w:sz w:val="28"/>
+                <w:szCs w:val="28"/>
+                <w:vertAlign w:val="superscript"/>
+              </w:rPr>
+              <w:t>[3]</w:t>
+            </w:r>
+            <w:r>
+              <w:rPr>
+                <w:rFonts w:hint="eastAsia"/>
+                <w:sz w:val="28"/>
+                <w:szCs w:val="28"/>
+              </w:rPr>
+              <w:t>；</w:t>
+            </w:r>
+            <w:proofErr w:type="spellStart"/>
+            <w:r>
+              <w:rPr>
+                <w:rFonts w:hint="eastAsia"/>
+                <w:sz w:val="28"/>
+                <w:szCs w:val="28"/>
+              </w:rPr>
+              <w:t>IRCopilot</w:t>
+            </w:r>
+            <w:proofErr w:type="spellEnd"/>
+            <w:r>
+              <w:rPr>
+                <w:rFonts w:hint="eastAsia"/>
+                <w:sz w:val="28"/>
+                <w:szCs w:val="28"/>
+              </w:rPr>
+              <w:t>探索模型辅助事件调查与响应</w:t>
+            </w:r>
+            <w:r>
+              <w:rPr>
+                <w:rFonts w:hint="eastAsia"/>
+                <w:sz w:val="28"/>
+                <w:szCs w:val="28"/>
+                <w:vertAlign w:val="superscript"/>
+              </w:rPr>
+              <w:t>[9]</w:t>
+            </w:r>
+            <w:r>
+              <w:rPr>
+                <w:rFonts w:hint="eastAsia"/>
+                <w:sz w:val="28"/>
+                <w:szCs w:val="28"/>
+              </w:rPr>
+              <w:t>；</w:t>
+            </w:r>
+            <w:r>
+              <w:rPr>
+                <w:rFonts w:hint="eastAsia"/>
+                <w:sz w:val="28"/>
+                <w:szCs w:val="28"/>
+              </w:rPr>
+              <w:t>NIST</w:t>
+            </w:r>
+            <w:r>
+              <w:rPr>
+                <w:rFonts w:hint="eastAsia"/>
+                <w:sz w:val="28"/>
+                <w:szCs w:val="28"/>
+              </w:rPr>
+              <w:t>指南将事件响应纳入持续风险管理</w:t>
+            </w:r>
+            <w:r>
+              <w:rPr>
+                <w:rFonts w:hint="eastAsia"/>
+                <w:sz w:val="28"/>
+                <w:szCs w:val="28"/>
+                <w:vertAlign w:val="superscript"/>
+              </w:rPr>
+              <w:t>[10]</w:t>
+            </w:r>
+            <w:r>
+              <w:rPr>
+                <w:rFonts w:hint="eastAsia"/>
+                <w:sz w:val="28"/>
+                <w:szCs w:val="28"/>
+              </w:rPr>
+              <w:t>。上述工作为安全运营智能化提供了基础。</w:t>
+            </w:r>
+          </w:p>
+          <w:p>
+            <w:pPr>
+              <w:spacing w:line="560" w:lineRule="exact"/>
               <w:ind w:firstLineChars="200" w:firstLine="560"/>
-              <w:rPr>
-                <w:sz w:val="28"/>
-                <w:szCs w:val="28"/>
-              </w:rPr>
-            </w:pPr>
-            <w:r>
-              <w:rPr>
-                <w:sz w:val="28"/>
-                <w:szCs w:val="28"/>
-              </w:rPr>
-              <w:t>二是在统一执行安全约束下刻画快慢路径的安全、任务效果与资源权衡。预先规定相对全量验证可接受的性能差距，比较不同预算下的验证开销与结果，形成校园场景的适用条件和复核边界。净化重推理、证据保留和权限检查作为实现基础，不单独宣称为原创方法。</w:t>
-            </w:r>
-          </w:p>
-          <w:p>
-            <w:pPr>
-              <w:rPr>
+              <w:jc w:val="left"/>
+              <w:rPr>
+                <w:sz w:val="28"/>
+                <w:szCs w:val="28"/>
+              </w:rPr>
+            </w:pPr>
+            <w:r>
+              <w:rPr>
+                <w:rFonts w:hint="eastAsia"/>
+                <w:sz w:val="28"/>
+                <w:szCs w:val="28"/>
+              </w:rPr>
+              <w:t>校园网络安全</w:t>
+            </w:r>
+            <w:proofErr w:type="gramStart"/>
+            <w:r>
+              <w:rPr>
+                <w:rFonts w:hint="eastAsia"/>
+                <w:sz w:val="28"/>
+                <w:szCs w:val="28"/>
+              </w:rPr>
+              <w:t>运营仍</w:t>
+            </w:r>
+            <w:proofErr w:type="gramEnd"/>
+            <w:r>
+              <w:rPr>
+                <w:rFonts w:hint="eastAsia"/>
+                <w:sz w:val="28"/>
+                <w:szCs w:val="28"/>
+              </w:rPr>
+              <w:t>受现实条件制约：终端异构、并发量大，算力、调用预算和专业人员有限。</w:t>
+            </w:r>
+            <w:proofErr w:type="gramStart"/>
+            <w:r>
+              <w:rPr>
+                <w:rFonts w:hint="eastAsia"/>
+                <w:sz w:val="28"/>
+                <w:szCs w:val="28"/>
+              </w:rPr>
+              <w:t>全量慢路径</w:t>
+            </w:r>
+            <w:proofErr w:type="gramEnd"/>
+            <w:r>
+              <w:rPr>
+                <w:rFonts w:hint="eastAsia"/>
+                <w:sz w:val="28"/>
+                <w:szCs w:val="28"/>
+              </w:rPr>
+              <w:t>核验成本较高，难以用于所有告警；仅用快路径又可能遗漏复杂风险或产生高后果误操作。</w:t>
+            </w:r>
+            <w:proofErr w:type="gramStart"/>
+            <w:r>
+              <w:rPr>
+                <w:rFonts w:hint="eastAsia"/>
+                <w:sz w:val="28"/>
+                <w:szCs w:val="28"/>
+              </w:rPr>
+              <w:t>端网遥测</w:t>
+            </w:r>
+            <w:proofErr w:type="gramEnd"/>
+            <w:r>
+              <w:rPr>
+                <w:rFonts w:hint="eastAsia"/>
+                <w:sz w:val="28"/>
+                <w:szCs w:val="28"/>
+              </w:rPr>
+              <w:t>处于非完全可信环境，日志提示注入可干扰模型判断</w:t>
+            </w:r>
+            <w:r>
+              <w:rPr>
+                <w:rFonts w:hint="eastAsia"/>
+                <w:sz w:val="28"/>
+                <w:szCs w:val="28"/>
+                <w:vertAlign w:val="superscript"/>
+              </w:rPr>
+              <w:t>[4]</w:t>
+            </w:r>
+            <w:r>
+              <w:rPr>
+                <w:rFonts w:hint="eastAsia"/>
+                <w:sz w:val="28"/>
+                <w:szCs w:val="28"/>
+              </w:rPr>
+              <w:t>。现有研究已探索检索重排、一致性检查和</w:t>
+            </w:r>
+            <w:proofErr w:type="gramStart"/>
+            <w:r>
+              <w:rPr>
+                <w:rFonts w:hint="eastAsia"/>
+                <w:sz w:val="28"/>
+                <w:szCs w:val="28"/>
+              </w:rPr>
+              <w:t>净化重</w:t>
+            </w:r>
+            <w:proofErr w:type="gramEnd"/>
+            <w:r>
+              <w:rPr>
+                <w:rFonts w:hint="eastAsia"/>
+                <w:sz w:val="28"/>
+                <w:szCs w:val="28"/>
+              </w:rPr>
+              <w:t>推理</w:t>
+            </w:r>
+            <w:r>
+              <w:rPr>
+                <w:rFonts w:hint="eastAsia"/>
+                <w:sz w:val="28"/>
+                <w:szCs w:val="28"/>
+                <w:vertAlign w:val="superscript"/>
+              </w:rPr>
+              <w:t>[5-8]</w:t>
+            </w:r>
+            <w:r>
+              <w:rPr>
+                <w:rFonts w:hint="eastAsia"/>
+                <w:sz w:val="28"/>
+                <w:szCs w:val="28"/>
+              </w:rPr>
+              <w:t>，但如何依据任务性质和业务后果分配有限的验证资源，仍需研究。</w:t>
+            </w:r>
+          </w:p>
+          <w:p>
+            <w:pPr>
+              <w:spacing w:line="560" w:lineRule="exact"/>
+              <w:ind w:firstLineChars="200" w:firstLine="562"/>
+              <w:jc w:val="left"/>
+              <w:rPr>
+                <w:sz w:val="28"/>
+                <w:szCs w:val="28"/>
+              </w:rPr>
+            </w:pPr>
+            <w:r>
+              <w:rPr>
+                <w:rFonts w:hint="eastAsia"/>
                 <w:b/>
                 <w:bCs/>
                 <w:sz w:val="28"/>
                 <w:szCs w:val="28"/>
               </w:rPr>
-            </w:pPr>
-            <w:r>
-              <w:rPr>
-                <w:rFonts w:hint="eastAsia"/>
+              <w:t>（二）选题意义与实用价值</w:t>
+            </w:r>
+          </w:p>
+          <w:p>
+            <w:pPr>
+              <w:spacing w:line="560" w:lineRule="exact"/>
+              <w:ind w:firstLineChars="200" w:firstLine="560"/>
+              <w:jc w:val="left"/>
+              <w:rPr>
+                <w:sz w:val="28"/>
+                <w:szCs w:val="28"/>
+              </w:rPr>
+            </w:pPr>
+            <w:r>
+              <w:rPr>
+                <w:rFonts w:hint="eastAsia"/>
+                <w:sz w:val="28"/>
+                <w:szCs w:val="28"/>
+              </w:rPr>
+              <w:t>本课题选取指南所列“日志提示注入”作为对抗条件，主要价值如下：</w:t>
+            </w:r>
+          </w:p>
+          <w:p>
+            <w:pPr>
+              <w:spacing w:line="560" w:lineRule="exact"/>
+              <w:ind w:firstLineChars="200" w:firstLine="560"/>
+              <w:jc w:val="left"/>
+              <w:rPr>
+                <w:sz w:val="28"/>
+                <w:szCs w:val="28"/>
+              </w:rPr>
+            </w:pPr>
+            <w:r>
+              <w:rPr>
+                <w:rFonts w:hint="eastAsia"/>
+                <w:sz w:val="28"/>
+                <w:szCs w:val="28"/>
+              </w:rPr>
+              <w:t>（</w:t>
+            </w:r>
+            <w:r>
+              <w:rPr>
+                <w:rFonts w:hint="eastAsia"/>
+                <w:sz w:val="28"/>
+                <w:szCs w:val="28"/>
+              </w:rPr>
+              <w:t>1</w:t>
+            </w:r>
+            <w:r>
+              <w:rPr>
+                <w:rFonts w:hint="eastAsia"/>
+                <w:sz w:val="28"/>
+                <w:szCs w:val="28"/>
+              </w:rPr>
+              <w:t>）控制运行成本：常规</w:t>
+            </w:r>
+            <w:proofErr w:type="gramStart"/>
+            <w:r>
+              <w:rPr>
+                <w:rFonts w:hint="eastAsia"/>
+                <w:sz w:val="28"/>
+                <w:szCs w:val="28"/>
+              </w:rPr>
+              <w:t>告警走</w:t>
+            </w:r>
+            <w:proofErr w:type="gramEnd"/>
+            <w:r>
+              <w:rPr>
+                <w:rFonts w:hint="eastAsia"/>
+                <w:sz w:val="28"/>
+                <w:szCs w:val="28"/>
+              </w:rPr>
+              <w:t>快路径，高危复杂事件调用慢路径，减少不必要的重复核验。</w:t>
+            </w:r>
+          </w:p>
+          <w:p>
+            <w:pPr>
+              <w:spacing w:line="560" w:lineRule="exact"/>
+              <w:ind w:firstLineChars="200" w:firstLine="560"/>
+              <w:jc w:val="left"/>
+              <w:rPr>
+                <w:sz w:val="28"/>
+                <w:szCs w:val="28"/>
+              </w:rPr>
+            </w:pPr>
+            <w:r>
+              <w:rPr>
+                <w:rFonts w:hint="eastAsia"/>
+                <w:sz w:val="28"/>
+                <w:szCs w:val="28"/>
+              </w:rPr>
+              <w:t>（</w:t>
+            </w:r>
+            <w:r>
+              <w:rPr>
+                <w:rFonts w:hint="eastAsia"/>
+                <w:sz w:val="28"/>
+                <w:szCs w:val="28"/>
+              </w:rPr>
+              <w:t>2</w:t>
+            </w:r>
+            <w:r>
+              <w:rPr>
+                <w:rFonts w:hint="eastAsia"/>
+                <w:sz w:val="28"/>
+                <w:szCs w:val="28"/>
+              </w:rPr>
+              <w:t>）约束响应动作：结合资产后果判断与沙箱测试，避免攻击干扰或模型幻觉造成高后果误操作。</w:t>
+            </w:r>
+          </w:p>
+          <w:p>
+            <w:pPr>
+              <w:ind w:firstLineChars="200" w:firstLine="560"/>
+              <w:rPr>
+                <w:sz w:val="28"/>
+                <w:szCs w:val="28"/>
+              </w:rPr>
+            </w:pPr>
+            <w:r>
+              <w:rPr>
+                <w:rFonts w:hint="eastAsia"/>
+                <w:sz w:val="28"/>
+                <w:szCs w:val="28"/>
+              </w:rPr>
+              <w:t>（</w:t>
+            </w:r>
+            <w:r>
+              <w:rPr>
+                <w:rFonts w:hint="eastAsia"/>
+                <w:sz w:val="28"/>
+                <w:szCs w:val="28"/>
+              </w:rPr>
+              <w:t>3</w:t>
+            </w:r>
+            <w:r>
+              <w:rPr>
+                <w:rFonts w:hint="eastAsia"/>
+                <w:sz w:val="28"/>
+                <w:szCs w:val="28"/>
+              </w:rPr>
+              <w:t>）形成配置参考：比较不同资源预算下的效果，为高校设置门控阈值和人工复核边界提供依据。</w:t>
+            </w:r>
+          </w:p>
+          <w:p>
+            <w:pPr>
+              <w:rPr>
                 <w:b/>
                 <w:bCs/>
-                <w:sz w:val="28"/>
-                <w:szCs w:val="28"/>
-              </w:rPr>
-              <w:t>四、实验安排</w:t>
-            </w:r>
-          </w:p>
-          <w:p>
-            <w:pPr>
-              <w:ind w:firstLineChars="200" w:firstLine="560"/>
-              <w:rPr>
-                <w:sz w:val="28"/>
-                <w:szCs w:val="28"/>
-              </w:rPr>
-            </w:pPr>
-            <w:r>
-              <w:rPr>
-                <w:sz w:val="28"/>
-                <w:szCs w:val="28"/>
-              </w:rPr>
-              <w:t>研究由申请人独立完成，限定</w:t>
-            </w:r>
-            <w:r>
-              <w:rPr>
-                <w:sz w:val="28"/>
-                <w:szCs w:val="28"/>
-              </w:rPr>
-              <w:t>1</w:t>
-            </w:r>
-            <w:r>
-              <w:rPr>
-                <w:sz w:val="28"/>
-                <w:szCs w:val="28"/>
-              </w:rPr>
-              <w:t>个主模型、</w:t>
-            </w:r>
-            <w:r>
-              <w:rPr>
-                <w:sz w:val="28"/>
-                <w:szCs w:val="28"/>
-              </w:rPr>
-              <w:t>1</w:t>
-            </w:r>
-            <w:r>
-              <w:rPr>
-                <w:sz w:val="28"/>
-                <w:szCs w:val="28"/>
-              </w:rPr>
-              <w:t>种快路径、</w:t>
-            </w:r>
-            <w:r>
-              <w:rPr>
-                <w:sz w:val="28"/>
-                <w:szCs w:val="28"/>
-              </w:rPr>
-              <w:t>1</w:t>
-            </w:r>
-            <w:r>
-              <w:rPr>
-                <w:sz w:val="28"/>
-                <w:szCs w:val="28"/>
-              </w:rPr>
-              <w:t>种慢路径、</w:t>
-            </w:r>
-            <w:r>
-              <w:rPr>
-                <w:sz w:val="28"/>
-                <w:szCs w:val="28"/>
-              </w:rPr>
-              <w:t>1</w:t>
-            </w:r>
-            <w:r>
-              <w:rPr>
-                <w:sz w:val="28"/>
-                <w:szCs w:val="28"/>
-              </w:rPr>
-              <w:t>个受控端网案例和</w:t>
-            </w:r>
-            <w:r>
-              <w:rPr>
-                <w:sz w:val="28"/>
-                <w:szCs w:val="28"/>
-              </w:rPr>
-              <w:t>3—4</w:t>
-            </w:r>
-            <w:r>
-              <w:rPr>
-                <w:sz w:val="28"/>
-                <w:szCs w:val="28"/>
-              </w:rPr>
-              <w:t>个沙箱工具。</w:t>
-            </w:r>
-            <w:r>
-              <w:rPr>
-                <w:sz w:val="28"/>
-                <w:szCs w:val="28"/>
-              </w:rPr>
-              <w:t>4</w:t>
-            </w:r>
-            <w:r>
-              <w:rPr>
-                <w:sz w:val="28"/>
-                <w:szCs w:val="28"/>
-              </w:rPr>
-              <w:t>个模板、</w:t>
-            </w:r>
-            <w:r>
-              <w:rPr>
-                <w:sz w:val="28"/>
-                <w:szCs w:val="28"/>
-              </w:rPr>
-              <w:t>8</w:t>
-            </w:r>
-            <w:r>
-              <w:rPr>
-                <w:sz w:val="28"/>
-                <w:szCs w:val="28"/>
-              </w:rPr>
-              <w:t>个任务用于核心验证；开发样本与冻结测试样本按事件家族分开，同一事件、配对版本及注入改写不跨集合。该规模用于初步验证，重复运行不替代事件多样性，论文结论限于实际测试范围。</w:t>
-            </w:r>
-          </w:p>
-          <w:p>
-            <w:pPr>
-              <w:ind w:firstLineChars="200" w:firstLine="560"/>
-              <w:rPr>
-                <w:sz w:val="28"/>
-                <w:szCs w:val="28"/>
-              </w:rPr>
-            </w:pPr>
-            <w:r>
-              <w:rPr>
-                <w:sz w:val="28"/>
-                <w:szCs w:val="28"/>
-              </w:rPr>
-              <w:t>主要比较无慢路径、全量慢路径和所提门控；补充仅按注入风险、仅按资产后果及注入风险加授权差距的门控对照，并在相近慢路径调用比例下比较。所有方案使用同一模型、快慢路径、预处理、沙箱及最终权限和证据检查器。开发集确定阈值、预算和可接受差距后冻结，测试集不调参。</w:t>
-            </w:r>
-          </w:p>
-          <w:p>
-            <w:pPr>
-              <w:ind w:firstLineChars="200" w:firstLine="560"/>
-              <w:rPr>
-                <w:sz w:val="28"/>
-                <w:szCs w:val="28"/>
-              </w:rPr>
-            </w:pPr>
-            <w:r>
-              <w:rPr>
-                <w:sz w:val="28"/>
-                <w:szCs w:val="28"/>
-              </w:rPr>
-              <w:t>按</w:t>
-            </w:r>
-            <w:r>
-              <w:rPr>
-                <w:sz w:val="28"/>
-                <w:szCs w:val="28"/>
-              </w:rPr>
-              <w:t>8</w:t>
-            </w:r>
-            <w:r>
-              <w:rPr>
-                <w:sz w:val="28"/>
-                <w:szCs w:val="28"/>
-              </w:rPr>
-              <w:t>个任务、无注入与一种攻击版本、</w:t>
-            </w:r>
-            <w:r>
-              <w:rPr>
-                <w:sz w:val="28"/>
-                <w:szCs w:val="28"/>
-              </w:rPr>
-              <w:t>3</w:t>
-            </w:r>
-            <w:r>
-              <w:rPr>
-                <w:sz w:val="28"/>
-                <w:szCs w:val="28"/>
-              </w:rPr>
-              <w:t>个主方案、重复</w:t>
-            </w:r>
-            <w:r>
-              <w:rPr>
-                <w:sz w:val="28"/>
-                <w:szCs w:val="28"/>
-              </w:rPr>
-              <w:t>5—10</w:t>
-            </w:r>
-            <w:r>
-              <w:rPr>
-                <w:sz w:val="28"/>
-                <w:szCs w:val="28"/>
-              </w:rPr>
-              <w:t>次计算，核心比较为</w:t>
-            </w:r>
-            <w:r>
-              <w:rPr>
-                <w:sz w:val="28"/>
-                <w:szCs w:val="28"/>
-              </w:rPr>
-              <w:t>240—480</w:t>
-            </w:r>
-            <w:r>
-              <w:rPr>
-                <w:sz w:val="28"/>
-                <w:szCs w:val="28"/>
-              </w:rPr>
-              <w:t>回合，测试按冻结集实际任务数核算；另一类攻击、消融和开发运行另计。统计攻击成功率、越权动作尝试率、实际越权执行率、高影响错误动作率、正常及攻击下合法任务成功率；记录证据召回、慢路径触发率、全部模型调用与词元、</w:t>
-            </w:r>
-            <w:r>
-              <w:rPr>
-                <w:sz w:val="28"/>
-                <w:szCs w:val="28"/>
-              </w:rPr>
-              <w:t>P50/P95</w:t>
-            </w:r>
-            <w:r>
-              <w:rPr>
-                <w:sz w:val="28"/>
-                <w:szCs w:val="28"/>
-              </w:rPr>
-              <w:t>时延和人工复核数量。报告相对全量验证的差值及置信区间，按事件家族汇总，不能以差异不显</w:t>
-            </w:r>
-            <w:r>
-              <w:rPr>
-                <w:sz w:val="28"/>
-                <w:szCs w:val="28"/>
-              </w:rPr>
-              <w:lastRenderedPageBreak/>
-              <w:t>著证明效果接近</w:t>
-            </w:r>
-            <w:r>
-              <w:rPr>
-                <w:sz w:val="28"/>
-                <w:szCs w:val="28"/>
-                <w:vertAlign w:val="superscript"/>
-              </w:rPr>
-              <w:t>[3]</w:t>
-            </w:r>
-            <w:r>
-              <w:rPr>
-                <w:sz w:val="28"/>
-                <w:szCs w:val="28"/>
-              </w:rPr>
-              <w:t>。</w:t>
-            </w:r>
-          </w:p>
-          <w:p>
-            <w:pPr>
-              <w:rPr>
+                <w:sz w:val="30"/>
+                <w:szCs w:val="30"/>
+              </w:rPr>
+            </w:pPr>
+            <w:r>
+              <w:rPr>
+                <w:rFonts w:hint="eastAsia"/>
                 <w:b/>
                 <w:bCs/>
-                <w:sz w:val="28"/>
-                <w:szCs w:val="28"/>
-              </w:rPr>
-            </w:pPr>
+                <w:sz w:val="30"/>
+                <w:szCs w:val="30"/>
+              </w:rPr>
+              <w:t>2</w:t>
+            </w:r>
             <w:r>
               <w:rPr>
                 <w:rFonts w:hint="eastAsia"/>
                 <w:b/>
                 <w:bCs/>
-                <w:sz w:val="28"/>
-                <w:szCs w:val="28"/>
-              </w:rPr>
-              <w:t>五、时间安排</w:t>
-            </w:r>
-          </w:p>
-          <w:p>
-            <w:pPr>
-              <w:ind w:firstLineChars="200" w:firstLine="560"/>
-              <w:rPr>
-                <w:sz w:val="28"/>
-                <w:szCs w:val="28"/>
-              </w:rPr>
-            </w:pPr>
-            <w:r>
-              <w:rPr>
-                <w:sz w:val="28"/>
-                <w:szCs w:val="28"/>
-              </w:rPr>
-              <w:t>立项后至</w:t>
-            </w:r>
-            <w:r>
-              <w:rPr>
-                <w:sz w:val="28"/>
-                <w:szCs w:val="28"/>
-              </w:rPr>
-              <w:t>2026</w:t>
-            </w:r>
-            <w:r>
-              <w:rPr>
-                <w:sz w:val="28"/>
-                <w:szCs w:val="28"/>
-              </w:rPr>
-              <w:t>年</w:t>
-            </w:r>
-            <w:r>
-              <w:rPr>
-                <w:sz w:val="28"/>
-                <w:szCs w:val="28"/>
-              </w:rPr>
-              <w:t>10</w:t>
-            </w:r>
-            <w:r>
-              <w:rPr>
-                <w:sz w:val="28"/>
-                <w:szCs w:val="28"/>
-              </w:rPr>
-              <w:t>月，完成文献梳理、端网案例方案、授权与执行边界及评价设计。</w:t>
-            </w:r>
-            <w:r>
-              <w:rPr>
-                <w:sz w:val="28"/>
-                <w:szCs w:val="28"/>
-              </w:rPr>
-              <w:t>11</w:t>
-            </w:r>
-            <w:r>
-              <w:rPr>
-                <w:sz w:val="28"/>
-                <w:szCs w:val="28"/>
-              </w:rPr>
-              <w:t>月以</w:t>
-            </w:r>
-            <w:r>
-              <w:rPr>
-                <w:sz w:val="28"/>
-                <w:szCs w:val="28"/>
-              </w:rPr>
-              <w:t>2</w:t>
-            </w:r>
-            <w:r>
-              <w:rPr>
-                <w:sz w:val="28"/>
-                <w:szCs w:val="28"/>
-              </w:rPr>
-              <w:t>个模板、</w:t>
-            </w:r>
-            <w:r>
-              <w:rPr>
-                <w:sz w:val="28"/>
-                <w:szCs w:val="28"/>
-              </w:rPr>
-              <w:t>4</w:t>
-            </w:r>
-            <w:r>
-              <w:rPr>
-                <w:sz w:val="28"/>
-                <w:szCs w:val="28"/>
-              </w:rPr>
-              <w:t>个任务验证正常研判、注入影响和沙箱检查器，建立固定快路径。</w:t>
-            </w:r>
-            <w:r>
-              <w:rPr>
-                <w:sz w:val="28"/>
-                <w:szCs w:val="28"/>
-              </w:rPr>
-              <w:t>12</w:t>
-            </w:r>
-            <w:r>
-              <w:rPr>
-                <w:sz w:val="28"/>
-                <w:szCs w:val="28"/>
-              </w:rPr>
-              <w:t>月提交中期进展报告。</w:t>
-            </w:r>
-          </w:p>
-          <w:p>
-            <w:pPr>
-              <w:ind w:firstLineChars="200" w:firstLine="560"/>
-              <w:rPr>
-                <w:sz w:val="28"/>
-                <w:szCs w:val="28"/>
-              </w:rPr>
-            </w:pPr>
-            <w:r>
-              <w:rPr>
-                <w:sz w:val="28"/>
-                <w:szCs w:val="28"/>
-              </w:rPr>
-              <w:t>2027</w:t>
-            </w:r>
-            <w:r>
-              <w:rPr>
-                <w:sz w:val="28"/>
-                <w:szCs w:val="28"/>
-              </w:rPr>
-              <w:t>年</w:t>
-            </w:r>
-            <w:r>
-              <w:rPr>
-                <w:sz w:val="28"/>
-                <w:szCs w:val="28"/>
-              </w:rPr>
-              <w:t>1—2</w:t>
-            </w:r>
-            <w:r>
-              <w:rPr>
-                <w:sz w:val="28"/>
-                <w:szCs w:val="28"/>
-              </w:rPr>
-              <w:t>月完成</w:t>
-            </w:r>
-            <w:r>
-              <w:rPr>
-                <w:sz w:val="28"/>
-                <w:szCs w:val="28"/>
-              </w:rPr>
-              <w:t>4</w:t>
-            </w:r>
-            <w:r>
-              <w:rPr>
-                <w:sz w:val="28"/>
-                <w:szCs w:val="28"/>
-              </w:rPr>
-              <w:t>个模板、</w:t>
-            </w:r>
-            <w:r>
-              <w:rPr>
-                <w:sz w:val="28"/>
-                <w:szCs w:val="28"/>
-              </w:rPr>
-              <w:t>8</w:t>
-            </w:r>
-            <w:r>
-              <w:rPr>
-                <w:sz w:val="28"/>
-                <w:szCs w:val="28"/>
-              </w:rPr>
-              <w:t>个核心任务和一种慢路径，确认额外验证的收益；</w:t>
-            </w:r>
-            <w:r>
-              <w:rPr>
-                <w:sz w:val="28"/>
-                <w:szCs w:val="28"/>
-              </w:rPr>
-              <w:t>3</w:t>
-            </w:r>
-            <w:r>
-              <w:rPr>
-                <w:sz w:val="28"/>
-                <w:szCs w:val="28"/>
-              </w:rPr>
-              <w:t>月实现门控，确定预算、阈值及可接受差距；</w:t>
-            </w:r>
-            <w:r>
-              <w:rPr>
-                <w:sz w:val="28"/>
-                <w:szCs w:val="28"/>
-              </w:rPr>
-              <w:t>4</w:t>
-            </w:r>
-            <w:r>
-              <w:rPr>
-                <w:sz w:val="28"/>
-                <w:szCs w:val="28"/>
-              </w:rPr>
-              <w:t>月完成受控端网案例与主要对比；</w:t>
-            </w:r>
-            <w:r>
-              <w:rPr>
-                <w:sz w:val="28"/>
-                <w:szCs w:val="28"/>
-              </w:rPr>
-              <w:t>5</w:t>
-            </w:r>
-            <w:r>
-              <w:rPr>
-                <w:sz w:val="28"/>
-                <w:szCs w:val="28"/>
-              </w:rPr>
-              <w:t>月完成消融、重复实验和统计；</w:t>
-            </w:r>
-            <w:r>
-              <w:rPr>
-                <w:sz w:val="28"/>
-                <w:szCs w:val="28"/>
-              </w:rPr>
-              <w:t>6</w:t>
-            </w:r>
-            <w:r>
-              <w:rPr>
-                <w:sz w:val="28"/>
-                <w:szCs w:val="28"/>
-              </w:rPr>
-              <w:t>月完成论文、研究报告及最佳实践案例；</w:t>
-            </w:r>
-            <w:r>
-              <w:rPr>
-                <w:sz w:val="28"/>
-                <w:szCs w:val="28"/>
-              </w:rPr>
-              <w:t>7</w:t>
-            </w:r>
-            <w:r>
-              <w:rPr>
-                <w:sz w:val="28"/>
-                <w:szCs w:val="28"/>
-              </w:rPr>
-              <w:t>月提交结项材料并参加评审答辩。若慢路径无额外收益或门控未优于简单方法，如实报告适用限制，不以增建平台替代实验。</w:t>
-            </w:r>
-          </w:p>
-          <w:p>
-            <w:pPr>
-              <w:rPr>
+                <w:sz w:val="30"/>
+                <w:szCs w:val="30"/>
+              </w:rPr>
+              <w:t>.</w:t>
+            </w:r>
+            <w:r>
+              <w:rPr>
+                <w:rFonts w:hint="eastAsia"/>
                 <w:b/>
                 <w:bCs/>
-                <w:sz w:val="28"/>
-                <w:szCs w:val="28"/>
-              </w:rPr>
-            </w:pPr>
+                <w:sz w:val="30"/>
+                <w:szCs w:val="30"/>
+              </w:rPr>
+              <w:t>本课题</w:t>
+            </w:r>
             <w:r>
               <w:rPr>
                 <w:rFonts w:hint="eastAsia"/>
                 <w:b/>
                 <w:bCs/>
-                <w:sz w:val="28"/>
-                <w:szCs w:val="28"/>
-              </w:rPr>
-              <w:t>六、预期成果</w:t>
-            </w:r>
-          </w:p>
-          <w:p>
-            <w:pPr>
-              <w:ind w:firstLineChars="200" w:firstLine="560"/>
-              <w:rPr>
-                <w:sz w:val="28"/>
-                <w:szCs w:val="28"/>
-              </w:rPr>
-            </w:pPr>
-            <w:r>
-              <w:rPr>
-                <w:sz w:val="28"/>
-                <w:szCs w:val="28"/>
-              </w:rPr>
-              <w:t xml:space="preserve">1. </w:t>
-            </w:r>
-            <w:r>
-              <w:rPr>
-                <w:sz w:val="28"/>
-                <w:szCs w:val="28"/>
-              </w:rPr>
-              <w:t>研究报告</w:t>
-            </w:r>
-            <w:r>
-              <w:rPr>
-                <w:sz w:val="28"/>
-                <w:szCs w:val="28"/>
-              </w:rPr>
-              <w:t>1</w:t>
-            </w:r>
-            <w:r>
-              <w:rPr>
-                <w:sz w:val="28"/>
-                <w:szCs w:val="28"/>
-              </w:rPr>
-              <w:t>份：《校园安全智能体快慢路径风险门控研究报告》，给出不同资源条件下的研判与响应配置建议；</w:t>
-            </w:r>
-          </w:p>
-          <w:p>
-            <w:pPr>
-              <w:ind w:firstLineChars="200" w:firstLine="560"/>
-              <w:rPr>
-                <w:sz w:val="28"/>
-                <w:szCs w:val="28"/>
-              </w:rPr>
-            </w:pPr>
-            <w:r>
-              <w:rPr>
-                <w:sz w:val="28"/>
-                <w:szCs w:val="28"/>
-              </w:rPr>
-              <w:t xml:space="preserve">2. </w:t>
-            </w:r>
-            <w:r>
-              <w:rPr>
-                <w:sz w:val="28"/>
-                <w:szCs w:val="28"/>
-              </w:rPr>
-              <w:t>公开发表或录用相关论文至少</w:t>
-            </w:r>
-            <w:r>
-              <w:rPr>
-                <w:sz w:val="28"/>
-                <w:szCs w:val="28"/>
-              </w:rPr>
-              <w:t>1</w:t>
-            </w:r>
-            <w:r>
-              <w:rPr>
-                <w:sz w:val="28"/>
-                <w:szCs w:val="28"/>
-              </w:rPr>
-              <w:t>篇，以授权与资产后果驱动的选择性验证及资源权衡实验为主；</w:t>
-            </w:r>
-          </w:p>
-          <w:p>
-            <w:pPr>
-              <w:ind w:firstLineChars="200" w:firstLine="560"/>
-              <w:rPr>
-                <w:sz w:val="28"/>
-                <w:szCs w:val="28"/>
-              </w:rPr>
-            </w:pPr>
-            <w:r>
-              <w:rPr>
-                <w:sz w:val="28"/>
-                <w:szCs w:val="28"/>
-              </w:rPr>
-              <w:t xml:space="preserve">3. </w:t>
-            </w:r>
-            <w:r>
-              <w:rPr>
-                <w:sz w:val="28"/>
-                <w:szCs w:val="28"/>
-              </w:rPr>
-              <w:t>最佳实践案例</w:t>
-            </w:r>
-            <w:r>
-              <w:rPr>
-                <w:sz w:val="28"/>
-                <w:szCs w:val="28"/>
-              </w:rPr>
-              <w:t>1</w:t>
-            </w:r>
-            <w:r>
-              <w:rPr>
-                <w:sz w:val="28"/>
-                <w:szCs w:val="28"/>
-              </w:rPr>
-              <w:t>个，展示隔离环境端网遥测、快慢路径研判、受控响应与人工复核边界；</w:t>
-            </w:r>
-          </w:p>
-          <w:p>
-            <w:pPr>
-              <w:ind w:firstLineChars="200" w:firstLine="560"/>
-              <w:rPr>
-                <w:sz w:val="28"/>
-                <w:szCs w:val="28"/>
-              </w:rPr>
-            </w:pPr>
-            <w:r>
-              <w:rPr>
-                <w:sz w:val="28"/>
-                <w:szCs w:val="28"/>
-              </w:rPr>
-              <w:t xml:space="preserve">4. </w:t>
-            </w:r>
-            <w:r>
-              <w:rPr>
-                <w:sz w:val="28"/>
-                <w:szCs w:val="28"/>
-              </w:rPr>
-              <w:t>事件与攻击样本、授权标签、检查器、实验验证程序和测试说明，仅支持离线导入、路径选择、验证、沙箱响应及统计。</w:t>
-            </w:r>
-          </w:p>
-          <w:p>
-            <w:pPr>
+                <w:sz w:val="30"/>
+                <w:szCs w:val="30"/>
+              </w:rPr>
+              <w:t>所要解决的关键问题、研究的主要内容及创新之处</w:t>
+            </w:r>
+          </w:p>
+          <w:p>
+            <w:pPr>
+              <w:ind w:firstLineChars="200" w:firstLine="562"/>
               <w:rPr>
                 <w:b/>
                 <w:bCs/>
-                <w:sz w:val="28"/>
-                <w:szCs w:val="28"/>
+                <w:sz w:val="30"/>
+                <w:szCs w:val="30"/>
               </w:rPr>
             </w:pPr>
             <w:r>
@@ -6868,364 +6481,50 @@
                 <w:sz w:val="28"/>
                 <w:szCs w:val="28"/>
               </w:rPr>
-              <w:t>七、主要参考文献</w:t>
-            </w:r>
-          </w:p>
-          <w:p>
-            <w:pPr>
-              <w:rPr>
-                <w:sz w:val="24"/>
-                <w:szCs w:val="24"/>
-              </w:rPr>
-            </w:pPr>
-            <w:r>
-              <w:rPr>
-                <w:rFonts w:hint="eastAsia"/>
-                <w:sz w:val="24"/>
-                <w:szCs w:val="24"/>
-              </w:rPr>
-              <w:t xml:space="preserve">[1] </w:t>
-            </w:r>
-            <w:r>
-              <w:rPr>
-                <w:rFonts w:hint="eastAsia"/>
-                <w:sz w:val="24"/>
-                <w:szCs w:val="24"/>
-              </w:rPr>
-              <w:t>袁明</w:t>
-            </w:r>
-            <w:r>
-              <w:rPr>
-                <w:rFonts w:hint="eastAsia"/>
-                <w:sz w:val="24"/>
-                <w:szCs w:val="24"/>
-              </w:rPr>
-              <w:t xml:space="preserve">, </w:t>
-            </w:r>
-            <w:r>
-              <w:rPr>
-                <w:rFonts w:hint="eastAsia"/>
-                <w:sz w:val="24"/>
-                <w:szCs w:val="24"/>
-              </w:rPr>
-              <w:t>邹其霖</w:t>
-            </w:r>
-            <w:r>
-              <w:rPr>
-                <w:rFonts w:hint="eastAsia"/>
-                <w:sz w:val="24"/>
-                <w:szCs w:val="24"/>
-              </w:rPr>
-              <w:t xml:space="preserve">, </w:t>
-            </w:r>
-            <w:r>
-              <w:rPr>
-                <w:rFonts w:hint="eastAsia"/>
-                <w:sz w:val="24"/>
-                <w:szCs w:val="24"/>
-              </w:rPr>
-              <w:t>袁文骐</w:t>
-            </w:r>
-            <w:r>
-              <w:rPr>
-                <w:rFonts w:hint="eastAsia"/>
-                <w:sz w:val="24"/>
-                <w:szCs w:val="24"/>
-              </w:rPr>
-              <w:t xml:space="preserve">, </w:t>
-            </w:r>
-            <w:r>
-              <w:rPr>
-                <w:rFonts w:hint="eastAsia"/>
-                <w:sz w:val="24"/>
-                <w:szCs w:val="24"/>
-              </w:rPr>
-              <w:t>等</w:t>
-            </w:r>
-            <w:r>
-              <w:rPr>
-                <w:rFonts w:hint="eastAsia"/>
-                <w:sz w:val="24"/>
-                <w:szCs w:val="24"/>
-              </w:rPr>
-              <w:t xml:space="preserve">. </w:t>
-            </w:r>
-            <w:r>
-              <w:rPr>
-                <w:rFonts w:hint="eastAsia"/>
-                <w:sz w:val="24"/>
-                <w:szCs w:val="24"/>
-              </w:rPr>
-              <w:t>大语言模型提示词注入攻击与防御综述</w:t>
-            </w:r>
-            <w:r>
-              <w:rPr>
-                <w:rFonts w:hint="eastAsia"/>
-                <w:sz w:val="24"/>
-                <w:szCs w:val="24"/>
-              </w:rPr>
-              <w:t xml:space="preserve">[J]. </w:t>
-            </w:r>
-            <w:r>
-              <w:rPr>
-                <w:rFonts w:hint="eastAsia"/>
-                <w:sz w:val="24"/>
-                <w:szCs w:val="24"/>
-              </w:rPr>
-              <w:t>信息网络安全</w:t>
-            </w:r>
-            <w:r>
-              <w:rPr>
-                <w:rFonts w:hint="eastAsia"/>
-                <w:sz w:val="24"/>
-                <w:szCs w:val="24"/>
-              </w:rPr>
-              <w:t>, 2026, 26(3): 341-354.</w:t>
-            </w:r>
-          </w:p>
-          <w:p>
-            <w:pPr>
-              <w:rPr>
-                <w:sz w:val="24"/>
-                <w:szCs w:val="24"/>
-              </w:rPr>
-            </w:pPr>
-            <w:r>
-              <w:rPr>
-                <w:rFonts w:hint="eastAsia"/>
-                <w:sz w:val="24"/>
-                <w:szCs w:val="24"/>
-              </w:rPr>
               <w:lastRenderedPageBreak/>
-              <w:t xml:space="preserve">[2] </w:t>
-            </w:r>
-            <w:r>
-              <w:rPr>
-                <w:rFonts w:hint="eastAsia"/>
-                <w:sz w:val="24"/>
-                <w:szCs w:val="24"/>
-              </w:rPr>
-              <w:t>任恒毅</w:t>
-            </w:r>
-            <w:r>
-              <w:rPr>
-                <w:rFonts w:hint="eastAsia"/>
-                <w:sz w:val="24"/>
-                <w:szCs w:val="24"/>
-              </w:rPr>
-              <w:t xml:space="preserve">, </w:t>
-            </w:r>
-            <w:r>
-              <w:rPr>
-                <w:rFonts w:hint="eastAsia"/>
-                <w:sz w:val="24"/>
-                <w:szCs w:val="24"/>
-              </w:rPr>
-              <w:t>孙治</w:t>
-            </w:r>
-            <w:r>
-              <w:rPr>
-                <w:rFonts w:hint="eastAsia"/>
-                <w:sz w:val="24"/>
-                <w:szCs w:val="24"/>
-              </w:rPr>
-              <w:t xml:space="preserve">, </w:t>
-            </w:r>
-            <w:r>
-              <w:rPr>
-                <w:rFonts w:hint="eastAsia"/>
-                <w:sz w:val="24"/>
-                <w:szCs w:val="24"/>
-              </w:rPr>
-              <w:t>廖珊</w:t>
-            </w:r>
-            <w:r>
-              <w:rPr>
-                <w:rFonts w:hint="eastAsia"/>
-                <w:sz w:val="24"/>
-                <w:szCs w:val="24"/>
-              </w:rPr>
-              <w:t xml:space="preserve">, </w:t>
-            </w:r>
-            <w:r>
-              <w:rPr>
-                <w:rFonts w:hint="eastAsia"/>
-                <w:sz w:val="24"/>
-                <w:szCs w:val="24"/>
-              </w:rPr>
-              <w:t>等</w:t>
-            </w:r>
-            <w:r>
-              <w:rPr>
-                <w:rFonts w:hint="eastAsia"/>
-                <w:sz w:val="24"/>
-                <w:szCs w:val="24"/>
-              </w:rPr>
-              <w:t xml:space="preserve">. </w:t>
-            </w:r>
-            <w:r>
-              <w:rPr>
-                <w:rFonts w:hint="eastAsia"/>
-                <w:sz w:val="24"/>
-                <w:szCs w:val="24"/>
-              </w:rPr>
-              <w:t>大语言模型在网络威胁分析领域应用的综述</w:t>
-            </w:r>
-            <w:r>
-              <w:rPr>
-                <w:rFonts w:hint="eastAsia"/>
-                <w:sz w:val="24"/>
-                <w:szCs w:val="24"/>
-              </w:rPr>
-              <w:t xml:space="preserve">[J/OL]. </w:t>
-            </w:r>
-            <w:r>
-              <w:rPr>
-                <w:rFonts w:hint="eastAsia"/>
-                <w:sz w:val="24"/>
-                <w:szCs w:val="24"/>
-              </w:rPr>
-              <w:t>计算机应用</w:t>
-            </w:r>
-            <w:r>
-              <w:rPr>
-                <w:rFonts w:hint="eastAsia"/>
-                <w:sz w:val="24"/>
-                <w:szCs w:val="24"/>
-              </w:rPr>
-              <w:t>, 2026. DOI: 10.11772/j.issn.1001-9081.2026010138.</w:t>
-            </w:r>
-          </w:p>
-          <w:p>
-            <w:pPr>
-              <w:rPr>
-                <w:sz w:val="24"/>
-                <w:szCs w:val="24"/>
-              </w:rPr>
-            </w:pPr>
-            <w:r>
-              <w:rPr>
-                <w:rFonts w:hint="eastAsia"/>
-                <w:sz w:val="24"/>
-                <w:szCs w:val="24"/>
-              </w:rPr>
-              <w:t>[3] DEBENEDETTI E, ZHANG J, BALUNOVIC M, et al. AgentDojo: A Dynamic Environment to Evaluate Prompt Injection Attacks and Defenses for LLM Agents[C]//Advances in Neural Information Processing Systems. 2024.</w:t>
-            </w:r>
-          </w:p>
-          <w:p>
-            <w:pPr>
-              <w:rPr>
-                <w:sz w:val="24"/>
-                <w:szCs w:val="24"/>
-              </w:rPr>
-            </w:pPr>
-            <w:r>
-              <w:rPr>
-                <w:rFonts w:hint="eastAsia"/>
-                <w:sz w:val="24"/>
-                <w:szCs w:val="24"/>
-              </w:rPr>
-              <w:t>[4] LANDAUER M, SKOPIK F, WURZENBERGER M, et al. Just Testing, Move Along: Evasion of LLM-based System Log Interpretation by Prompt Injection[EB/OL]. arXiv:2607.24174, 2026.</w:t>
-            </w:r>
-          </w:p>
-          <w:p>
-            <w:pPr>
-              <w:rPr>
-                <w:sz w:val="24"/>
-                <w:szCs w:val="24"/>
-              </w:rPr>
-            </w:pPr>
-            <w:r>
-              <w:rPr>
-                <w:rFonts w:hint="eastAsia"/>
-                <w:sz w:val="24"/>
-                <w:szCs w:val="24"/>
-              </w:rPr>
-              <w:t>[5] ZHENG J, GEMA A P, HONG G, et al. GRADA: Graph-based Reranking against Adversarial Documents Attack[C]//Proceedings of EMNLP. 2025: 22244-22266.</w:t>
-            </w:r>
-          </w:p>
-          <w:p>
-            <w:pPr>
-              <w:rPr>
-                <w:sz w:val="24"/>
-                <w:szCs w:val="24"/>
-              </w:rPr>
-            </w:pPr>
-            <w:r>
-              <w:rPr>
-                <w:rFonts w:hint="eastAsia"/>
-                <w:sz w:val="24"/>
-                <w:szCs w:val="24"/>
-              </w:rPr>
-              <w:t>[6] JIA F, WU T, QIN X, et al. The Task Shield: Enforcing Task Alignment to Defend Against Indirect Prompt Injection in LLM Agents[EB/OL]. arXiv:2412.16682, 2024.</w:t>
-            </w:r>
-          </w:p>
-          <w:p>
-            <w:pPr>
-              <w:rPr>
-                <w:sz w:val="24"/>
-                <w:szCs w:val="24"/>
-              </w:rPr>
-            </w:pPr>
-            <w:r>
-              <w:rPr>
-                <w:rFonts w:hint="eastAsia"/>
-                <w:sz w:val="24"/>
-                <w:szCs w:val="24"/>
-              </w:rPr>
-              <w:t>[7] DEBENEDETTI E, SHUMAILOV I, FAN T, et al. Defeating Prompt Injections by Design[EB/OL]. arXiv:2503.18813, 2025.</w:t>
-            </w:r>
-          </w:p>
-          <w:p>
-            <w:pPr>
-              <w:rPr>
-                <w:sz w:val="24"/>
-                <w:szCs w:val="24"/>
-              </w:rPr>
-            </w:pPr>
-            <w:r>
-              <w:rPr>
-                <w:rFonts w:hint="eastAsia"/>
-                <w:sz w:val="24"/>
-                <w:szCs w:val="24"/>
-              </w:rPr>
-              <w:t>[8] HE Y, ZHU H, LI Y, et al. AttriGuard: Defeating Indirect Prompt Injection in LLM Agents via Causal Attribution of Tool Invocations[EB/OL]. arXiv:2603.10749, 2026.</w:t>
-            </w:r>
-          </w:p>
-          <w:p>
-            <w:pPr>
-              <w:rPr>
-                <w:sz w:val="24"/>
-                <w:szCs w:val="24"/>
-              </w:rPr>
-            </w:pPr>
-            <w:r>
-              <w:rPr>
-                <w:rFonts w:hint="eastAsia"/>
-                <w:sz w:val="24"/>
-                <w:szCs w:val="24"/>
-              </w:rPr>
-              <w:t>[9] LIN X, ZHANG J, DENG G, et al. IRCopilot: Automated Incident Response with Large Language Models[EB/OL]. arXiv:2505.20945, 2025.</w:t>
-            </w:r>
-          </w:p>
-          <w:p>
-            <w:pPr>
-              <w:rPr>
-                <w:sz w:val="24"/>
-                <w:szCs w:val="24"/>
-              </w:rPr>
-            </w:pPr>
-            <w:r>
-              <w:rPr>
-                <w:rFonts w:hint="eastAsia"/>
-                <w:sz w:val="24"/>
-                <w:szCs w:val="24"/>
-              </w:rPr>
-              <w:t>[10] NELSON A, REKHI S, SOUPPAYA M, et al. Incident Response Recommendations and Considerations for Cybersecurity Risk Management: A CSF 2.0 Community Profile[R]. NIST SP 800-61 Rev. 3, 2025.</w:t>
-            </w:r>
-          </w:p>
-          <w:p>
-            <w:pPr>
+              <w:t>（一）关键问题</w:t>
+            </w:r>
+          </w:p>
+          <w:p>
+            <w:pPr>
+              <w:spacing w:line="560" w:lineRule="exact"/>
+              <w:ind w:firstLineChars="200" w:firstLine="560"/>
+              <w:jc w:val="left"/>
+              <w:rPr>
+                <w:sz w:val="28"/>
+                <w:szCs w:val="28"/>
+              </w:rPr>
+            </w:pPr>
+            <w:r>
+              <w:rPr>
+                <w:rFonts w:hint="eastAsia"/>
+                <w:sz w:val="28"/>
+                <w:szCs w:val="28"/>
+              </w:rPr>
+              <w:t>针对</w:t>
+            </w:r>
+            <w:r>
+              <w:rPr>
+                <w:rFonts w:hint="eastAsia"/>
+                <w:sz w:val="28"/>
+                <w:szCs w:val="28"/>
+              </w:rPr>
+              <w:t>AI</w:t>
+            </w:r>
+            <w:r>
+              <w:rPr>
+                <w:rFonts w:hint="eastAsia"/>
+                <w:sz w:val="28"/>
+                <w:szCs w:val="28"/>
+              </w:rPr>
+              <w:t>驱动攻击成本降低的趋势，本课题在统一执行约束下构建授权与资产后果驱动的快慢路径门控机制，检验其能否以较少的慢路径调用获得接近全量验证的安全性，并提出不同算力、预算和人工条件下的阈值与复核边界。</w:t>
+            </w:r>
+          </w:p>
+          <w:p>
+            <w:pPr>
+              <w:spacing w:line="560" w:lineRule="exact"/>
+              <w:ind w:firstLineChars="200" w:firstLine="562"/>
+              <w:jc w:val="left"/>
               <w:rPr>
                 <w:b/>
                 <w:bCs/>
@@ -7241,53 +6540,2712 @@
                 <w:sz w:val="28"/>
                 <w:szCs w:val="28"/>
               </w:rPr>
-              <w:t>八、研究条件保障</w:t>
-            </w:r>
-          </w:p>
-          <w:p>
-            <w:pPr>
+              <w:t>（二）研究的主要内容</w:t>
+            </w:r>
+          </w:p>
+          <w:p>
+            <w:pPr>
+              <w:spacing w:line="560" w:lineRule="exact"/>
               <w:ind w:firstLineChars="200" w:firstLine="560"/>
-              <w:rPr>
-                <w:sz w:val="28"/>
-                <w:szCs w:val="28"/>
-              </w:rPr>
-            </w:pPr>
-            <w:r>
-              <w:rPr>
-                <w:sz w:val="28"/>
-                <w:szCs w:val="28"/>
-              </w:rPr>
-              <w:t>申请前期已建立提示注入、智能体安全和网络威胁分析专题文献库，完成代表性研究梳理，形成快慢路径风险门控方案，并搭建</w:t>
-            </w:r>
-            <w:r>
-              <w:rPr>
-                <w:sz w:val="28"/>
-                <w:szCs w:val="28"/>
+              <w:jc w:val="left"/>
+              <w:rPr>
+                <w:sz w:val="28"/>
+                <w:szCs w:val="28"/>
+              </w:rPr>
+            </w:pPr>
+            <w:r>
+              <w:rPr>
+                <w:rFonts w:hint="eastAsia"/>
+                <w:sz w:val="28"/>
+                <w:szCs w:val="28"/>
+              </w:rPr>
+              <w:t>（</w:t>
+            </w:r>
+            <w:r>
+              <w:rPr>
+                <w:rFonts w:hint="eastAsia"/>
+                <w:sz w:val="28"/>
+                <w:szCs w:val="28"/>
+              </w:rPr>
+              <w:t>1</w:t>
+            </w:r>
+            <w:r>
+              <w:rPr>
+                <w:rFonts w:hint="eastAsia"/>
+                <w:sz w:val="28"/>
+                <w:szCs w:val="28"/>
+              </w:rPr>
+              <w:t>）构建校园</w:t>
+            </w:r>
+            <w:proofErr w:type="gramStart"/>
+            <w:r>
+              <w:rPr>
+                <w:rFonts w:hint="eastAsia"/>
+                <w:sz w:val="28"/>
+                <w:szCs w:val="28"/>
+              </w:rPr>
+              <w:t>端网事件</w:t>
+            </w:r>
+            <w:proofErr w:type="gramEnd"/>
+            <w:r>
+              <w:rPr>
+                <w:rFonts w:hint="eastAsia"/>
+                <w:sz w:val="28"/>
+                <w:szCs w:val="28"/>
+              </w:rPr>
+              <w:t>基准与双路径流程。围绕异常登录、可疑进程与外联、</w:t>
+            </w:r>
+            <w:r>
+              <w:rPr>
+                <w:rFonts w:hint="eastAsia"/>
+                <w:sz w:val="28"/>
+                <w:szCs w:val="28"/>
+              </w:rPr>
+              <w:t>DNS</w:t>
+            </w:r>
+            <w:r>
+              <w:rPr>
+                <w:rFonts w:hint="eastAsia"/>
+                <w:sz w:val="28"/>
+                <w:szCs w:val="28"/>
+              </w:rPr>
+              <w:t>异常、</w:t>
+            </w:r>
+            <w:r>
+              <w:rPr>
+                <w:rFonts w:hint="eastAsia"/>
+                <w:sz w:val="28"/>
+                <w:szCs w:val="28"/>
+              </w:rPr>
+              <w:t>Web</w:t>
+            </w:r>
+            <w:r>
+              <w:rPr>
+                <w:rFonts w:hint="eastAsia"/>
+                <w:sz w:val="28"/>
+                <w:szCs w:val="28"/>
+              </w:rPr>
+              <w:t>攻击排查，设置</w:t>
+            </w:r>
+            <w:r>
+              <w:rPr>
+                <w:rFonts w:hint="eastAsia"/>
+                <w:sz w:val="28"/>
+                <w:szCs w:val="28"/>
+              </w:rPr>
+              <w:t>4</w:t>
+            </w:r>
+            <w:r>
+              <w:rPr>
+                <w:rFonts w:hint="eastAsia"/>
+                <w:sz w:val="28"/>
+                <w:szCs w:val="28"/>
+              </w:rPr>
+              <w:t>个模板、</w:t>
+            </w:r>
+            <w:r>
+              <w:rPr>
+                <w:rFonts w:hint="eastAsia"/>
+                <w:sz w:val="28"/>
+                <w:szCs w:val="28"/>
+              </w:rPr>
+              <w:t>8</w:t>
+            </w:r>
+            <w:r>
+              <w:rPr>
+                <w:rFonts w:hint="eastAsia"/>
+                <w:sz w:val="28"/>
+                <w:szCs w:val="28"/>
+              </w:rPr>
+              <w:t>个核心任务（</w:t>
+            </w:r>
+            <w:r>
+              <w:rPr>
+                <w:rFonts w:hint="eastAsia"/>
+                <w:sz w:val="28"/>
+                <w:szCs w:val="28"/>
+              </w:rPr>
+              <w:t>4</w:t>
+            </w:r>
+            <w:r>
+              <w:rPr>
+                <w:rFonts w:hint="eastAsia"/>
+                <w:sz w:val="28"/>
+                <w:szCs w:val="28"/>
+              </w:rPr>
+              <w:t>组配对任务），包含正常、直接注入、伪装注入及改写样本。快路径完成初步结论、证据引用和候选动作；慢路径进行</w:t>
+            </w:r>
+            <w:proofErr w:type="gramStart"/>
+            <w:r>
+              <w:rPr>
+                <w:rFonts w:hint="eastAsia"/>
+                <w:sz w:val="28"/>
+                <w:szCs w:val="28"/>
+              </w:rPr>
+              <w:t>净化重</w:t>
+            </w:r>
+            <w:proofErr w:type="gramEnd"/>
+            <w:r>
+              <w:rPr>
+                <w:rFonts w:hint="eastAsia"/>
+                <w:sz w:val="28"/>
+                <w:szCs w:val="28"/>
+              </w:rPr>
+              <w:t>推理。</w:t>
+            </w:r>
+            <w:proofErr w:type="gramStart"/>
+            <w:r>
+              <w:rPr>
+                <w:rFonts w:hint="eastAsia"/>
+                <w:sz w:val="28"/>
+                <w:szCs w:val="28"/>
+              </w:rPr>
+              <w:t>遥测仅作待核</w:t>
+            </w:r>
+            <w:proofErr w:type="gramEnd"/>
+            <w:r>
+              <w:rPr>
+                <w:rFonts w:hint="eastAsia"/>
+                <w:sz w:val="28"/>
+                <w:szCs w:val="28"/>
+              </w:rPr>
+              <w:t>验证据，不授予执行权限</w:t>
+            </w:r>
+            <w:r>
+              <w:rPr>
+                <w:rFonts w:hint="eastAsia"/>
+                <w:sz w:val="28"/>
+                <w:szCs w:val="28"/>
+                <w:vertAlign w:val="superscript"/>
+              </w:rPr>
+              <w:t>[6-7]</w:t>
+            </w:r>
+            <w:r>
+              <w:rPr>
+                <w:rFonts w:hint="eastAsia"/>
+                <w:sz w:val="28"/>
+                <w:szCs w:val="28"/>
+              </w:rPr>
+              <w:t>；高影响动作仅在沙箱模拟，条件不足时转人工复核。</w:t>
+            </w:r>
+          </w:p>
+          <w:p>
+            <w:pPr>
+              <w:spacing w:line="560" w:lineRule="exact"/>
+              <w:ind w:firstLineChars="200" w:firstLine="560"/>
+              <w:jc w:val="left"/>
+              <w:rPr>
+                <w:sz w:val="28"/>
+                <w:szCs w:val="28"/>
+              </w:rPr>
+            </w:pPr>
+            <w:r>
+              <w:rPr>
+                <w:rFonts w:hint="eastAsia"/>
+                <w:sz w:val="28"/>
+                <w:szCs w:val="28"/>
+              </w:rPr>
+              <w:t>（</w:t>
+            </w:r>
+            <w:r>
+              <w:rPr>
+                <w:rFonts w:hint="eastAsia"/>
+                <w:sz w:val="28"/>
+                <w:szCs w:val="28"/>
+              </w:rPr>
+              <w:t>2</w:t>
+            </w:r>
+            <w:r>
+              <w:rPr>
+                <w:rFonts w:hint="eastAsia"/>
+                <w:sz w:val="28"/>
+                <w:szCs w:val="28"/>
+              </w:rPr>
+              <w:t>）研究资源受限条件下的自适应门控。依据可信任务、批准剧本、角色权限和资产清单，结合候选动作的授权差距、误操作后果、注入风险及关联事件，决定是否触发慢路径。开发集在给定触发比例和词</w:t>
+            </w:r>
+            <w:proofErr w:type="gramStart"/>
+            <w:r>
+              <w:rPr>
+                <w:rFonts w:hint="eastAsia"/>
+                <w:sz w:val="28"/>
+                <w:szCs w:val="28"/>
+              </w:rPr>
+              <w:t>元预算</w:t>
+            </w:r>
+            <w:proofErr w:type="gramEnd"/>
+            <w:r>
+              <w:rPr>
+                <w:rFonts w:hint="eastAsia"/>
+                <w:sz w:val="28"/>
+                <w:szCs w:val="28"/>
+              </w:rPr>
+              <w:t>下确定阈值；预算耗尽而仍需核验时转人工，安全执行约束不变。分析验证资源分配对</w:t>
+            </w:r>
+            <w:proofErr w:type="gramStart"/>
+            <w:r>
+              <w:rPr>
+                <w:rFonts w:hint="eastAsia"/>
+                <w:sz w:val="28"/>
+                <w:szCs w:val="28"/>
+              </w:rPr>
+              <w:t>研</w:t>
+            </w:r>
+            <w:proofErr w:type="gramEnd"/>
+            <w:r>
+              <w:rPr>
+                <w:rFonts w:hint="eastAsia"/>
+                <w:sz w:val="28"/>
+                <w:szCs w:val="28"/>
+              </w:rPr>
+              <w:t>判准确率的影响。</w:t>
+            </w:r>
+          </w:p>
+          <w:p>
+            <w:pPr>
+              <w:spacing w:line="560" w:lineRule="exact"/>
+              <w:ind w:firstLineChars="200" w:firstLine="560"/>
+              <w:jc w:val="left"/>
+              <w:rPr>
+                <w:sz w:val="28"/>
+                <w:szCs w:val="28"/>
+              </w:rPr>
+            </w:pPr>
+            <w:r>
+              <w:rPr>
+                <w:rFonts w:hint="eastAsia"/>
+                <w:sz w:val="28"/>
+                <w:szCs w:val="28"/>
+              </w:rPr>
+              <w:t>（</w:t>
+            </w:r>
+            <w:r>
+              <w:rPr>
+                <w:rFonts w:hint="eastAsia"/>
+                <w:sz w:val="28"/>
+                <w:szCs w:val="28"/>
+              </w:rPr>
+              <w:t>3</w:t>
+            </w:r>
+            <w:r>
+              <w:rPr>
+                <w:rFonts w:hint="eastAsia"/>
+                <w:sz w:val="28"/>
+                <w:szCs w:val="28"/>
+              </w:rPr>
+              <w:t>）评价门</w:t>
+            </w:r>
+            <w:proofErr w:type="gramStart"/>
+            <w:r>
+              <w:rPr>
+                <w:rFonts w:hint="eastAsia"/>
+                <w:sz w:val="28"/>
+                <w:szCs w:val="28"/>
+              </w:rPr>
+              <w:t>控效果</w:t>
+            </w:r>
+            <w:proofErr w:type="gramEnd"/>
+            <w:r>
+              <w:rPr>
+                <w:rFonts w:hint="eastAsia"/>
+                <w:sz w:val="28"/>
+                <w:szCs w:val="28"/>
+              </w:rPr>
+              <w:t>与适用条件。</w:t>
+            </w:r>
+            <w:proofErr w:type="gramStart"/>
+            <w:r>
+              <w:rPr>
+                <w:rFonts w:hint="eastAsia"/>
+                <w:sz w:val="28"/>
+                <w:szCs w:val="28"/>
+              </w:rPr>
+              <w:t>比较无慢路径</w:t>
+            </w:r>
+            <w:proofErr w:type="gramEnd"/>
+            <w:r>
+              <w:rPr>
+                <w:rFonts w:hint="eastAsia"/>
+                <w:sz w:val="28"/>
+                <w:szCs w:val="28"/>
+              </w:rPr>
+              <w:t>、全量慢路径和所提机制，并在相同预算下设置基线门控，通过消融实验检验授权差距与资产后果的作用。综合评价安全性、合法任务完成率、时延、计算消耗和人工复核量，给出不同资源条件下的阈值参考。</w:t>
+            </w:r>
+          </w:p>
+          <w:p>
+            <w:pPr>
+              <w:spacing w:line="560" w:lineRule="exact"/>
+              <w:ind w:firstLineChars="200" w:firstLine="562"/>
+              <w:jc w:val="left"/>
+              <w:rPr>
+                <w:b/>
+                <w:bCs/>
+                <w:sz w:val="28"/>
+                <w:szCs w:val="28"/>
+              </w:rPr>
+            </w:pPr>
+            <w:r>
+              <w:rPr>
+                <w:rFonts w:hint="eastAsia"/>
+                <w:b/>
+                <w:bCs/>
+                <w:sz w:val="28"/>
+                <w:szCs w:val="28"/>
+              </w:rPr>
+              <w:t>（三）创新之处</w:t>
+            </w:r>
+          </w:p>
+          <w:p>
+            <w:pPr>
+              <w:spacing w:line="560" w:lineRule="exact"/>
+              <w:ind w:firstLineChars="200" w:firstLine="562"/>
+              <w:jc w:val="left"/>
+              <w:rPr>
+                <w:sz w:val="28"/>
+                <w:szCs w:val="28"/>
+              </w:rPr>
+            </w:pPr>
+            <w:r>
+              <w:rPr>
+                <w:rFonts w:hint="eastAsia"/>
+                <w:b/>
+                <w:bCs/>
+                <w:sz w:val="28"/>
+                <w:szCs w:val="28"/>
+              </w:rPr>
+              <w:t>创新点</w:t>
+            </w:r>
+            <w:proofErr w:type="gramStart"/>
+            <w:r>
+              <w:rPr>
+                <w:rFonts w:hint="eastAsia"/>
+                <w:b/>
+                <w:bCs/>
+                <w:sz w:val="28"/>
+                <w:szCs w:val="28"/>
+              </w:rPr>
+              <w:t>一</w:t>
+            </w:r>
+            <w:proofErr w:type="gramEnd"/>
+            <w:r>
+              <w:rPr>
+                <w:rFonts w:hint="eastAsia"/>
+                <w:b/>
+                <w:bCs/>
+                <w:sz w:val="28"/>
+                <w:szCs w:val="28"/>
+              </w:rPr>
+              <w:t>：</w:t>
+            </w:r>
+            <w:r>
+              <w:rPr>
+                <w:rFonts w:hint="eastAsia"/>
+                <w:bCs/>
+                <w:sz w:val="28"/>
+                <w:szCs w:val="28"/>
+              </w:rPr>
+              <w:t>构建配对受控的校园</w:t>
+            </w:r>
+            <w:proofErr w:type="gramStart"/>
+            <w:r>
+              <w:rPr>
+                <w:rFonts w:hint="eastAsia"/>
+                <w:bCs/>
+                <w:sz w:val="28"/>
+                <w:szCs w:val="28"/>
+              </w:rPr>
+              <w:t>端网事件双</w:t>
+            </w:r>
+            <w:proofErr w:type="gramEnd"/>
+            <w:r>
+              <w:rPr>
+                <w:rFonts w:hint="eastAsia"/>
+                <w:bCs/>
+                <w:sz w:val="28"/>
+                <w:szCs w:val="28"/>
+              </w:rPr>
+              <w:t>路径实验基准。以“证据相同、仅改变授权条件或资产等级”的任务对分离门控变量影响，并设置</w:t>
+            </w:r>
+            <w:r>
+              <w:rPr>
+                <w:rFonts w:hint="eastAsia"/>
+                <w:bCs/>
+                <w:sz w:val="28"/>
+                <w:szCs w:val="28"/>
+              </w:rPr>
+              <w:lastRenderedPageBreak/>
+              <w:t>直接、伪装和改写注入样本。</w:t>
+            </w:r>
+            <w:proofErr w:type="gramStart"/>
+            <w:r>
+              <w:rPr>
+                <w:rFonts w:hint="eastAsia"/>
+                <w:bCs/>
+                <w:sz w:val="28"/>
+                <w:szCs w:val="28"/>
+              </w:rPr>
+              <w:t>遥测仅</w:t>
+            </w:r>
+            <w:proofErr w:type="gramEnd"/>
+            <w:r>
+              <w:rPr>
+                <w:rFonts w:hint="eastAsia"/>
+                <w:bCs/>
+                <w:sz w:val="28"/>
+                <w:szCs w:val="28"/>
+              </w:rPr>
+              <w:t>作证据，高危动作仅在沙箱模拟，使不同方案可在统一执行边界下比较。</w:t>
+            </w:r>
+          </w:p>
+          <w:p>
+            <w:pPr>
+              <w:spacing w:line="560" w:lineRule="exact"/>
+              <w:ind w:firstLineChars="200" w:firstLine="562"/>
+              <w:jc w:val="left"/>
+              <w:rPr>
+                <w:sz w:val="28"/>
+                <w:szCs w:val="28"/>
+              </w:rPr>
+            </w:pPr>
+            <w:r>
+              <w:rPr>
+                <w:rFonts w:hint="eastAsia"/>
+                <w:b/>
+                <w:bCs/>
+                <w:sz w:val="28"/>
+                <w:szCs w:val="28"/>
+              </w:rPr>
+              <w:t>创新点二：</w:t>
+            </w:r>
+            <w:r>
+              <w:rPr>
+                <w:rFonts w:hint="eastAsia"/>
+                <w:bCs/>
+                <w:sz w:val="28"/>
+                <w:szCs w:val="28"/>
+              </w:rPr>
+              <w:t>提出授权与资产后果驱动的选择性验证方法。将候选动作的授权差距、资产重要性和误操作后果纳入路径选择，为有限</w:t>
+            </w:r>
+            <w:proofErr w:type="gramStart"/>
+            <w:r>
+              <w:rPr>
+                <w:rFonts w:hint="eastAsia"/>
+                <w:bCs/>
+                <w:sz w:val="28"/>
+                <w:szCs w:val="28"/>
+              </w:rPr>
+              <w:t>验证算力的</w:t>
+            </w:r>
+            <w:proofErr w:type="gramEnd"/>
+            <w:r>
+              <w:rPr>
+                <w:rFonts w:hint="eastAsia"/>
+                <w:bCs/>
+                <w:sz w:val="28"/>
+                <w:szCs w:val="28"/>
+              </w:rPr>
+              <w:t>分配提供依据。</w:t>
+            </w:r>
+          </w:p>
+          <w:p>
+            <w:pPr>
+              <w:spacing w:line="560" w:lineRule="exact"/>
+              <w:ind w:firstLineChars="200" w:firstLine="562"/>
+              <w:jc w:val="left"/>
+              <w:rPr>
+                <w:sz w:val="28"/>
+                <w:szCs w:val="28"/>
+              </w:rPr>
+            </w:pPr>
+            <w:r>
+              <w:rPr>
+                <w:rFonts w:hint="eastAsia"/>
+                <w:b/>
+                <w:bCs/>
+                <w:sz w:val="28"/>
+                <w:szCs w:val="28"/>
+              </w:rPr>
+              <w:t>创新点三：</w:t>
+            </w:r>
+            <w:r>
+              <w:rPr>
+                <w:rFonts w:hint="eastAsia"/>
+                <w:bCs/>
+                <w:sz w:val="28"/>
+                <w:szCs w:val="28"/>
+              </w:rPr>
+              <w:t>建立统一执行约束下的成本效能统计规范。设置相对全量验证的可接受性能差距，按事件家族汇总并报告置信区间，呈现不同预算下的验证开销。</w:t>
+            </w:r>
+          </w:p>
+          <w:p>
+            <w:pPr>
+              <w:rPr>
+                <w:b/>
+                <w:bCs/>
+                <w:sz w:val="30"/>
+                <w:szCs w:val="30"/>
+              </w:rPr>
+            </w:pPr>
+            <w:r>
+              <w:rPr>
+                <w:rFonts w:hint="eastAsia"/>
+                <w:b/>
+                <w:bCs/>
+                <w:sz w:val="30"/>
+                <w:szCs w:val="30"/>
+              </w:rPr>
+              <w:t>3</w:t>
+            </w:r>
+            <w:r>
+              <w:rPr>
+                <w:rFonts w:hint="eastAsia"/>
+                <w:b/>
+                <w:bCs/>
+                <w:sz w:val="30"/>
+                <w:szCs w:val="30"/>
+              </w:rPr>
+              <w:t>.</w:t>
+            </w:r>
+            <w:r>
+              <w:rPr>
+                <w:rFonts w:hint="eastAsia"/>
+                <w:b/>
+                <w:bCs/>
+                <w:sz w:val="30"/>
+                <w:szCs w:val="30"/>
+              </w:rPr>
+              <w:t>本课题</w:t>
+            </w:r>
+            <w:r>
+              <w:rPr>
+                <w:rFonts w:hint="eastAsia"/>
+                <w:b/>
+                <w:bCs/>
+                <w:sz w:val="30"/>
+                <w:szCs w:val="30"/>
+              </w:rPr>
+              <w:t>的研究思路、方法及研究计划</w:t>
+            </w:r>
+          </w:p>
+          <w:p>
+            <w:pPr>
+              <w:spacing w:line="560" w:lineRule="exact"/>
+              <w:ind w:firstLineChars="200" w:firstLine="562"/>
+              <w:jc w:val="left"/>
+              <w:rPr>
+                <w:b/>
+                <w:bCs/>
+                <w:sz w:val="28"/>
+                <w:szCs w:val="28"/>
+              </w:rPr>
+            </w:pPr>
+            <w:r>
+              <w:rPr>
+                <w:rFonts w:hint="eastAsia"/>
+                <w:b/>
+                <w:bCs/>
+                <w:sz w:val="28"/>
+                <w:szCs w:val="28"/>
+              </w:rPr>
+              <w:t>（一）研究思路</w:t>
+            </w:r>
+          </w:p>
+          <w:p>
+            <w:pPr>
+              <w:spacing w:line="560" w:lineRule="exact"/>
+              <w:ind w:firstLineChars="200" w:firstLine="560"/>
+              <w:jc w:val="left"/>
+              <w:rPr>
+                <w:sz w:val="28"/>
+                <w:szCs w:val="28"/>
+              </w:rPr>
+            </w:pPr>
+            <w:r>
+              <w:rPr>
+                <w:rFonts w:hint="eastAsia"/>
+                <w:sz w:val="28"/>
+                <w:szCs w:val="28"/>
+              </w:rPr>
+              <w:t>本课题采用“基准构建—策略设计—受控实验—统计归因”的验证思路。先构建受控</w:t>
+            </w:r>
+            <w:proofErr w:type="gramStart"/>
+            <w:r>
+              <w:rPr>
+                <w:rFonts w:hint="eastAsia"/>
+                <w:sz w:val="28"/>
+                <w:szCs w:val="28"/>
+              </w:rPr>
+              <w:t>端网事件</w:t>
+            </w:r>
+            <w:proofErr w:type="gramEnd"/>
+            <w:r>
+              <w:rPr>
+                <w:rFonts w:hint="eastAsia"/>
+                <w:sz w:val="28"/>
+                <w:szCs w:val="28"/>
+              </w:rPr>
+              <w:t>基准并明确执行边界，再将资产价值和授权差距转化为门控指标，最后在统一预算下通过对照与消融实验评价抗注入效果和资源开销，形成配置建议。</w:t>
+            </w:r>
+          </w:p>
+          <w:p>
+            <w:pPr>
+              <w:spacing w:line="560" w:lineRule="exact"/>
+              <w:ind w:firstLineChars="200" w:firstLine="562"/>
+              <w:jc w:val="left"/>
+              <w:rPr>
+                <w:b/>
+                <w:bCs/>
+                <w:sz w:val="28"/>
+                <w:szCs w:val="28"/>
+              </w:rPr>
+            </w:pPr>
+            <w:r>
+              <w:rPr>
+                <w:rFonts w:hint="eastAsia"/>
+                <w:b/>
+                <w:bCs/>
+                <w:sz w:val="28"/>
+                <w:szCs w:val="28"/>
+              </w:rPr>
+              <w:t>（二）研究方法</w:t>
+            </w:r>
+          </w:p>
+          <w:p>
+            <w:pPr>
+              <w:spacing w:line="560" w:lineRule="exact"/>
+              <w:ind w:firstLineChars="200" w:firstLine="560"/>
+              <w:jc w:val="left"/>
+              <w:rPr>
+                <w:sz w:val="28"/>
+                <w:szCs w:val="28"/>
+              </w:rPr>
+            </w:pPr>
+            <w:r>
+              <w:rPr>
+                <w:rFonts w:hint="eastAsia"/>
+                <w:sz w:val="28"/>
+                <w:szCs w:val="28"/>
+              </w:rPr>
+              <w:t>（</w:t>
+            </w:r>
+            <w:r>
+              <w:rPr>
+                <w:rFonts w:hint="eastAsia"/>
+                <w:sz w:val="28"/>
+                <w:szCs w:val="28"/>
+              </w:rPr>
+              <w:t>1</w:t>
+            </w:r>
+            <w:r>
+              <w:rPr>
+                <w:rFonts w:hint="eastAsia"/>
+                <w:sz w:val="28"/>
+                <w:szCs w:val="28"/>
+              </w:rPr>
+              <w:t>）实验环境与样本控制：采用</w:t>
+            </w:r>
+            <w:r>
+              <w:rPr>
+                <w:rFonts w:hint="eastAsia"/>
+                <w:sz w:val="28"/>
+                <w:szCs w:val="28"/>
+              </w:rPr>
+              <w:t>1</w:t>
+            </w:r>
+            <w:r>
+              <w:rPr>
+                <w:rFonts w:hint="eastAsia"/>
+                <w:sz w:val="28"/>
+                <w:szCs w:val="28"/>
+              </w:rPr>
+              <w:t>个主流大模型、</w:t>
+            </w:r>
+            <w:r>
+              <w:rPr>
+                <w:rFonts w:hint="eastAsia"/>
+                <w:sz w:val="28"/>
+                <w:szCs w:val="28"/>
+              </w:rPr>
+              <w:t>1</w:t>
+            </w:r>
+            <w:r>
+              <w:rPr>
+                <w:rFonts w:hint="eastAsia"/>
+                <w:sz w:val="28"/>
+                <w:szCs w:val="28"/>
+              </w:rPr>
+              <w:t>种快路径、</w:t>
+            </w:r>
+            <w:r>
+              <w:rPr>
+                <w:rFonts w:hint="eastAsia"/>
+                <w:sz w:val="28"/>
+                <w:szCs w:val="28"/>
+              </w:rPr>
+              <w:t>1</w:t>
+            </w:r>
+            <w:r>
+              <w:rPr>
+                <w:rFonts w:hint="eastAsia"/>
+                <w:sz w:val="28"/>
+                <w:szCs w:val="28"/>
+              </w:rPr>
+              <w:t>种慢路径、</w:t>
+            </w:r>
+            <w:r>
+              <w:rPr>
+                <w:rFonts w:hint="eastAsia"/>
+                <w:sz w:val="28"/>
+                <w:szCs w:val="28"/>
+              </w:rPr>
+              <w:t>1</w:t>
+            </w:r>
+            <w:r>
+              <w:rPr>
+                <w:rFonts w:hint="eastAsia"/>
+                <w:sz w:val="28"/>
+                <w:szCs w:val="28"/>
+              </w:rPr>
+              <w:t>个</w:t>
+            </w:r>
+            <w:proofErr w:type="gramStart"/>
+            <w:r>
+              <w:rPr>
+                <w:rFonts w:hint="eastAsia"/>
+                <w:sz w:val="28"/>
+                <w:szCs w:val="28"/>
+              </w:rPr>
+              <w:t>受控端网案例</w:t>
+            </w:r>
+            <w:proofErr w:type="gramEnd"/>
+            <w:r>
+              <w:rPr>
+                <w:rFonts w:hint="eastAsia"/>
+                <w:sz w:val="28"/>
+                <w:szCs w:val="28"/>
+              </w:rPr>
+              <w:t>和</w:t>
+            </w:r>
+            <w:r>
+              <w:rPr>
+                <w:rFonts w:hint="eastAsia"/>
+                <w:sz w:val="28"/>
+                <w:szCs w:val="28"/>
+              </w:rPr>
+              <w:t>3</w:t>
+            </w:r>
+            <w:r>
+              <w:rPr>
+                <w:rFonts w:hint="eastAsia"/>
+                <w:sz w:val="28"/>
+                <w:szCs w:val="28"/>
+              </w:rPr>
+              <w:t>—</w:t>
+            </w:r>
+            <w:r>
+              <w:rPr>
+                <w:rFonts w:hint="eastAsia"/>
+                <w:sz w:val="28"/>
+                <w:szCs w:val="28"/>
+              </w:rPr>
+              <w:t>4</w:t>
+            </w:r>
+            <w:r>
+              <w:rPr>
+                <w:rFonts w:hint="eastAsia"/>
+                <w:sz w:val="28"/>
+                <w:szCs w:val="28"/>
+              </w:rPr>
+              <w:t>个沙箱工具。以</w:t>
+            </w:r>
+            <w:r>
+              <w:rPr>
+                <w:rFonts w:hint="eastAsia"/>
+                <w:sz w:val="28"/>
+                <w:szCs w:val="28"/>
+              </w:rPr>
+              <w:t>4</w:t>
+            </w:r>
+            <w:r>
+              <w:rPr>
+                <w:rFonts w:hint="eastAsia"/>
+                <w:sz w:val="28"/>
+                <w:szCs w:val="28"/>
+              </w:rPr>
+              <w:t>个事件模板、</w:t>
+            </w:r>
+            <w:r>
+              <w:rPr>
+                <w:rFonts w:hint="eastAsia"/>
+                <w:sz w:val="28"/>
+                <w:szCs w:val="28"/>
+              </w:rPr>
+              <w:t>8</w:t>
+            </w:r>
+            <w:r>
+              <w:rPr>
+                <w:rFonts w:hint="eastAsia"/>
+                <w:sz w:val="28"/>
+                <w:szCs w:val="28"/>
+              </w:rPr>
+              <w:t>个任务进行核心验证。开发集与冻结</w:t>
+            </w:r>
+            <w:proofErr w:type="gramStart"/>
+            <w:r>
+              <w:rPr>
+                <w:rFonts w:hint="eastAsia"/>
+                <w:sz w:val="28"/>
+                <w:szCs w:val="28"/>
+              </w:rPr>
+              <w:t>测试集按事件</w:t>
+            </w:r>
+            <w:proofErr w:type="gramEnd"/>
+            <w:r>
+              <w:rPr>
+                <w:rFonts w:hint="eastAsia"/>
+                <w:sz w:val="28"/>
+                <w:szCs w:val="28"/>
+              </w:rPr>
+              <w:t>家族隔离，结论限定于实际样本。</w:t>
+            </w:r>
+          </w:p>
+          <w:p>
+            <w:pPr>
+              <w:spacing w:line="560" w:lineRule="exact"/>
+              <w:ind w:firstLineChars="200" w:firstLine="560"/>
+              <w:jc w:val="left"/>
+              <w:rPr>
+                <w:sz w:val="28"/>
+                <w:szCs w:val="28"/>
+              </w:rPr>
+            </w:pPr>
+            <w:r>
+              <w:rPr>
+                <w:rFonts w:hint="eastAsia"/>
+                <w:sz w:val="28"/>
+                <w:szCs w:val="28"/>
+              </w:rPr>
+              <w:t>（</w:t>
+            </w:r>
+            <w:r>
+              <w:rPr>
+                <w:rFonts w:hint="eastAsia"/>
+                <w:sz w:val="28"/>
+                <w:szCs w:val="28"/>
+              </w:rPr>
+              <w:t>2</w:t>
+            </w:r>
+            <w:r>
+              <w:rPr>
+                <w:rFonts w:hint="eastAsia"/>
+                <w:sz w:val="28"/>
+                <w:szCs w:val="28"/>
+              </w:rPr>
+              <w:t>）控制变量与对照实验：</w:t>
+            </w:r>
+            <w:proofErr w:type="gramStart"/>
+            <w:r>
+              <w:rPr>
+                <w:rFonts w:hint="eastAsia"/>
+                <w:sz w:val="28"/>
+                <w:szCs w:val="28"/>
+              </w:rPr>
+              <w:t>比较无慢路径</w:t>
+            </w:r>
+            <w:proofErr w:type="gramEnd"/>
+            <w:r>
+              <w:rPr>
+                <w:rFonts w:hint="eastAsia"/>
+                <w:sz w:val="28"/>
+                <w:szCs w:val="28"/>
+              </w:rPr>
+              <w:t>、全量慢路径和所提机制，增设仅按注入风险、仅按资产后果分流的对照，并控制相近的慢路径触发比例。各组使用同一模型、预处理和执行检查器；开发</w:t>
+            </w:r>
+            <w:proofErr w:type="gramStart"/>
+            <w:r>
+              <w:rPr>
+                <w:rFonts w:hint="eastAsia"/>
+                <w:sz w:val="28"/>
+                <w:szCs w:val="28"/>
+              </w:rPr>
+              <w:t>集确定</w:t>
+            </w:r>
+            <w:proofErr w:type="gramEnd"/>
+            <w:r>
+              <w:rPr>
+                <w:rFonts w:hint="eastAsia"/>
+                <w:sz w:val="28"/>
+                <w:szCs w:val="28"/>
+              </w:rPr>
+              <w:t>阈值后冻结，测试阶段不调参。</w:t>
+            </w:r>
+          </w:p>
+          <w:p>
+            <w:pPr>
+              <w:spacing w:line="560" w:lineRule="exact"/>
+              <w:ind w:firstLineChars="200" w:firstLine="560"/>
+              <w:jc w:val="left"/>
+              <w:rPr>
+                <w:sz w:val="28"/>
+                <w:szCs w:val="28"/>
+              </w:rPr>
+            </w:pPr>
+            <w:r>
+              <w:rPr>
+                <w:rFonts w:hint="eastAsia"/>
+                <w:sz w:val="28"/>
+                <w:szCs w:val="28"/>
+              </w:rPr>
+              <w:t>（</w:t>
+            </w:r>
+            <w:r>
+              <w:rPr>
+                <w:rFonts w:hint="eastAsia"/>
+                <w:sz w:val="28"/>
+                <w:szCs w:val="28"/>
+              </w:rPr>
+              <w:t>3</w:t>
+            </w:r>
+            <w:r>
+              <w:rPr>
+                <w:rFonts w:hint="eastAsia"/>
+                <w:sz w:val="28"/>
+                <w:szCs w:val="28"/>
+              </w:rPr>
+              <w:t>）</w:t>
+            </w:r>
+            <w:r>
+              <w:rPr>
+                <w:rFonts w:hint="eastAsia"/>
+                <w:sz w:val="28"/>
+                <w:szCs w:val="28"/>
+              </w:rPr>
+              <w:t>评价指标与置信区间统计方法</w:t>
+            </w:r>
+            <w:r>
+              <w:rPr>
+                <w:rFonts w:hint="eastAsia"/>
+                <w:sz w:val="28"/>
+                <w:szCs w:val="28"/>
+              </w:rPr>
+              <w:t>：</w:t>
+            </w:r>
+            <w:r>
+              <w:rPr>
+                <w:rFonts w:hint="eastAsia"/>
+                <w:sz w:val="28"/>
+                <w:szCs w:val="28"/>
+              </w:rPr>
+              <w:t>按</w:t>
+            </w:r>
+            <w:r>
+              <w:rPr>
+                <w:rFonts w:hint="eastAsia"/>
+                <w:sz w:val="28"/>
+                <w:szCs w:val="28"/>
+              </w:rPr>
+              <w:t>8</w:t>
+            </w:r>
+            <w:r>
+              <w:rPr>
+                <w:rFonts w:hint="eastAsia"/>
+                <w:sz w:val="28"/>
+                <w:szCs w:val="28"/>
+              </w:rPr>
+              <w:t>个核心任务、无注入与多</w:t>
+            </w:r>
+            <w:r>
+              <w:rPr>
+                <w:rFonts w:hint="eastAsia"/>
+                <w:sz w:val="28"/>
+                <w:szCs w:val="28"/>
+              </w:rPr>
+              <w:lastRenderedPageBreak/>
+              <w:t>种攻击版本、</w:t>
+            </w:r>
+            <w:r>
+              <w:rPr>
+                <w:rFonts w:hint="eastAsia"/>
+                <w:sz w:val="28"/>
+                <w:szCs w:val="28"/>
+              </w:rPr>
+              <w:t>3</w:t>
+            </w:r>
+            <w:r>
+              <w:rPr>
+                <w:rFonts w:hint="eastAsia"/>
+                <w:sz w:val="28"/>
+                <w:szCs w:val="28"/>
+              </w:rPr>
+              <w:t>个主方案，每组重复执行</w:t>
+            </w:r>
+            <w:r>
+              <w:rPr>
+                <w:rFonts w:hint="eastAsia"/>
+                <w:sz w:val="28"/>
+                <w:szCs w:val="28"/>
+              </w:rPr>
+              <w:t>5</w:t>
+            </w:r>
+            <w:r>
+              <w:rPr>
+                <w:rFonts w:hint="eastAsia"/>
+                <w:sz w:val="28"/>
+                <w:szCs w:val="28"/>
+              </w:rPr>
+              <w:t>—</w:t>
+            </w:r>
+            <w:proofErr w:type="gramStart"/>
+            <w:r>
+              <w:rPr>
+                <w:rFonts w:hint="eastAsia"/>
+                <w:sz w:val="28"/>
+                <w:szCs w:val="28"/>
+              </w:rPr>
+              <w:t>10</w:t>
+            </w:r>
+            <w:r>
+              <w:rPr>
+                <w:rFonts w:hint="eastAsia"/>
+                <w:sz w:val="28"/>
+                <w:szCs w:val="28"/>
+              </w:rPr>
+              <w:t>次盲测计算</w:t>
+            </w:r>
+            <w:proofErr w:type="gramEnd"/>
+            <w:r>
+              <w:rPr>
+                <w:rFonts w:hint="eastAsia"/>
+                <w:sz w:val="28"/>
+                <w:szCs w:val="28"/>
+              </w:rPr>
+              <w:t>，核心比对涵盖</w:t>
+            </w:r>
+            <w:r>
+              <w:rPr>
+                <w:rFonts w:hint="eastAsia"/>
+                <w:sz w:val="28"/>
+                <w:szCs w:val="28"/>
+              </w:rPr>
+              <w:t>240</w:t>
+            </w:r>
+            <w:r>
+              <w:rPr>
+                <w:rFonts w:hint="eastAsia"/>
+                <w:sz w:val="28"/>
+                <w:szCs w:val="28"/>
+              </w:rPr>
+              <w:t>—</w:t>
+            </w:r>
+            <w:r>
+              <w:rPr>
+                <w:rFonts w:hint="eastAsia"/>
+                <w:sz w:val="28"/>
+                <w:szCs w:val="28"/>
+              </w:rPr>
+              <w:t>480</w:t>
+            </w:r>
+            <w:r>
+              <w:rPr>
+                <w:rFonts w:hint="eastAsia"/>
+                <w:sz w:val="28"/>
+                <w:szCs w:val="28"/>
+              </w:rPr>
+              <w:t>个完整回合（消融及开发运行另计）。</w:t>
+            </w:r>
+          </w:p>
+          <w:p>
+            <w:pPr>
+              <w:spacing w:line="560" w:lineRule="exact"/>
+              <w:ind w:firstLineChars="200" w:firstLine="562"/>
+              <w:jc w:val="left"/>
+              <w:rPr>
+                <w:b/>
+                <w:bCs/>
+                <w:sz w:val="28"/>
+                <w:szCs w:val="28"/>
+              </w:rPr>
+            </w:pPr>
+            <w:r>
+              <w:rPr>
+                <w:rFonts w:hint="eastAsia"/>
+                <w:b/>
+                <w:bCs/>
+                <w:sz w:val="28"/>
+                <w:szCs w:val="28"/>
+              </w:rPr>
+              <w:t>（三）研究计划</w:t>
+            </w:r>
+          </w:p>
+          <w:p>
+            <w:pPr>
+              <w:spacing w:line="560" w:lineRule="exact"/>
+              <w:ind w:firstLineChars="200" w:firstLine="560"/>
+              <w:jc w:val="left"/>
+              <w:rPr>
+                <w:sz w:val="28"/>
+                <w:szCs w:val="28"/>
+              </w:rPr>
+            </w:pPr>
+            <w:r>
+              <w:rPr>
+                <w:rFonts w:hint="eastAsia"/>
+                <w:sz w:val="28"/>
+                <w:szCs w:val="28"/>
+              </w:rPr>
+              <w:t>立项至</w:t>
+            </w:r>
+            <w:r>
+              <w:rPr>
+                <w:rFonts w:hint="eastAsia"/>
+                <w:sz w:val="28"/>
+                <w:szCs w:val="28"/>
+              </w:rPr>
+              <w:t>2026</w:t>
+            </w:r>
+            <w:r>
+              <w:rPr>
+                <w:rFonts w:hint="eastAsia"/>
+                <w:sz w:val="28"/>
+                <w:szCs w:val="28"/>
+              </w:rPr>
+              <w:t>年</w:t>
+            </w:r>
+            <w:r>
+              <w:rPr>
+                <w:rFonts w:hint="eastAsia"/>
+                <w:sz w:val="28"/>
+                <w:szCs w:val="28"/>
+              </w:rPr>
+              <w:t>10</w:t>
+            </w:r>
+            <w:r>
+              <w:rPr>
+                <w:rFonts w:hint="eastAsia"/>
+                <w:sz w:val="28"/>
+                <w:szCs w:val="28"/>
+              </w:rPr>
+              <w:t>月：完成文献梳理</w:t>
+            </w:r>
+            <w:proofErr w:type="gramStart"/>
+            <w:r>
+              <w:rPr>
+                <w:rFonts w:hint="eastAsia"/>
+                <w:sz w:val="28"/>
+                <w:szCs w:val="28"/>
+              </w:rPr>
+              <w:t>与端网案例</w:t>
+            </w:r>
+            <w:proofErr w:type="gramEnd"/>
+            <w:r>
+              <w:rPr>
+                <w:rFonts w:hint="eastAsia"/>
+                <w:sz w:val="28"/>
+                <w:szCs w:val="28"/>
+              </w:rPr>
+              <w:t>方案设计，界定授权边界，完善评价体系设计。</w:t>
+            </w:r>
+          </w:p>
+          <w:p>
+            <w:pPr>
+              <w:spacing w:line="560" w:lineRule="exact"/>
+              <w:ind w:firstLineChars="200" w:firstLine="560"/>
+              <w:jc w:val="left"/>
+              <w:rPr>
+                <w:sz w:val="28"/>
+                <w:szCs w:val="28"/>
+              </w:rPr>
+            </w:pPr>
+            <w:r>
+              <w:rPr>
+                <w:rFonts w:hint="eastAsia"/>
+                <w:sz w:val="28"/>
+                <w:szCs w:val="28"/>
+              </w:rPr>
+              <w:t>2026</w:t>
+            </w:r>
+            <w:r>
+              <w:rPr>
+                <w:rFonts w:hint="eastAsia"/>
+                <w:sz w:val="28"/>
+                <w:szCs w:val="28"/>
+              </w:rPr>
+              <w:t>年</w:t>
+            </w:r>
+            <w:r>
+              <w:rPr>
+                <w:rFonts w:hint="eastAsia"/>
+                <w:sz w:val="28"/>
+                <w:szCs w:val="28"/>
+              </w:rPr>
+              <w:t>11</w:t>
+            </w:r>
+            <w:r>
+              <w:rPr>
+                <w:rFonts w:hint="eastAsia"/>
+                <w:sz w:val="28"/>
+                <w:szCs w:val="28"/>
+              </w:rPr>
+              <w:t>月—</w:t>
+            </w:r>
+            <w:r>
+              <w:rPr>
+                <w:rFonts w:hint="eastAsia"/>
+                <w:sz w:val="28"/>
+                <w:szCs w:val="28"/>
+              </w:rPr>
+              <w:t>12</w:t>
+            </w:r>
+            <w:r>
+              <w:rPr>
+                <w:rFonts w:hint="eastAsia"/>
+                <w:sz w:val="28"/>
+                <w:szCs w:val="28"/>
+              </w:rPr>
+              <w:t>月：以</w:t>
+            </w:r>
+            <w:r>
+              <w:rPr>
+                <w:rFonts w:hint="eastAsia"/>
+                <w:sz w:val="28"/>
+                <w:szCs w:val="28"/>
+              </w:rPr>
+              <w:t>2</w:t>
+            </w:r>
+            <w:r>
+              <w:rPr>
+                <w:rFonts w:hint="eastAsia"/>
+                <w:sz w:val="28"/>
+                <w:szCs w:val="28"/>
+              </w:rPr>
+              <w:t>个模板、</w:t>
+            </w:r>
+            <w:r>
+              <w:rPr>
+                <w:rFonts w:hint="eastAsia"/>
+                <w:sz w:val="28"/>
+                <w:szCs w:val="28"/>
+              </w:rPr>
+              <w:t>4</w:t>
+            </w:r>
+            <w:r>
+              <w:rPr>
+                <w:rFonts w:hint="eastAsia"/>
+                <w:sz w:val="28"/>
+                <w:szCs w:val="28"/>
+              </w:rPr>
+              <w:t>个任务开展正常</w:t>
+            </w:r>
+            <w:proofErr w:type="gramStart"/>
+            <w:r>
+              <w:rPr>
+                <w:rFonts w:hint="eastAsia"/>
+                <w:sz w:val="28"/>
+                <w:szCs w:val="28"/>
+              </w:rPr>
+              <w:t>研</w:t>
+            </w:r>
+            <w:proofErr w:type="gramEnd"/>
+            <w:r>
+              <w:rPr>
+                <w:rFonts w:hint="eastAsia"/>
+                <w:sz w:val="28"/>
+                <w:szCs w:val="28"/>
+              </w:rPr>
+              <w:t>判、注入干扰评估及沙箱检查，建立快路径标准流程；提交中期报告。</w:t>
+            </w:r>
+          </w:p>
+          <w:p>
+            <w:pPr>
+              <w:spacing w:line="560" w:lineRule="exact"/>
+              <w:ind w:firstLineChars="200" w:firstLine="560"/>
+              <w:jc w:val="left"/>
+              <w:rPr>
+                <w:sz w:val="28"/>
+                <w:szCs w:val="28"/>
+              </w:rPr>
+            </w:pPr>
+            <w:r>
+              <w:rPr>
+                <w:rFonts w:hint="eastAsia"/>
+                <w:sz w:val="28"/>
+                <w:szCs w:val="28"/>
+              </w:rPr>
+              <w:t>2027</w:t>
+            </w:r>
+            <w:r>
+              <w:rPr>
+                <w:rFonts w:hint="eastAsia"/>
+                <w:sz w:val="28"/>
+                <w:szCs w:val="28"/>
+              </w:rPr>
+              <w:t>年</w:t>
+            </w:r>
+            <w:r>
+              <w:rPr>
+                <w:rFonts w:hint="eastAsia"/>
+                <w:sz w:val="28"/>
+                <w:szCs w:val="28"/>
+              </w:rPr>
+              <w:t>1</w:t>
+            </w:r>
+            <w:r>
+              <w:rPr>
+                <w:rFonts w:hint="eastAsia"/>
+                <w:sz w:val="28"/>
+                <w:szCs w:val="28"/>
+              </w:rPr>
+              <w:t>月—</w:t>
+            </w:r>
+            <w:r>
+              <w:rPr>
+                <w:rFonts w:hint="eastAsia"/>
+                <w:sz w:val="28"/>
+                <w:szCs w:val="28"/>
+              </w:rPr>
+              <w:t>3</w:t>
+            </w:r>
+            <w:r>
+              <w:rPr>
+                <w:rFonts w:hint="eastAsia"/>
+                <w:sz w:val="28"/>
+                <w:szCs w:val="28"/>
+              </w:rPr>
+              <w:t>月：完成</w:t>
+            </w:r>
+            <w:r>
+              <w:rPr>
+                <w:rFonts w:hint="eastAsia"/>
+                <w:sz w:val="28"/>
+                <w:szCs w:val="28"/>
+              </w:rPr>
+              <w:t>4</w:t>
+            </w:r>
+            <w:r>
+              <w:rPr>
+                <w:rFonts w:hint="eastAsia"/>
+                <w:sz w:val="28"/>
+                <w:szCs w:val="28"/>
+              </w:rPr>
+              <w:t>个模板、</w:t>
+            </w:r>
+            <w:r>
+              <w:rPr>
+                <w:rFonts w:hint="eastAsia"/>
+                <w:sz w:val="28"/>
+                <w:szCs w:val="28"/>
+              </w:rPr>
+              <w:t>8</w:t>
+            </w:r>
+            <w:r>
+              <w:rPr>
+                <w:rFonts w:hint="eastAsia"/>
+                <w:sz w:val="28"/>
+                <w:szCs w:val="28"/>
+              </w:rPr>
+              <w:t>个任务设计，实现慢路径与门控策略；利用开发集进行参数调校，确定预算、触发阈值。</w:t>
+            </w:r>
+          </w:p>
+          <w:p>
+            <w:pPr>
+              <w:spacing w:line="560" w:lineRule="exact"/>
+              <w:ind w:firstLineChars="200" w:firstLine="560"/>
+              <w:jc w:val="left"/>
+              <w:rPr>
+                <w:sz w:val="28"/>
+                <w:szCs w:val="28"/>
+              </w:rPr>
+            </w:pPr>
+            <w:r>
+              <w:rPr>
+                <w:rFonts w:hint="eastAsia"/>
+                <w:sz w:val="28"/>
+                <w:szCs w:val="28"/>
+              </w:rPr>
+              <w:t>2027</w:t>
+            </w:r>
+            <w:r>
+              <w:rPr>
+                <w:rFonts w:hint="eastAsia"/>
+                <w:sz w:val="28"/>
+                <w:szCs w:val="28"/>
+              </w:rPr>
+              <w:t>年</w:t>
+            </w:r>
+            <w:r>
+              <w:rPr>
+                <w:rFonts w:hint="eastAsia"/>
+                <w:sz w:val="28"/>
+                <w:szCs w:val="28"/>
+              </w:rPr>
+              <w:t>4</w:t>
+            </w:r>
+            <w:r>
+              <w:rPr>
+                <w:rFonts w:hint="eastAsia"/>
+                <w:sz w:val="28"/>
+                <w:szCs w:val="28"/>
+              </w:rPr>
+              <w:t>月—</w:t>
+            </w:r>
+            <w:r>
+              <w:rPr>
+                <w:rFonts w:hint="eastAsia"/>
+                <w:sz w:val="28"/>
+                <w:szCs w:val="28"/>
+              </w:rPr>
+              <w:t>5</w:t>
+            </w:r>
+            <w:r>
+              <w:rPr>
+                <w:rFonts w:hint="eastAsia"/>
+                <w:sz w:val="28"/>
+                <w:szCs w:val="28"/>
+              </w:rPr>
+              <w:t>月：完成</w:t>
+            </w:r>
+            <w:proofErr w:type="gramStart"/>
+            <w:r>
+              <w:rPr>
+                <w:rFonts w:hint="eastAsia"/>
+                <w:sz w:val="28"/>
+                <w:szCs w:val="28"/>
+              </w:rPr>
+              <w:t>受控端网案例</w:t>
+            </w:r>
+            <w:proofErr w:type="gramEnd"/>
+            <w:r>
+              <w:rPr>
+                <w:rFonts w:hint="eastAsia"/>
+                <w:sz w:val="28"/>
+                <w:szCs w:val="28"/>
+              </w:rPr>
+              <w:t>生成与测试集的比对实验；开展因素消融及统计分析。</w:t>
+            </w:r>
+          </w:p>
+          <w:p>
+            <w:pPr>
+              <w:spacing w:line="560" w:lineRule="exact"/>
+              <w:ind w:firstLineChars="200" w:firstLine="560"/>
+              <w:jc w:val="left"/>
+              <w:rPr>
+                <w:sz w:val="28"/>
+                <w:szCs w:val="28"/>
+              </w:rPr>
+            </w:pPr>
+            <w:r>
+              <w:rPr>
+                <w:rFonts w:hint="eastAsia"/>
+                <w:sz w:val="28"/>
+                <w:szCs w:val="28"/>
+              </w:rPr>
+              <w:t>2027</w:t>
+            </w:r>
+            <w:r>
+              <w:rPr>
+                <w:rFonts w:hint="eastAsia"/>
+                <w:sz w:val="28"/>
+                <w:szCs w:val="28"/>
+              </w:rPr>
+              <w:t>年</w:t>
+            </w:r>
+            <w:r>
+              <w:rPr>
+                <w:rFonts w:hint="eastAsia"/>
+                <w:sz w:val="28"/>
+                <w:szCs w:val="28"/>
+              </w:rPr>
+              <w:t>6</w:t>
+            </w:r>
+            <w:r>
+              <w:rPr>
+                <w:rFonts w:hint="eastAsia"/>
+                <w:sz w:val="28"/>
+                <w:szCs w:val="28"/>
+              </w:rPr>
+              <w:t>月—</w:t>
+            </w:r>
+            <w:r>
+              <w:rPr>
+                <w:rFonts w:hint="eastAsia"/>
+                <w:sz w:val="28"/>
+                <w:szCs w:val="28"/>
+              </w:rPr>
+              <w:t>7</w:t>
+            </w:r>
+            <w:r>
+              <w:rPr>
+                <w:rFonts w:hint="eastAsia"/>
+                <w:sz w:val="28"/>
+                <w:szCs w:val="28"/>
+              </w:rPr>
+              <w:t>月：撰写论文和研究报告，整理实验数据与工具，</w:t>
+            </w:r>
+            <w:proofErr w:type="gramStart"/>
+            <w:r>
+              <w:rPr>
+                <w:rFonts w:hint="eastAsia"/>
+                <w:sz w:val="28"/>
+                <w:szCs w:val="28"/>
+              </w:rPr>
+              <w:t>提交结项材料</w:t>
+            </w:r>
+            <w:proofErr w:type="gramEnd"/>
+            <w:r>
+              <w:rPr>
+                <w:rFonts w:hint="eastAsia"/>
+                <w:sz w:val="28"/>
+                <w:szCs w:val="28"/>
+              </w:rPr>
+              <w:t>并准备答辩；如所提机制未优于简单策略，将如实说明适用条件。</w:t>
+            </w:r>
+          </w:p>
+          <w:p>
+            <w:pPr>
+              <w:rPr>
+                <w:b/>
+                <w:bCs/>
+                <w:sz w:val="30"/>
+                <w:szCs w:val="30"/>
+              </w:rPr>
+            </w:pPr>
+            <w:r>
+              <w:rPr>
+                <w:rFonts w:hint="eastAsia"/>
+                <w:b/>
+                <w:bCs/>
+                <w:sz w:val="30"/>
+                <w:szCs w:val="30"/>
+              </w:rPr>
+              <w:t>4.</w:t>
+            </w:r>
+            <w:r>
+              <w:rPr>
+                <w:rFonts w:hint="eastAsia"/>
+                <w:b/>
+                <w:bCs/>
+                <w:sz w:val="30"/>
+                <w:szCs w:val="30"/>
+              </w:rPr>
+              <w:t>本课题的预期成果（需至少包括研究报告</w:t>
+            </w:r>
+            <w:r>
+              <w:rPr>
+                <w:rFonts w:hint="eastAsia"/>
+                <w:b/>
+                <w:bCs/>
+                <w:sz w:val="30"/>
+                <w:szCs w:val="30"/>
+              </w:rPr>
+              <w:t>1</w:t>
+            </w:r>
+            <w:r>
+              <w:rPr>
+                <w:rFonts w:hint="eastAsia"/>
+                <w:b/>
+                <w:bCs/>
+                <w:sz w:val="30"/>
+                <w:szCs w:val="30"/>
+              </w:rPr>
+              <w:t>份、论文</w:t>
+            </w:r>
+            <w:r>
+              <w:rPr>
+                <w:rFonts w:hint="eastAsia"/>
+                <w:b/>
+                <w:bCs/>
+                <w:sz w:val="30"/>
+                <w:szCs w:val="30"/>
+              </w:rPr>
+              <w:t>1</w:t>
+            </w:r>
+            <w:r>
+              <w:rPr>
+                <w:rFonts w:hint="eastAsia"/>
+                <w:b/>
+                <w:bCs/>
+                <w:sz w:val="30"/>
+                <w:szCs w:val="30"/>
+              </w:rPr>
+              <w:t>篇以及最佳实践案例</w:t>
+            </w:r>
+            <w:r>
+              <w:rPr>
+                <w:rFonts w:hint="eastAsia"/>
+                <w:b/>
+                <w:bCs/>
+                <w:sz w:val="30"/>
+                <w:szCs w:val="30"/>
+              </w:rPr>
+              <w:t>1</w:t>
+            </w:r>
+            <w:r>
+              <w:rPr>
+                <w:rFonts w:hint="eastAsia"/>
+                <w:b/>
+                <w:bCs/>
+                <w:sz w:val="30"/>
+                <w:szCs w:val="30"/>
+              </w:rPr>
+              <w:t>个，研究报告中可提出操作性强的政策举措、技术标准建议等）</w:t>
+            </w:r>
+          </w:p>
+          <w:p>
+            <w:pPr>
+              <w:spacing w:line="560" w:lineRule="exact"/>
+              <w:ind w:firstLineChars="200" w:firstLine="560"/>
+              <w:jc w:val="left"/>
+              <w:rPr>
+                <w:sz w:val="28"/>
+                <w:szCs w:val="28"/>
+              </w:rPr>
+            </w:pPr>
+            <w:r>
+              <w:rPr>
+                <w:rFonts w:hint="eastAsia"/>
+                <w:sz w:val="28"/>
+                <w:szCs w:val="28"/>
+              </w:rPr>
+              <w:t>（</w:t>
+            </w:r>
+            <w:r>
+              <w:rPr>
+                <w:rFonts w:hint="eastAsia"/>
+                <w:sz w:val="28"/>
+                <w:szCs w:val="28"/>
+              </w:rPr>
+              <w:t>1</w:t>
+            </w:r>
+            <w:r>
+              <w:rPr>
+                <w:rFonts w:hint="eastAsia"/>
+                <w:sz w:val="28"/>
+                <w:szCs w:val="28"/>
+              </w:rPr>
+              <w:t>）</w:t>
+            </w:r>
+            <w:r>
+              <w:rPr>
+                <w:rFonts w:hint="eastAsia"/>
+                <w:sz w:val="28"/>
+                <w:szCs w:val="28"/>
+              </w:rPr>
+              <w:t>研究报告</w:t>
+            </w:r>
+            <w:r>
+              <w:rPr>
+                <w:rFonts w:hint="eastAsia"/>
+                <w:sz w:val="28"/>
+                <w:szCs w:val="28"/>
+              </w:rPr>
+              <w:t>1</w:t>
+            </w:r>
+            <w:r>
+              <w:rPr>
+                <w:rFonts w:hint="eastAsia"/>
+                <w:sz w:val="28"/>
+                <w:szCs w:val="28"/>
+              </w:rPr>
+              <w:t>份：《校园安全智能体快慢路径风险门控研究报告》，给出不同资源条件下的</w:t>
+            </w:r>
+            <w:proofErr w:type="gramStart"/>
+            <w:r>
+              <w:rPr>
+                <w:rFonts w:hint="eastAsia"/>
+                <w:sz w:val="28"/>
+                <w:szCs w:val="28"/>
+              </w:rPr>
+              <w:t>研</w:t>
+            </w:r>
+            <w:proofErr w:type="gramEnd"/>
+            <w:r>
+              <w:rPr>
+                <w:rFonts w:hint="eastAsia"/>
+                <w:sz w:val="28"/>
+                <w:szCs w:val="28"/>
+              </w:rPr>
+              <w:t>判与响应配置建议；</w:t>
+            </w:r>
+          </w:p>
+          <w:p>
+            <w:pPr>
+              <w:spacing w:line="560" w:lineRule="exact"/>
+              <w:ind w:firstLineChars="200" w:firstLine="560"/>
+              <w:jc w:val="left"/>
+              <w:rPr>
+                <w:sz w:val="28"/>
+                <w:szCs w:val="28"/>
+              </w:rPr>
+            </w:pPr>
+            <w:r>
+              <w:rPr>
+                <w:rFonts w:hint="eastAsia"/>
+                <w:sz w:val="28"/>
+                <w:szCs w:val="28"/>
+              </w:rPr>
+              <w:t>（</w:t>
+            </w:r>
+            <w:r>
+              <w:rPr>
+                <w:rFonts w:hint="eastAsia"/>
+                <w:sz w:val="28"/>
+                <w:szCs w:val="28"/>
+              </w:rPr>
+              <w:t>2</w:t>
+            </w:r>
+            <w:r>
+              <w:rPr>
+                <w:rFonts w:hint="eastAsia"/>
+                <w:sz w:val="28"/>
+                <w:szCs w:val="28"/>
+              </w:rPr>
+              <w:t>）</w:t>
+            </w:r>
+            <w:r>
+              <w:rPr>
+                <w:rFonts w:hint="eastAsia"/>
+                <w:sz w:val="28"/>
+                <w:szCs w:val="28"/>
+              </w:rPr>
+              <w:t>公开发表或录用相关论文至少</w:t>
+            </w:r>
+            <w:r>
+              <w:rPr>
+                <w:rFonts w:hint="eastAsia"/>
+                <w:sz w:val="28"/>
+                <w:szCs w:val="28"/>
+              </w:rPr>
+              <w:t>1</w:t>
+            </w:r>
+            <w:r>
+              <w:rPr>
+                <w:rFonts w:hint="eastAsia"/>
+                <w:sz w:val="28"/>
+                <w:szCs w:val="28"/>
+              </w:rPr>
+              <w:t>篇，以授权与资产后果驱动的选择性验证及资源权衡实验为主；</w:t>
+            </w:r>
+          </w:p>
+          <w:p>
+            <w:pPr>
+              <w:spacing w:line="560" w:lineRule="exact"/>
+              <w:ind w:firstLineChars="200" w:firstLine="560"/>
+              <w:jc w:val="left"/>
+              <w:rPr>
+                <w:sz w:val="28"/>
+                <w:szCs w:val="28"/>
+              </w:rPr>
+            </w:pPr>
+            <w:r>
+              <w:rPr>
+                <w:rFonts w:hint="eastAsia"/>
+                <w:sz w:val="28"/>
+                <w:szCs w:val="28"/>
+              </w:rPr>
+              <w:t>（</w:t>
+            </w:r>
+            <w:r>
+              <w:rPr>
+                <w:rFonts w:hint="eastAsia"/>
+                <w:sz w:val="28"/>
+                <w:szCs w:val="28"/>
+              </w:rPr>
+              <w:t>3</w:t>
+            </w:r>
+            <w:r>
+              <w:rPr>
+                <w:rFonts w:hint="eastAsia"/>
+                <w:sz w:val="28"/>
+                <w:szCs w:val="28"/>
+              </w:rPr>
+              <w:t>）</w:t>
+            </w:r>
+            <w:r>
+              <w:rPr>
+                <w:rFonts w:hint="eastAsia"/>
+                <w:sz w:val="28"/>
+                <w:szCs w:val="28"/>
+              </w:rPr>
+              <w:t>最佳实践案例</w:t>
+            </w:r>
+            <w:r>
+              <w:rPr>
+                <w:rFonts w:hint="eastAsia"/>
+                <w:sz w:val="28"/>
+                <w:szCs w:val="28"/>
+              </w:rPr>
+              <w:t>1</w:t>
+            </w:r>
+            <w:r>
+              <w:rPr>
+                <w:rFonts w:hint="eastAsia"/>
+                <w:sz w:val="28"/>
+                <w:szCs w:val="28"/>
+              </w:rPr>
+              <w:t>个，展示隔离</w:t>
+            </w:r>
+            <w:proofErr w:type="gramStart"/>
+            <w:r>
+              <w:rPr>
+                <w:rFonts w:hint="eastAsia"/>
+                <w:sz w:val="28"/>
+                <w:szCs w:val="28"/>
+              </w:rPr>
+              <w:t>环境端网遥测</w:t>
+            </w:r>
+            <w:proofErr w:type="gramEnd"/>
+            <w:r>
+              <w:rPr>
+                <w:rFonts w:hint="eastAsia"/>
+                <w:sz w:val="28"/>
+                <w:szCs w:val="28"/>
+              </w:rPr>
+              <w:t>、快慢路径</w:t>
+            </w:r>
+            <w:proofErr w:type="gramStart"/>
+            <w:r>
+              <w:rPr>
+                <w:rFonts w:hint="eastAsia"/>
+                <w:sz w:val="28"/>
+                <w:szCs w:val="28"/>
+              </w:rPr>
+              <w:t>研</w:t>
+            </w:r>
+            <w:proofErr w:type="gramEnd"/>
+            <w:r>
+              <w:rPr>
+                <w:rFonts w:hint="eastAsia"/>
+                <w:sz w:val="28"/>
+                <w:szCs w:val="28"/>
+              </w:rPr>
+              <w:t>判、受控响应与人工复核边界；</w:t>
+            </w:r>
+          </w:p>
+          <w:p>
+            <w:pPr>
+              <w:spacing w:line="560" w:lineRule="exact"/>
+              <w:ind w:firstLineChars="200" w:firstLine="560"/>
+              <w:jc w:val="left"/>
+              <w:rPr>
+                <w:b/>
+                <w:bCs/>
+                <w:sz w:val="30"/>
+                <w:szCs w:val="30"/>
+              </w:rPr>
+            </w:pPr>
+            <w:r>
+              <w:rPr>
+                <w:rFonts w:hint="eastAsia"/>
+                <w:sz w:val="28"/>
+                <w:szCs w:val="28"/>
+              </w:rPr>
+              <w:t>（</w:t>
+            </w:r>
+            <w:r>
+              <w:rPr>
+                <w:rFonts w:hint="eastAsia"/>
+                <w:sz w:val="28"/>
+                <w:szCs w:val="28"/>
+              </w:rPr>
+              <w:t>4</w:t>
+            </w:r>
+            <w:r>
+              <w:rPr>
+                <w:rFonts w:hint="eastAsia"/>
+                <w:sz w:val="28"/>
+                <w:szCs w:val="28"/>
+              </w:rPr>
+              <w:t>）</w:t>
+            </w:r>
+            <w:r>
+              <w:rPr>
+                <w:rFonts w:hint="eastAsia"/>
+                <w:sz w:val="28"/>
+                <w:szCs w:val="28"/>
+              </w:rPr>
+              <w:t>事件与攻击样本、授权标签、检查器、实验验证程序和测试说</w:t>
+            </w:r>
+            <w:r>
+              <w:rPr>
+                <w:rFonts w:hint="eastAsia"/>
+                <w:sz w:val="28"/>
+                <w:szCs w:val="28"/>
+              </w:rPr>
+              <w:lastRenderedPageBreak/>
+              <w:t>明，仅支持离线导入、路径选择、验证、沙箱响应及统计。</w:t>
+            </w:r>
+          </w:p>
+          <w:p>
+            <w:pPr>
+              <w:rPr>
+                <w:b/>
+                <w:bCs/>
+                <w:sz w:val="30"/>
+                <w:szCs w:val="30"/>
+              </w:rPr>
+            </w:pPr>
+            <w:r>
+              <w:rPr>
+                <w:rFonts w:hint="eastAsia"/>
+                <w:b/>
+                <w:bCs/>
+                <w:sz w:val="30"/>
+                <w:szCs w:val="30"/>
+              </w:rPr>
+              <w:t>5</w:t>
+            </w:r>
+            <w:r>
+              <w:rPr>
+                <w:rFonts w:hint="eastAsia"/>
+                <w:b/>
+                <w:bCs/>
+                <w:sz w:val="30"/>
+                <w:szCs w:val="30"/>
+              </w:rPr>
+              <w:t>.</w:t>
+            </w:r>
+            <w:r>
+              <w:rPr>
+                <w:rFonts w:hint="eastAsia"/>
+                <w:b/>
+                <w:bCs/>
+                <w:sz w:val="30"/>
+                <w:szCs w:val="30"/>
+              </w:rPr>
+              <w:t>主要参考文献</w:t>
+            </w:r>
+          </w:p>
+          <w:p>
+            <w:pPr>
+              <w:jc w:val="left"/>
+              <w:rPr>
+                <w:sz w:val="21"/>
+                <w:szCs w:val="21"/>
+              </w:rPr>
+            </w:pPr>
+            <w:r>
+              <w:rPr>
+                <w:rFonts w:hint="eastAsia"/>
+                <w:sz w:val="21"/>
+                <w:szCs w:val="21"/>
+              </w:rPr>
+              <w:t xml:space="preserve">[1] </w:t>
+            </w:r>
+            <w:r>
+              <w:rPr>
+                <w:rFonts w:hint="eastAsia"/>
+                <w:sz w:val="21"/>
+                <w:szCs w:val="21"/>
+              </w:rPr>
+              <w:t>袁明</w:t>
+            </w:r>
+            <w:r>
+              <w:rPr>
+                <w:rFonts w:hint="eastAsia"/>
+                <w:sz w:val="21"/>
+                <w:szCs w:val="21"/>
+              </w:rPr>
+              <w:t xml:space="preserve">, </w:t>
+            </w:r>
+            <w:r>
+              <w:rPr>
+                <w:rFonts w:hint="eastAsia"/>
+                <w:sz w:val="21"/>
+                <w:szCs w:val="21"/>
+              </w:rPr>
+              <w:t>邹其霖</w:t>
+            </w:r>
+            <w:r>
+              <w:rPr>
+                <w:rFonts w:hint="eastAsia"/>
+                <w:sz w:val="21"/>
+                <w:szCs w:val="21"/>
+              </w:rPr>
+              <w:t xml:space="preserve">, </w:t>
+            </w:r>
+            <w:r>
+              <w:rPr>
+                <w:rFonts w:hint="eastAsia"/>
+                <w:sz w:val="21"/>
+                <w:szCs w:val="21"/>
+              </w:rPr>
+              <w:t>袁文骐</w:t>
+            </w:r>
+            <w:r>
+              <w:rPr>
+                <w:rFonts w:hint="eastAsia"/>
+                <w:sz w:val="21"/>
+                <w:szCs w:val="21"/>
+              </w:rPr>
+              <w:t xml:space="preserve">, </w:t>
+            </w:r>
+            <w:r>
+              <w:rPr>
+                <w:rFonts w:hint="eastAsia"/>
+                <w:sz w:val="21"/>
+                <w:szCs w:val="21"/>
+              </w:rPr>
+              <w:t>等</w:t>
+            </w:r>
+            <w:r>
+              <w:rPr>
+                <w:rFonts w:hint="eastAsia"/>
+                <w:sz w:val="21"/>
+                <w:szCs w:val="21"/>
+              </w:rPr>
+              <w:t xml:space="preserve">. </w:t>
+            </w:r>
+            <w:r>
+              <w:rPr>
+                <w:rFonts w:hint="eastAsia"/>
+                <w:sz w:val="21"/>
+                <w:szCs w:val="21"/>
+              </w:rPr>
+              <w:t>大语言模型提示词注入攻击与防御综述</w:t>
+            </w:r>
+            <w:r>
+              <w:rPr>
+                <w:rFonts w:hint="eastAsia"/>
+                <w:sz w:val="21"/>
+                <w:szCs w:val="21"/>
+              </w:rPr>
+              <w:t xml:space="preserve">[J]. </w:t>
+            </w:r>
+            <w:r>
+              <w:rPr>
+                <w:rFonts w:hint="eastAsia"/>
+                <w:sz w:val="21"/>
+                <w:szCs w:val="21"/>
+              </w:rPr>
+              <w:t>信息网络安全</w:t>
+            </w:r>
+            <w:r>
+              <w:rPr>
+                <w:rFonts w:hint="eastAsia"/>
+                <w:sz w:val="21"/>
+                <w:szCs w:val="21"/>
+              </w:rPr>
+              <w:t>, 2026, 26(3): 341-354.</w:t>
+            </w:r>
+          </w:p>
+          <w:p>
+            <w:pPr>
+              <w:jc w:val="left"/>
+              <w:rPr>
+                <w:sz w:val="21"/>
+                <w:szCs w:val="21"/>
+              </w:rPr>
+            </w:pPr>
+            <w:r>
+              <w:rPr>
+                <w:rFonts w:hint="eastAsia"/>
+                <w:sz w:val="21"/>
+                <w:szCs w:val="21"/>
+              </w:rPr>
+              <w:t xml:space="preserve">[2] </w:t>
+            </w:r>
+            <w:proofErr w:type="gramStart"/>
+            <w:r>
+              <w:rPr>
+                <w:rFonts w:hint="eastAsia"/>
+                <w:sz w:val="21"/>
+                <w:szCs w:val="21"/>
+              </w:rPr>
+              <w:t>任恒毅</w:t>
+            </w:r>
+            <w:proofErr w:type="gramEnd"/>
+            <w:r>
+              <w:rPr>
+                <w:rFonts w:hint="eastAsia"/>
+                <w:sz w:val="21"/>
+                <w:szCs w:val="21"/>
+              </w:rPr>
+              <w:t xml:space="preserve">, </w:t>
+            </w:r>
+            <w:r>
+              <w:rPr>
+                <w:rFonts w:hint="eastAsia"/>
+                <w:sz w:val="21"/>
+                <w:szCs w:val="21"/>
+              </w:rPr>
+              <w:t>孙治</w:t>
+            </w:r>
+            <w:r>
+              <w:rPr>
+                <w:rFonts w:hint="eastAsia"/>
+                <w:sz w:val="21"/>
+                <w:szCs w:val="21"/>
+              </w:rPr>
+              <w:t xml:space="preserve">, </w:t>
+            </w:r>
+            <w:r>
+              <w:rPr>
+                <w:rFonts w:hint="eastAsia"/>
+                <w:sz w:val="21"/>
+                <w:szCs w:val="21"/>
+              </w:rPr>
+              <w:t>廖珊</w:t>
+            </w:r>
+            <w:r>
+              <w:rPr>
+                <w:rFonts w:hint="eastAsia"/>
+                <w:sz w:val="21"/>
+                <w:szCs w:val="21"/>
+              </w:rPr>
+              <w:t xml:space="preserve">, </w:t>
+            </w:r>
+            <w:r>
+              <w:rPr>
+                <w:rFonts w:hint="eastAsia"/>
+                <w:sz w:val="21"/>
+                <w:szCs w:val="21"/>
+              </w:rPr>
+              <w:t>等</w:t>
+            </w:r>
+            <w:r>
+              <w:rPr>
+                <w:rFonts w:hint="eastAsia"/>
+                <w:sz w:val="21"/>
+                <w:szCs w:val="21"/>
+              </w:rPr>
+              <w:t xml:space="preserve">. </w:t>
+            </w:r>
+            <w:r>
+              <w:rPr>
+                <w:rFonts w:hint="eastAsia"/>
+                <w:sz w:val="21"/>
+                <w:szCs w:val="21"/>
+              </w:rPr>
+              <w:t>大语言模型在网络威胁分析领域应用的综述</w:t>
+            </w:r>
+            <w:r>
+              <w:rPr>
+                <w:rFonts w:hint="eastAsia"/>
+                <w:sz w:val="21"/>
+                <w:szCs w:val="21"/>
+              </w:rPr>
+              <w:t xml:space="preserve">[J/OL]. </w:t>
+            </w:r>
+            <w:r>
+              <w:rPr>
+                <w:rFonts w:hint="eastAsia"/>
+                <w:sz w:val="21"/>
+                <w:szCs w:val="21"/>
+              </w:rPr>
+              <w:t>计算机应用</w:t>
+            </w:r>
+            <w:r>
+              <w:rPr>
+                <w:rFonts w:hint="eastAsia"/>
+                <w:sz w:val="21"/>
+                <w:szCs w:val="21"/>
+              </w:rPr>
+              <w:t>, 2026. DOI: 10.11772/j.issn.1001-9081.2026010138.</w:t>
+            </w:r>
+          </w:p>
+          <w:p>
+            <w:pPr>
+              <w:jc w:val="left"/>
+              <w:rPr>
+                <w:sz w:val="21"/>
+                <w:szCs w:val="21"/>
+              </w:rPr>
+            </w:pPr>
+            <w:r>
+              <w:rPr>
+                <w:sz w:val="21"/>
+                <w:szCs w:val="21"/>
+              </w:rPr>
+              <w:t xml:space="preserve">[3] DEBENEDETTI E, ZHANG J, BALUNOVIC M, et al. </w:t>
+            </w:r>
+            <w:proofErr w:type="spellStart"/>
+            <w:r>
+              <w:rPr>
+                <w:sz w:val="21"/>
+                <w:szCs w:val="21"/>
               </w:rPr>
               <w:t>AgentDojo</w:t>
             </w:r>
-            <w:r>
-              <w:rPr>
-                <w:sz w:val="28"/>
-                <w:szCs w:val="28"/>
-              </w:rPr>
-              <w:t>复现实验环境。已有事件格式和检查器设计可供复用，后续重点完成路径门控实验。目前尚未接入校园网生产系统。</w:t>
-            </w:r>
-          </w:p>
-          <w:p>
-            <w:pPr>
+            <w:proofErr w:type="spellEnd"/>
+            <w:r>
+              <w:rPr>
+                <w:sz w:val="21"/>
+                <w:szCs w:val="21"/>
+              </w:rPr>
+              <w:t>: A Dynamic Environment to Evaluate Prompt Injection Attacks and Defenses for LLM Agents[C]//Advances in Neural Information Processing Systems. 2024.</w:t>
+            </w:r>
+          </w:p>
+          <w:p>
+            <w:pPr>
+              <w:jc w:val="left"/>
+              <w:rPr>
+                <w:sz w:val="21"/>
+                <w:szCs w:val="21"/>
+              </w:rPr>
+            </w:pPr>
+            <w:r>
+              <w:rPr>
+                <w:sz w:val="21"/>
+                <w:szCs w:val="21"/>
+              </w:rPr>
+              <w:t xml:space="preserve">[4] LANDAUER M, SKOPIK F, WURZENBERGER M, et al. Just Testing, Move Along: Evasion of LLM-based System Log Interpretation by Prompt </w:t>
+            </w:r>
+            <w:proofErr w:type="gramStart"/>
+            <w:r>
+              <w:rPr>
+                <w:sz w:val="21"/>
+                <w:szCs w:val="21"/>
+              </w:rPr>
+              <w:t>Injection[</w:t>
+            </w:r>
+            <w:proofErr w:type="gramEnd"/>
+            <w:r>
+              <w:rPr>
+                <w:sz w:val="21"/>
+                <w:szCs w:val="21"/>
+              </w:rPr>
+              <w:t>EB/OL]. arXiv:2607.24174, 2026.</w:t>
+            </w:r>
+          </w:p>
+          <w:p>
+            <w:pPr>
+              <w:jc w:val="left"/>
+              <w:rPr>
+                <w:sz w:val="21"/>
+                <w:szCs w:val="21"/>
+              </w:rPr>
+            </w:pPr>
+            <w:r>
+              <w:rPr>
+                <w:sz w:val="21"/>
+                <w:szCs w:val="21"/>
+              </w:rPr>
+              <w:t>[5] ZHENG J, GEMA A P, HONG G, et al. GRADA: Graph-based Reranking against Adversarial Documents Attack[C]//Proceedings of EMNLP. 2025: 22244-22266.</w:t>
+            </w:r>
+          </w:p>
+          <w:p>
+            <w:pPr>
+              <w:jc w:val="left"/>
+              <w:rPr>
+                <w:sz w:val="21"/>
+                <w:szCs w:val="21"/>
+              </w:rPr>
+            </w:pPr>
+            <w:r>
+              <w:rPr>
+                <w:sz w:val="21"/>
+                <w:szCs w:val="21"/>
+              </w:rPr>
+              <w:t xml:space="preserve">[6] JIA F, WU T, QIN X, et al. The Task Shield: Enforcing Task Alignment to Defend Against Indirect Prompt Injection in LLM </w:t>
+            </w:r>
+            <w:proofErr w:type="gramStart"/>
+            <w:r>
+              <w:rPr>
+                <w:sz w:val="21"/>
+                <w:szCs w:val="21"/>
+              </w:rPr>
+              <w:t>Agents[</w:t>
+            </w:r>
+            <w:proofErr w:type="gramEnd"/>
+            <w:r>
+              <w:rPr>
+                <w:sz w:val="21"/>
+                <w:szCs w:val="21"/>
+              </w:rPr>
+              <w:t>EB/OL]. arXiv:2412.16682, 2024.</w:t>
+            </w:r>
+          </w:p>
+          <w:p>
+            <w:pPr>
+              <w:jc w:val="left"/>
+              <w:rPr>
+                <w:sz w:val="21"/>
+                <w:szCs w:val="21"/>
+              </w:rPr>
+            </w:pPr>
+            <w:r>
+              <w:rPr>
+                <w:sz w:val="21"/>
+                <w:szCs w:val="21"/>
+              </w:rPr>
+              <w:t xml:space="preserve">[7] DEBENEDETTI E, SHUMAILOV I, FAN T, et al. Defeating Prompt Injections by </w:t>
+            </w:r>
+            <w:proofErr w:type="gramStart"/>
+            <w:r>
+              <w:rPr>
+                <w:sz w:val="21"/>
+                <w:szCs w:val="21"/>
+              </w:rPr>
+              <w:t>Design[</w:t>
+            </w:r>
+            <w:proofErr w:type="gramEnd"/>
+            <w:r>
+              <w:rPr>
+                <w:sz w:val="21"/>
+                <w:szCs w:val="21"/>
+              </w:rPr>
+              <w:t>EB/OL]. arXiv:2503.18813, 2025.</w:t>
+            </w:r>
+          </w:p>
+          <w:p>
+            <w:pPr>
+              <w:jc w:val="left"/>
+              <w:rPr>
+                <w:sz w:val="21"/>
+                <w:szCs w:val="21"/>
+              </w:rPr>
+            </w:pPr>
+            <w:r>
+              <w:rPr>
+                <w:sz w:val="21"/>
+                <w:szCs w:val="21"/>
+              </w:rPr>
+              <w:t xml:space="preserve">[8] HE Y, ZHU H, LI Y, et al. </w:t>
+            </w:r>
+            <w:proofErr w:type="spellStart"/>
+            <w:r>
+              <w:rPr>
+                <w:sz w:val="21"/>
+                <w:szCs w:val="21"/>
+              </w:rPr>
+              <w:t>AttriGuard</w:t>
+            </w:r>
+            <w:proofErr w:type="spellEnd"/>
+            <w:r>
+              <w:rPr>
+                <w:sz w:val="21"/>
+                <w:szCs w:val="21"/>
+              </w:rPr>
+              <w:t xml:space="preserve">: Defeating Indirect Prompt Injection in LLM Agents via Causal Attribution of Tool </w:t>
+            </w:r>
+            <w:proofErr w:type="gramStart"/>
+            <w:r>
+              <w:rPr>
+                <w:sz w:val="21"/>
+                <w:szCs w:val="21"/>
+              </w:rPr>
+              <w:t>Invocations[</w:t>
+            </w:r>
+            <w:proofErr w:type="gramEnd"/>
+            <w:r>
+              <w:rPr>
+                <w:sz w:val="21"/>
+                <w:szCs w:val="21"/>
+              </w:rPr>
+              <w:t>EB/OL]. arXiv:2603.10749, 2026.</w:t>
+            </w:r>
+          </w:p>
+          <w:p>
+            <w:pPr>
+              <w:jc w:val="left"/>
+              <w:rPr>
+                <w:sz w:val="21"/>
+                <w:szCs w:val="21"/>
+              </w:rPr>
+            </w:pPr>
+            <w:r>
+              <w:rPr>
+                <w:sz w:val="21"/>
+                <w:szCs w:val="21"/>
+              </w:rPr>
+              <w:t xml:space="preserve">[9] LIN X, ZHANG J, DENG G, et al. </w:t>
+            </w:r>
+            <w:proofErr w:type="spellStart"/>
+            <w:r>
+              <w:rPr>
+                <w:sz w:val="21"/>
+                <w:szCs w:val="21"/>
+              </w:rPr>
+              <w:t>IRCopilot</w:t>
+            </w:r>
+            <w:proofErr w:type="spellEnd"/>
+            <w:r>
+              <w:rPr>
+                <w:sz w:val="21"/>
+                <w:szCs w:val="21"/>
+              </w:rPr>
+              <w:t xml:space="preserve">: Automated Incident Response with Large Language </w:t>
+            </w:r>
+            <w:proofErr w:type="gramStart"/>
+            <w:r>
+              <w:rPr>
+                <w:sz w:val="21"/>
+                <w:szCs w:val="21"/>
+              </w:rPr>
+              <w:t>Models[</w:t>
+            </w:r>
+            <w:proofErr w:type="gramEnd"/>
+            <w:r>
+              <w:rPr>
+                <w:sz w:val="21"/>
+                <w:szCs w:val="21"/>
+              </w:rPr>
+              <w:t>EB/OL]. arXiv:2505.20945, 2025.</w:t>
+            </w:r>
+          </w:p>
+          <w:p>
+            <w:pPr>
+              <w:jc w:val="left"/>
+              <w:rPr>
+                <w:sz w:val="21"/>
+                <w:szCs w:val="21"/>
+              </w:rPr>
+            </w:pPr>
+            <w:r>
+              <w:rPr>
+                <w:sz w:val="21"/>
+                <w:szCs w:val="21"/>
+              </w:rPr>
+              <w:t>[10] NELSON A, REKHI S, SOUPPAYA M, et al. Incident Response Recommendations and Considerations for Cybersecurity Risk Management: A CSF 2.0 Community Profile[R]. NIST SP 800-61 Rev. 3, 2025.</w:t>
+            </w:r>
+          </w:p>
+          <w:p>
+            <w:pPr>
+              <w:rPr>
+                <w:b/>
+                <w:bCs/>
+                <w:sz w:val="30"/>
+                <w:szCs w:val="30"/>
+              </w:rPr>
+            </w:pPr>
+            <w:r>
+              <w:rPr>
+                <w:rFonts w:hint="eastAsia"/>
+                <w:b/>
+                <w:bCs/>
+                <w:sz w:val="30"/>
+                <w:szCs w:val="30"/>
+              </w:rPr>
+              <w:t>6.</w:t>
+            </w:r>
+            <w:r>
+              <w:rPr>
+                <w:rFonts w:hint="eastAsia"/>
+                <w:b/>
+                <w:bCs/>
+                <w:sz w:val="30"/>
+                <w:szCs w:val="30"/>
+              </w:rPr>
+              <w:t>前期研究基础、本课题在课题负责人所在单位的实践情况及条件保障</w:t>
+            </w:r>
+          </w:p>
+          <w:p>
+            <w:pPr>
+              <w:spacing w:line="560" w:lineRule="exact"/>
+              <w:ind w:firstLineChars="200" w:firstLine="562"/>
+              <w:jc w:val="left"/>
+              <w:rPr>
+                <w:b/>
+                <w:bCs/>
+                <w:sz w:val="28"/>
+                <w:szCs w:val="28"/>
+              </w:rPr>
+            </w:pPr>
+            <w:r>
+              <w:rPr>
+                <w:rFonts w:hint="eastAsia"/>
+                <w:b/>
+                <w:bCs/>
+                <w:sz w:val="28"/>
+                <w:szCs w:val="28"/>
+              </w:rPr>
+              <w:t>（一）前期研究基础</w:t>
+            </w:r>
+          </w:p>
+          <w:p>
+            <w:pPr>
+              <w:spacing w:line="560" w:lineRule="exact"/>
               <w:ind w:firstLineChars="200" w:firstLine="560"/>
-              <w:rPr>
-                <w:sz w:val="28"/>
-                <w:szCs w:val="28"/>
-              </w:rPr>
-            </w:pPr>
-            <w:r>
-              <w:rPr>
-                <w:sz w:val="28"/>
-                <w:szCs w:val="28"/>
-              </w:rPr>
-              <w:t>研究由申请人独立实施，采用离线事件包和自动化检查器控制工作量。拟申请使用深圳大学信息中心现有安全设备及隔离环境，以单位审批为准。优先使用公开、合成及隔离环境自产数据；校内数据须审批，并落实最小化采集、去标识化、访问控制和审计。高影响响应仅在沙箱模拟，不连接生产控制接口，不建设完整安全运营平台。</w:t>
+              <w:jc w:val="left"/>
+              <w:rPr>
+                <w:sz w:val="28"/>
+                <w:szCs w:val="28"/>
+              </w:rPr>
+            </w:pPr>
+            <w:r>
+              <w:rPr>
+                <w:rFonts w:hint="eastAsia"/>
+                <w:sz w:val="28"/>
+                <w:szCs w:val="28"/>
+              </w:rPr>
+              <w:t>目前</w:t>
+            </w:r>
+            <w:r>
+              <w:rPr>
+                <w:rFonts w:hint="eastAsia"/>
+                <w:sz w:val="28"/>
+                <w:szCs w:val="28"/>
+              </w:rPr>
+              <w:t>已开展大模型安全与网络运营研究的系统性文献调研，涉及提示注入</w:t>
+            </w:r>
+            <w:r>
+              <w:rPr>
+                <w:rFonts w:hint="eastAsia"/>
+                <w:sz w:val="28"/>
+                <w:szCs w:val="28"/>
+                <w:vertAlign w:val="superscript"/>
+              </w:rPr>
+              <w:t>[1]</w:t>
+            </w:r>
+            <w:r>
+              <w:rPr>
+                <w:rFonts w:hint="eastAsia"/>
+                <w:sz w:val="28"/>
+                <w:szCs w:val="28"/>
+              </w:rPr>
+              <w:t>、智能体评测</w:t>
+            </w:r>
+            <w:r>
+              <w:rPr>
+                <w:rFonts w:hint="eastAsia"/>
+                <w:sz w:val="28"/>
+                <w:szCs w:val="28"/>
+                <w:vertAlign w:val="superscript"/>
+              </w:rPr>
+              <w:t>[3]</w:t>
+            </w:r>
+            <w:r>
+              <w:rPr>
+                <w:rFonts w:hint="eastAsia"/>
+                <w:sz w:val="28"/>
+                <w:szCs w:val="28"/>
+              </w:rPr>
+              <w:t>和动态防御</w:t>
+            </w:r>
+            <w:r>
+              <w:rPr>
+                <w:rFonts w:hint="eastAsia"/>
+                <w:sz w:val="28"/>
+                <w:szCs w:val="28"/>
+                <w:vertAlign w:val="superscript"/>
+              </w:rPr>
+              <w:t>[5-8]</w:t>
+            </w:r>
+            <w:r>
+              <w:rPr>
+                <w:rFonts w:hint="eastAsia"/>
+                <w:sz w:val="28"/>
+                <w:szCs w:val="28"/>
+              </w:rPr>
+              <w:t>；据此</w:t>
+            </w:r>
+            <w:proofErr w:type="gramStart"/>
+            <w:r>
+              <w:rPr>
+                <w:rFonts w:hint="eastAsia"/>
+                <w:sz w:val="28"/>
+                <w:szCs w:val="28"/>
+              </w:rPr>
+              <w:t>界定沙</w:t>
+            </w:r>
+            <w:proofErr w:type="gramEnd"/>
+            <w:r>
+              <w:rPr>
+                <w:rFonts w:hint="eastAsia"/>
+                <w:sz w:val="28"/>
+                <w:szCs w:val="28"/>
+              </w:rPr>
+              <w:t>箱权限要求，完成双路径架构与授权描述方案，并初步设计</w:t>
+            </w:r>
+            <w:r>
+              <w:rPr>
+                <w:rFonts w:hint="eastAsia"/>
+                <w:sz w:val="28"/>
+                <w:szCs w:val="28"/>
+              </w:rPr>
+              <w:t>4</w:t>
+            </w:r>
+            <w:r>
+              <w:rPr>
+                <w:rFonts w:hint="eastAsia"/>
+                <w:sz w:val="28"/>
+                <w:szCs w:val="28"/>
+              </w:rPr>
+              <w:t>个事件模板及标签规范，为后续实验奠定基础。</w:t>
+            </w:r>
+          </w:p>
+          <w:p>
+            <w:pPr>
+              <w:spacing w:line="560" w:lineRule="exact"/>
+              <w:ind w:firstLineChars="200" w:firstLine="562"/>
+              <w:jc w:val="left"/>
+              <w:rPr>
+                <w:b/>
+                <w:bCs/>
+                <w:sz w:val="28"/>
+                <w:szCs w:val="28"/>
+              </w:rPr>
+            </w:pPr>
+            <w:r>
+              <w:rPr>
+                <w:rFonts w:hint="eastAsia"/>
+                <w:b/>
+                <w:bCs/>
+                <w:sz w:val="28"/>
+                <w:szCs w:val="28"/>
+              </w:rPr>
+              <w:t>（二）实践情况与条件保障</w:t>
+            </w:r>
+          </w:p>
+          <w:p>
+            <w:pPr>
+              <w:spacing w:line="560" w:lineRule="exact"/>
+              <w:ind w:firstLineChars="200" w:firstLine="560"/>
+              <w:jc w:val="left"/>
+              <w:rPr>
+                <w:sz w:val="28"/>
+                <w:szCs w:val="28"/>
+              </w:rPr>
+            </w:pPr>
+            <w:r>
+              <w:rPr>
+                <w:rFonts w:hint="eastAsia"/>
+                <w:sz w:val="28"/>
+                <w:szCs w:val="28"/>
+              </w:rPr>
+              <w:t>核心实验条件基本具备。数据方面，拟在隔离网络沙盘中</w:t>
+            </w:r>
+            <w:proofErr w:type="gramStart"/>
+            <w:r>
+              <w:rPr>
+                <w:rFonts w:hint="eastAsia"/>
+                <w:sz w:val="28"/>
+                <w:szCs w:val="28"/>
+              </w:rPr>
+              <w:t>生成端网联动</w:t>
+            </w:r>
+            <w:proofErr w:type="gramEnd"/>
+            <w:r>
+              <w:rPr>
+                <w:rFonts w:hint="eastAsia"/>
+                <w:sz w:val="28"/>
+                <w:szCs w:val="28"/>
+              </w:rPr>
+              <w:t>记录，并结合公开告警样式合成事件包，不采集生产环境敏感数据。测</w:t>
+            </w:r>
+            <w:r>
+              <w:rPr>
+                <w:rFonts w:hint="eastAsia"/>
+                <w:sz w:val="28"/>
+                <w:szCs w:val="28"/>
+              </w:rPr>
+              <w:lastRenderedPageBreak/>
+              <w:t>试方面，已配置沙箱隔离环境和响应动作模拟接口，操作仅限沙箱。计算方面，可通过标准</w:t>
+            </w:r>
+            <w:r>
+              <w:rPr>
+                <w:rFonts w:hint="eastAsia"/>
+                <w:sz w:val="28"/>
+                <w:szCs w:val="28"/>
+              </w:rPr>
+              <w:t>API</w:t>
+            </w:r>
+            <w:r>
+              <w:rPr>
+                <w:rFonts w:hint="eastAsia"/>
+                <w:sz w:val="28"/>
+                <w:szCs w:val="28"/>
+              </w:rPr>
+              <w:t>或本地轻量模型开展实验，并以预算约束控制运算量。</w:t>
             </w:r>
           </w:p>
         </w:tc>
@@ -7573,6 +9531,14 @@
                 <w:szCs w:val="28"/>
               </w:rPr>
             </w:pPr>
+            <w:r>
+              <w:rPr>
+                <w:rFonts w:ascii="Times New Roman Regular" w:hAnsi="Times New Roman Regular" w:cs="Times New Roman Regular" w:hint="eastAsia"/>
+                <w:sz w:val="28"/>
+                <w:szCs w:val="28"/>
+              </w:rPr>
+              <w:t>1000</w:t>
+            </w:r>
           </w:p>
         </w:tc>
         <w:tc>
@@ -7638,6 +9604,14 @@
                 <w:szCs w:val="28"/>
               </w:rPr>
             </w:pPr>
+            <w:r>
+              <w:rPr>
+                <w:rFonts w:ascii="Times New Roman Regular" w:hAnsi="Times New Roman Regular" w:cs="Times New Roman Regular" w:hint="eastAsia"/>
+                <w:sz w:val="28"/>
+                <w:szCs w:val="28"/>
+              </w:rPr>
+              <w:t>1000</w:t>
+            </w:r>
           </w:p>
         </w:tc>
       </w:tr>
@@ -7710,6 +9684,14 @@
                 <w:szCs w:val="28"/>
               </w:rPr>
             </w:pPr>
+            <w:r>
+              <w:rPr>
+                <w:rFonts w:ascii="Times New Roman Regular" w:hAnsi="Times New Roman Regular" w:cs="Times New Roman Regular" w:hint="eastAsia"/>
+                <w:sz w:val="28"/>
+                <w:szCs w:val="28"/>
+              </w:rPr>
+              <w:t>2000</w:t>
+            </w:r>
           </w:p>
         </w:tc>
         <w:tc>
@@ -7775,6 +9757,14 @@
                 <w:szCs w:val="28"/>
               </w:rPr>
             </w:pPr>
+            <w:r>
+              <w:rPr>
+                <w:rFonts w:ascii="Times New Roman Regular" w:hAnsi="Times New Roman Regular" w:cs="Times New Roman Regular" w:hint="eastAsia"/>
+                <w:sz w:val="28"/>
+                <w:szCs w:val="28"/>
+              </w:rPr>
+              <w:t>500</w:t>
+            </w:r>
           </w:p>
         </w:tc>
       </w:tr>
@@ -7863,6 +9853,14 @@
                 <w:szCs w:val="28"/>
               </w:rPr>
             </w:pPr>
+            <w:r>
+              <w:rPr>
+                <w:rFonts w:ascii="Times New Roman Regular" w:hAnsi="Times New Roman Regular" w:cs="Times New Roman Regular" w:hint="eastAsia"/>
+                <w:sz w:val="28"/>
+                <w:szCs w:val="28"/>
+              </w:rPr>
+              <w:t>3000</w:t>
+            </w:r>
           </w:p>
         </w:tc>
         <w:tc>
@@ -8000,6 +9998,14 @@
                 <w:szCs w:val="28"/>
               </w:rPr>
             </w:pPr>
+            <w:r>
+              <w:rPr>
+                <w:rFonts w:ascii="Times New Roman Regular" w:hAnsi="Times New Roman Regular" w:cs="Times New Roman Regular" w:hint="eastAsia"/>
+                <w:sz w:val="28"/>
+                <w:szCs w:val="28"/>
+              </w:rPr>
+              <w:t>2000</w:t>
+            </w:r>
           </w:p>
         </w:tc>
         <w:tc>
@@ -8065,6 +10071,14 @@
                 <w:szCs w:val="28"/>
               </w:rPr>
             </w:pPr>
+            <w:r>
+              <w:rPr>
+                <w:rFonts w:ascii="Times New Roman Regular" w:hAnsi="Times New Roman Regular" w:cs="Times New Roman Regular" w:hint="eastAsia"/>
+                <w:sz w:val="28"/>
+                <w:szCs w:val="28"/>
+              </w:rPr>
+              <w:t>9500</w:t>
+            </w:r>
           </w:p>
         </w:tc>
       </w:tr>
@@ -8137,6 +10151,14 @@
                 <w:szCs w:val="28"/>
               </w:rPr>
             </w:pPr>
+            <w:r>
+              <w:rPr>
+                <w:rFonts w:ascii="Times New Roman Regular" w:hAnsi="Times New Roman Regular" w:cs="Times New Roman Regular" w:hint="eastAsia"/>
+                <w:sz w:val="28"/>
+                <w:szCs w:val="28"/>
+              </w:rPr>
+              <w:t>1000</w:t>
+            </w:r>
           </w:p>
         </w:tc>
         <w:tc>
@@ -8173,7 +10195,25 @@
                 <w:sz w:val="28"/>
                 <w:szCs w:val="28"/>
               </w:rPr>
-              <w:t xml:space="preserve">                 </w:t>
+              <w:t xml:space="preserve">               </w:t>
+            </w:r>
+            <w:r>
+              <w:rPr>
+                <w:rFonts w:ascii="Times New Roman Regular" w:hAnsi="Times New Roman Regular" w:cs="Times New Roman Regular" w:hint="eastAsia"/>
+                <w:sz w:val="28"/>
+                <w:szCs w:val="28"/>
+              </w:rPr>
+              <w:t>20000</w:t>
+            </w:r>
+            <w:r>
+              <w:rPr>
+                <w:rFonts w:ascii="Times New Roman Regular" w:hAnsi="Times New Roman Regular" w:cs="Times New Roman Regular"/>
+                <w:b/>
+                <w:bCs/>
+                <w:sz w:val="28"/>
+                <w:szCs w:val="28"/>
+              </w:rPr>
+              <w:t xml:space="preserve"> </w:t>
             </w:r>
             <w:r>
               <w:rPr>
@@ -8490,7 +10530,7 @@
                 <w:sz w:val="28"/>
                 <w:szCs w:val="28"/>
               </w:rPr>
-              <w:t xml:space="preserve">                                     </w:t>
+              <w:t xml:space="preserve">                                  </w:t>
             </w:r>
             <w:r>
               <w:rPr>
@@ -9603,7 +11643,7 @@
   <w:style w:type="paragraph" w:default="1" w:styleId="a">
     <w:name w:val="Normal"/>
     <w:qFormat/>
-    <w:rsid w:val="00AE1DC0"/>
+    <w:rsid w:val="00961E73"/>
     <w:pPr>
       <w:widowControl w:val="0"/>
       <w:jc w:val="both"/>
@@ -9874,6 +11914,16 @@
       <w:sz w:val="32"/>
       <w:szCs w:val="32"/>
     </w:rPr>
+  </w:style>
+  <w:style w:type="paragraph" w:styleId="af0">
+    <w:name w:val="List Paragraph"/>
+    <w:basedOn w:val="a"/>
+    <w:uiPriority w:val="99"/>
+    <w:unhideWhenUsed/>
+    <w:rsid w:val="00636BAF"/>
+    <w:pPr>
+      <w:ind w:firstLineChars="200" w:firstLine="420"/>
+    </w:pPr>
   </w:style>
 </w:styles>
 </file>
